--- a/report/docx/课程设计报告.docx
+++ b/report/docx/课程设计报告.docx
@@ -1,7 +1,676 @@
 
 <file path=word/document.xml><?xml version="1.0" encoding="utf-8"?>
-<w:document xmlns:w="http://schemas.openxmlformats.org/wordprocessingml/2006/main" xmlns:m="http://schemas.openxmlformats.org/officeDocument/2006/math" xmlns:r="http://schemas.openxmlformats.org/officeDocument/2006/relationships" xmlns:o="urn:schemas-microsoft-com:office:office" xmlns:v="urn:schemas-microsoft-com:vml" xmlns:w10="urn:schemas-microsoft-com:office:word" xmlns:a="http://schemas.openxmlformats.org/drawingml/2006/main" xmlns:pic="http://schemas.openxmlformats.org/drawingml/2006/picture" xmlns:wp="http://schemas.openxmlformats.org/drawingml/2006/wordprocessingDrawing">
+<w:document xmlns:o="urn:schemas-microsoft-com:office:office" xmlns:r="http://schemas.openxmlformats.org/officeDocument/2006/relationships" xmlns:v="urn:schemas-microsoft-com:vml" xmlns:w="http://schemas.openxmlformats.org/wordprocessingml/2006/main" xmlns:w10="urn:schemas-microsoft-com:office:word" xmlns:wp="http://schemas.openxmlformats.org/drawingml/2006/wordprocessingDrawing" xmlns:wps="http://schemas.microsoft.com/office/word/2010/wordprocessingShape" xmlns:wpg="http://schemas.microsoft.com/office/word/2010/wordprocessingGroup" xmlns:mc="http://schemas.openxmlformats.org/markup-compatibility/2006" xmlns:wp14="http://schemas.microsoft.com/office/word/2010/wordprocessingDrawing" xmlns:w14="http://schemas.microsoft.com/office/word/2010/wordml" xmlns:w15="http://schemas.microsoft.com/office/word/2012/wordml" mc:Ignorable="w14 wp14 w15">
   <w:body>
+    <w:p>
+      <w:pPr>
+        <w:pStyle w:val="Normal"/>
+        <w:snapToGrid w:val="false"/>
+        <w:spacing w:before="0" w:after="468"/>
+        <w:ind w:hanging="0"/>
+        <w:contextualSpacing/>
+        <w:jc w:val="center"/>
+        <w:rPr>
+          <w:b/>
+          <w:b/>
+          <w:bCs/>
+          <w:sz w:val="28"/>
+          <w:szCs w:val="28"/>
+        </w:rPr>
+      </w:pPr>
+      <w:r>
+        <w:rPr/>
+      </w:r>
+    </w:p>
+    <w:p>
+      <w:pPr>
+        <w:pStyle w:val="Normal"/>
+        <w:snapToGrid w:val="false"/>
+        <w:spacing w:before="0" w:after="0"/>
+        <w:ind w:firstLine="961"/>
+        <w:contextualSpacing/>
+        <w:jc w:val="center"/>
+        <w:rPr>
+          <w:rFonts w:eastAsia="华文中宋"/>
+          <w:b/>
+          <w:b/>
+          <w:bCs/>
+          <w:sz w:val="48"/>
+        </w:rPr>
+      </w:pPr>
+      <w:r>
+        <w:rPr>
+          <w:rFonts w:eastAsia="华文中宋"/>
+          <w:b/>
+          <w:bCs/>
+          <w:sz w:val="48"/>
+        </w:rPr>
+      </w:r>
+    </w:p>
+    <w:p>
+      <w:pPr>
+        <w:pStyle w:val="Normal"/>
+        <w:snapToGrid w:val="false"/>
+        <w:spacing w:before="0" w:after="0"/>
+        <w:ind w:firstLine="961"/>
+        <w:contextualSpacing/>
+        <w:jc w:val="center"/>
+        <w:rPr>
+          <w:rFonts w:eastAsia="华文中宋"/>
+          <w:b/>
+          <w:b/>
+          <w:bCs/>
+          <w:sz w:val="48"/>
+        </w:rPr>
+      </w:pPr>
+      <w:r>
+        <w:rPr>
+          <w:rFonts w:eastAsia="华文中宋"/>
+          <w:b/>
+          <w:bCs/>
+          <w:sz w:val="48"/>
+        </w:rPr>
+      </w:r>
+    </w:p>
+    <w:p>
+      <w:pPr>
+        <w:pStyle w:val="Normal"/>
+        <w:snapToGrid w:val="false"/>
+        <w:spacing w:before="0" w:after="0"/>
+        <w:ind w:firstLine="961"/>
+        <w:contextualSpacing/>
+        <w:jc w:val="center"/>
+        <w:rPr>
+          <w:rFonts w:eastAsia="华文中宋"/>
+          <w:b/>
+          <w:b/>
+          <w:bCs/>
+          <w:sz w:val="48"/>
+        </w:rPr>
+      </w:pPr>
+      <w:r>
+        <w:rPr>
+          <w:rFonts w:eastAsia="华文中宋"/>
+          <w:b/>
+          <w:bCs/>
+          <w:sz w:val="48"/>
+        </w:rPr>
+      </w:r>
+    </w:p>
+    <w:p>
+      <w:pPr>
+        <w:pStyle w:val="Normal"/>
+        <w:snapToGrid w:val="false"/>
+        <w:spacing w:before="0" w:after="0"/>
+        <w:ind w:firstLine="961"/>
+        <w:contextualSpacing/>
+        <w:jc w:val="center"/>
+        <w:rPr>
+          <w:rFonts w:eastAsia="华文中宋"/>
+          <w:b/>
+          <w:b/>
+          <w:bCs/>
+          <w:sz w:val="48"/>
+        </w:rPr>
+      </w:pPr>
+      <w:r>
+        <w:rPr>
+          <w:rFonts w:eastAsia="华文中宋"/>
+          <w:b/>
+          <w:bCs/>
+          <w:sz w:val="48"/>
+        </w:rPr>
+      </w:r>
+    </w:p>
+    <w:p>
+      <w:pPr>
+        <w:pStyle w:val="Normal"/>
+        <w:snapToGrid w:val="false"/>
+        <w:spacing w:before="0" w:after="0"/>
+        <w:ind w:firstLine="961"/>
+        <w:contextualSpacing/>
+        <w:jc w:val="center"/>
+        <w:rPr>
+          <w:rFonts w:eastAsia="华文中宋"/>
+          <w:b/>
+          <w:b/>
+          <w:bCs/>
+          <w:sz w:val="48"/>
+        </w:rPr>
+      </w:pPr>
+      <w:r>
+        <w:rPr>
+          <w:rFonts w:eastAsia="华文中宋"/>
+          <w:b/>
+          <w:bCs/>
+          <w:sz w:val="48"/>
+        </w:rPr>
+      </w:r>
+    </w:p>
+    <w:p>
+      <w:pPr>
+        <w:pStyle w:val="Normal"/>
+        <w:snapToGrid w:val="false"/>
+        <w:spacing w:before="0" w:after="0"/>
+        <w:ind w:firstLine="961"/>
+        <w:contextualSpacing/>
+        <w:jc w:val="center"/>
+        <w:rPr>
+          <w:rFonts w:eastAsia="华文中宋"/>
+          <w:b/>
+          <w:b/>
+          <w:bCs/>
+          <w:sz w:val="48"/>
+        </w:rPr>
+      </w:pPr>
+      <w:r>
+        <w:rPr>
+          <w:rFonts w:eastAsia="华文中宋"/>
+          <w:b/>
+          <w:bCs/>
+          <w:sz w:val="48"/>
+        </w:rPr>
+        <w:t>中 国 矿 业 大 学</w:t>
+      </w:r>
+    </w:p>
+    <w:p>
+      <w:pPr>
+        <w:pStyle w:val="Normal"/>
+        <w:snapToGrid w:val="false"/>
+        <w:spacing w:before="0" w:after="0"/>
+        <w:ind w:firstLine="964"/>
+        <w:contextualSpacing/>
+        <w:jc w:val="center"/>
+        <w:rPr>
+          <w:b/>
+          <w:b/>
+          <w:bCs/>
+          <w:sz w:val="48"/>
+        </w:rPr>
+      </w:pPr>
+      <w:r>
+        <w:rPr>
+          <w:b/>
+          <w:bCs/>
+          <w:sz w:val="48"/>
+        </w:rPr>
+      </w:r>
+    </w:p>
+    <w:p>
+      <w:pPr>
+        <w:pStyle w:val="Normal"/>
+        <w:snapToGrid w:val="false"/>
+        <w:spacing w:before="0" w:after="0"/>
+        <w:ind w:firstLine="904"/>
+        <w:contextualSpacing/>
+        <w:rPr>
+          <w:rFonts w:ascii="Arial" w:hAnsi="Arial" w:eastAsia="黑体" w:cs="Arial"/>
+          <w:b/>
+          <w:b/>
+          <w:bCs/>
+          <w:sz w:val="36"/>
+          <w:szCs w:val="36"/>
+        </w:rPr>
+      </w:pPr>
+      <w:r>
+        <w:rPr>
+          <w:rFonts w:eastAsia="黑体" w:cs="Arial" w:ascii="Arial" w:hAnsi="Arial"/>
+          <w:b/>
+          <w:bCs/>
+          <w:sz w:val="36"/>
+          <w:szCs w:val="36"/>
+          <w:u w:val="single"/>
+        </w:rPr>
+        <w:t xml:space="preserve">  </w:t>
+      </w:r>
+      <w:r>
+        <w:rPr>
+          <w:rFonts w:eastAsia="黑体" w:cs="Arial" w:ascii="Arial" w:hAnsi="Arial"/>
+          <w:b/>
+          <w:bCs/>
+          <w:sz w:val="36"/>
+          <w:szCs w:val="36"/>
+          <w:u w:val="single"/>
+        </w:rPr>
+        <w:t>2025</w:t>
+      </w:r>
+      <w:r>
+        <w:rPr>
+          <w:rFonts w:eastAsia="黑体" w:cs="Arial" w:ascii="Arial" w:hAnsi="Arial"/>
+          <w:b/>
+          <w:bCs/>
+          <w:sz w:val="36"/>
+          <w:szCs w:val="36"/>
+          <w:u w:val="single"/>
+        </w:rPr>
+        <w:t xml:space="preserve">   </w:t>
+      </w:r>
+      <w:r>
+        <w:rPr>
+          <w:rFonts w:ascii="Arial" w:hAnsi="Arial" w:cs="Arial" w:eastAsia="黑体"/>
+          <w:b/>
+          <w:bCs/>
+          <w:sz w:val="36"/>
+          <w:szCs w:val="36"/>
+        </w:rPr>
+        <w:t>级《数据结构与算法分析》课程设计</w:t>
+      </w:r>
+    </w:p>
+    <w:p>
+      <w:pPr>
+        <w:pStyle w:val="Normal"/>
+        <w:snapToGrid w:val="false"/>
+        <w:spacing w:before="0" w:after="0"/>
+        <w:ind w:firstLine="560"/>
+        <w:contextualSpacing/>
+        <w:jc w:val="center"/>
+        <w:rPr>
+          <w:sz w:val="28"/>
+        </w:rPr>
+      </w:pPr>
+      <w:r>
+        <w:rPr>
+          <w:sz w:val="28"/>
+        </w:rPr>
+      </w:r>
+    </w:p>
+    <w:p>
+      <w:pPr>
+        <w:pStyle w:val="Normal"/>
+        <w:snapToGrid w:val="false"/>
+        <w:spacing w:before="0" w:after="0"/>
+        <w:ind w:firstLine="560"/>
+        <w:contextualSpacing/>
+        <w:jc w:val="center"/>
+        <w:rPr>
+          <w:sz w:val="28"/>
+        </w:rPr>
+      </w:pPr>
+      <w:r>
+        <w:rPr>
+          <w:sz w:val="28"/>
+        </w:rPr>
+      </w:r>
+    </w:p>
+    <w:p>
+      <w:pPr>
+        <w:pStyle w:val="Normal"/>
+        <w:snapToGrid w:val="false"/>
+        <w:spacing w:before="0" w:after="0"/>
+        <w:ind w:firstLine="560"/>
+        <w:contextualSpacing/>
+        <w:jc w:val="center"/>
+        <w:rPr>
+          <w:sz w:val="28"/>
+        </w:rPr>
+      </w:pPr>
+      <w:r>
+        <w:rPr>
+          <w:sz w:val="28"/>
+        </w:rPr>
+      </w:r>
+    </w:p>
+    <w:p>
+      <w:pPr>
+        <w:pStyle w:val="Normal"/>
+        <w:snapToGrid w:val="false"/>
+        <w:spacing w:before="0" w:after="0"/>
+        <w:ind w:firstLine="560"/>
+        <w:contextualSpacing/>
+        <w:jc w:val="center"/>
+        <w:rPr>
+          <w:sz w:val="28"/>
+        </w:rPr>
+      </w:pPr>
+      <w:r>
+        <w:rPr>
+          <w:sz w:val="28"/>
+        </w:rPr>
+      </w:r>
+    </w:p>
+    <w:p>
+      <w:pPr>
+        <w:pStyle w:val="Normal"/>
+        <w:snapToGrid w:val="false"/>
+        <w:spacing w:before="0" w:after="0"/>
+        <w:ind w:firstLine="560"/>
+        <w:contextualSpacing/>
+        <w:jc w:val="center"/>
+        <w:rPr>
+          <w:sz w:val="28"/>
+        </w:rPr>
+      </w:pPr>
+      <w:r>
+        <w:rPr>
+          <w:sz w:val="28"/>
+        </w:rPr>
+      </w:r>
+    </w:p>
+    <w:p>
+      <w:pPr>
+        <w:pStyle w:val="Normal"/>
+        <w:snapToGrid w:val="false"/>
+        <w:spacing w:before="0" w:after="0"/>
+        <w:ind w:firstLine="560"/>
+        <w:contextualSpacing/>
+        <w:rPr>
+          <w:sz w:val="28"/>
+        </w:rPr>
+      </w:pPr>
+      <w:r>
+        <w:rPr>
+          <w:sz w:val="28"/>
+        </w:rPr>
+      </w:r>
+    </w:p>
+    <w:p>
+      <w:pPr>
+        <w:pStyle w:val="Normal"/>
+        <w:snapToGrid w:val="false"/>
+        <w:spacing w:lineRule="auto" w:line="480" w:before="0" w:after="0"/>
+        <w:ind w:firstLine="600"/>
+        <w:contextualSpacing/>
+        <w:rPr>
+          <w:sz w:val="30"/>
+          <w:u w:val="single"/>
+        </w:rPr>
+      </w:pPr>
+      <w:r>
+        <w:rPr>
+          <w:sz w:val="30"/>
+        </w:rPr>
+        <w:t xml:space="preserve">           </w:t>
+      </w:r>
+      <w:r>
+        <w:rPr>
+          <w:sz w:val="30"/>
+        </w:rPr>
+        <w:t>学生姓名</w:t>
+      </w:r>
+      <w:r>
+        <w:rPr>
+          <w:sz w:val="30"/>
+          <w:u w:val="single"/>
+        </w:rPr>
+        <w:t xml:space="preserve">        </w:t>
+      </w:r>
+      <w:r>
+        <w:rPr>
+          <w:sz w:val="30"/>
+          <w:u w:val="single"/>
+        </w:rPr>
+        <w:t>肖弋洋</w:t>
+      </w:r>
+      <w:r>
+        <w:rPr>
+          <w:sz w:val="30"/>
+          <w:u w:val="single"/>
+        </w:rPr>
+        <w:t xml:space="preserve">      </w:t>
+      </w:r>
+    </w:p>
+    <w:p>
+      <w:pPr>
+        <w:pStyle w:val="Normal"/>
+        <w:snapToGrid w:val="false"/>
+        <w:spacing w:lineRule="auto" w:line="480" w:before="156" w:after="156"/>
+        <w:ind w:firstLine="600"/>
+        <w:contextualSpacing/>
+        <w:rPr>
+          <w:sz w:val="30"/>
+          <w:u w:val="single"/>
+        </w:rPr>
+      </w:pPr>
+      <w:r>
+        <w:rPr>
+          <w:sz w:val="30"/>
+        </w:rPr>
+        <w:t xml:space="preserve">           </w:t>
+      </w:r>
+      <w:r>
+        <w:rPr>
+          <w:sz w:val="30"/>
+        </w:rPr>
+        <w:t>学    号</w:t>
+      </w:r>
+      <w:r>
+        <w:rPr>
+          <w:sz w:val="30"/>
+          <w:u w:val="single"/>
+        </w:rPr>
+        <w:t xml:space="preserve">    </w:t>
+      </w:r>
+      <w:r>
+        <w:rPr>
+          <w:sz w:val="30"/>
+          <w:u w:val="single"/>
+        </w:rPr>
+        <w:t>04242912</w:t>
+      </w:r>
+      <w:r>
+        <w:rPr>
+          <w:sz w:val="30"/>
+          <w:u w:val="single"/>
+        </w:rPr>
+        <w:t xml:space="preserve">                 </w:t>
+      </w:r>
+    </w:p>
+    <w:p>
+      <w:pPr>
+        <w:pStyle w:val="Normal"/>
+        <w:snapToGrid w:val="false"/>
+        <w:spacing w:lineRule="auto" w:line="480" w:before="156" w:after="156"/>
+        <w:ind w:hanging="0"/>
+        <w:contextualSpacing/>
+        <w:rPr>
+          <w:sz w:val="30"/>
+        </w:rPr>
+      </w:pPr>
+      <w:r>
+        <w:rPr>
+          <w:sz w:val="30"/>
+        </w:rPr>
+        <w:t xml:space="preserve">                   </w:t>
+      </w:r>
+      <w:r>
+        <w:rPr>
+          <w:sz w:val="30"/>
+        </w:rPr>
+        <w:t>题    目</w:t>
+      </w:r>
+      <w:r>
+        <w:rPr>
+          <w:sz w:val="30"/>
+          <w:u w:val="single"/>
+        </w:rPr>
+        <w:t xml:space="preserve">       </w:t>
+      </w:r>
+      <w:r>
+        <w:rPr>
+          <w:sz w:val="30"/>
+          <w:u w:val="single"/>
+        </w:rPr>
+        <w:t>4</w:t>
+      </w:r>
+      <w:r>
+        <w:rPr>
+          <w:sz w:val="30"/>
+          <w:u w:val="single"/>
+        </w:rPr>
+        <w:t>题</w:t>
+      </w:r>
+      <w:r>
+        <w:rPr>
+          <w:sz w:val="30"/>
+          <w:u w:val="single"/>
+        </w:rPr>
+        <w:t xml:space="preserve">            </w:t>
+      </w:r>
+    </w:p>
+    <w:p>
+      <w:pPr>
+        <w:pStyle w:val="Normal"/>
+        <w:snapToGrid w:val="false"/>
+        <w:spacing w:before="0" w:after="0"/>
+        <w:ind w:firstLine="600"/>
+        <w:contextualSpacing/>
+        <w:rPr>
+          <w:sz w:val="30"/>
+        </w:rPr>
+      </w:pPr>
+      <w:r>
+        <w:rPr>
+          <w:sz w:val="30"/>
+        </w:rPr>
+        <w:t xml:space="preserve">      </w:t>
+      </w:r>
+    </w:p>
+    <w:p>
+      <w:pPr>
+        <w:pStyle w:val="Normal"/>
+        <w:snapToGrid w:val="false"/>
+        <w:spacing w:before="0" w:after="0"/>
+        <w:ind w:firstLine="600"/>
+        <w:contextualSpacing/>
+        <w:rPr>
+          <w:sz w:val="30"/>
+        </w:rPr>
+      </w:pPr>
+      <w:r>
+        <w:rPr>
+          <w:sz w:val="30"/>
+        </w:rPr>
+      </w:r>
+    </w:p>
+    <w:p>
+      <w:pPr>
+        <w:pStyle w:val="Normal"/>
+        <w:snapToGrid w:val="false"/>
+        <w:spacing w:before="0" w:after="0"/>
+        <w:ind w:firstLine="600"/>
+        <w:contextualSpacing/>
+        <w:rPr>
+          <w:sz w:val="30"/>
+        </w:rPr>
+      </w:pPr>
+      <w:r>
+        <w:rPr>
+          <w:sz w:val="30"/>
+        </w:rPr>
+      </w:r>
+    </w:p>
+    <w:p>
+      <w:pPr>
+        <w:pStyle w:val="Normal"/>
+        <w:snapToGrid w:val="false"/>
+        <w:spacing w:before="0" w:after="0"/>
+        <w:ind w:firstLine="600"/>
+        <w:contextualSpacing/>
+        <w:rPr>
+          <w:sz w:val="30"/>
+        </w:rPr>
+      </w:pPr>
+      <w:r>
+        <w:rPr>
+          <w:sz w:val="30"/>
+        </w:rPr>
+      </w:r>
+    </w:p>
+    <w:p>
+      <w:pPr>
+        <w:pStyle w:val="Normal"/>
+        <w:snapToGrid w:val="false"/>
+        <w:spacing w:before="0" w:after="0"/>
+        <w:ind w:firstLine="2520"/>
+        <w:contextualSpacing/>
+        <w:rPr>
+          <w:bCs/>
+          <w:spacing w:val="20"/>
+          <w:sz w:val="32"/>
+        </w:rPr>
+      </w:pPr>
+      <w:r>
+        <w:rPr>
+          <w:bCs/>
+          <w:spacing w:val="20"/>
+          <w:sz w:val="32"/>
+        </w:rPr>
+        <w:t xml:space="preserve">中国矿业大学信控学院 </w:t>
+      </w:r>
+    </w:p>
+    <w:p>
+      <w:pPr>
+        <w:pStyle w:val="Normal"/>
+        <w:snapToGrid w:val="false"/>
+        <w:spacing w:before="0" w:after="0"/>
+        <w:ind w:firstLine="2880"/>
+        <w:contextualSpacing/>
+        <w:rPr>
+          <w:bCs/>
+          <w:spacing w:val="20"/>
+          <w:sz w:val="32"/>
+        </w:rPr>
+      </w:pPr>
+      <w:r>
+        <w:rPr>
+          <w:bCs/>
+          <w:spacing w:val="20"/>
+          <w:sz w:val="32"/>
+        </w:rPr>
+        <w:t>二</w:t>
+      </w:r>
+      <w:r>
+        <w:rPr>
+          <w:bCs/>
+          <w:spacing w:val="20"/>
+          <w:sz w:val="32"/>
+        </w:rPr>
+        <w:t>0</w:t>
+      </w:r>
+      <w:r>
+        <w:rPr>
+          <w:bCs/>
+          <w:spacing w:val="20"/>
+          <w:sz w:val="32"/>
+        </w:rPr>
+        <w:t>二</w:t>
+      </w:r>
+      <w:r>
+        <w:rPr>
+          <w:bCs/>
+          <w:spacing w:val="20"/>
+          <w:sz w:val="32"/>
+        </w:rPr>
+        <w:t>6</w:t>
+      </w:r>
+      <w:r>
+        <w:rPr>
+          <w:bCs/>
+          <w:spacing w:val="20"/>
+          <w:sz w:val="32"/>
+        </w:rPr>
+        <w:t>年十月</w:t>
+      </w:r>
+    </w:p>
+    <w:p>
+      <w:r>
+        <w:br w:type="page"/>
+      </w:r>
+    </w:p>
+    <w:sectPr>
+      <w:headerReference w:type="even" r:id="rId2"/>
+      <w:headerReference w:type="default" r:id="rId3"/>
+      <w:headerReference w:type="first" r:id="rId4"/>
+      <w:footerReference w:type="even" r:id="rId5"/>
+      <w:footerReference w:type="default" r:id="rId6"/>
+      <w:footerReference w:type="first" r:id="rId7"/>
+      <w:type w:val="nextPage"/>
+      <w:pgSz w:w="11906" w:h="16838"/>
+      <w:pgMar w:left="1800" w:right="1800" w:gutter="0" w:header="851" w:top="1440" w:footer="992" w:bottom="1440"/>
+      <w:pgNumType w:fmt="decimal"/>
+      <w:formProt w:val="false"/>
+      <w:docGrid w:type="lines" w:linePitch="312" w:charSpace="0"/>
+    </w:sectPr>
     <w:p>
       <w:pPr>
         <w:pStyle w:val="Title"/>
@@ -32,7 +701,7 @@
         <w:rPr>
           <w:rFonts w:hint="eastAsia"/>
         </w:rPr>
-        <w:t xml:space="preserve">学生姓名：肖奕扬</w:t>
+        <w:t xml:space="preserve">学生姓名：肖弋洋</w:t>
       </w:r>
     </w:p>
     <w:p>
@@ -54,7 +723,7 @@
         <w:rPr>
           <w:rFonts w:hint="eastAsia"/>
         </w:rPr>
-        <w:t xml:space="preserve">专业班级：信通24班</w:t>
+        <w:t xml:space="preserve">专业班级：电子信息工程25-02班</w:t>
       </w:r>
     </w:p>
     <w:p>
@@ -65,7 +734,7 @@
         <w:rPr>
           <w:rFonts w:hint="eastAsia"/>
         </w:rPr>
-        <w:t xml:space="preserve">指导教师：计算机科学与技术学院</w:t>
+        <w:t xml:space="preserve">学院单位：信息与控制工程学院</w:t>
       </w:r>
     </w:p>
     <w:p>
@@ -115,7 +784,7 @@
         <w:t xml:space="preserve">系统物理场景与几何拓扑</w:t>
       </w:r>
     </w:p>
-    <w:p>
+    <w:p xmlns:m="http://schemas.openxmlformats.org/officeDocument/2006/math">
       <w:pPr>
         <w:pStyle w:val="FirstParagraph"/>
       </w:pPr>
@@ -217,7 +886,7 @@
         <w:t xml:space="preserve">）。</w:t>
       </w:r>
     </w:p>
-    <w:p>
+    <w:p xmlns:m="http://schemas.openxmlformats.org/officeDocument/2006/math">
       <w:pPr>
         <w:pStyle w:val="Compact"/>
         <w:numPr>
@@ -437,7 +1106,7 @@
         <w:t xml:space="preserve">；</w:t>
       </w:r>
     </w:p>
-    <w:p>
+    <w:p xmlns:m="http://schemas.openxmlformats.org/officeDocument/2006/math">
       <w:pPr>
         <w:pStyle w:val="Compact"/>
         <w:numPr>
@@ -649,7 +1318,7 @@
         <w:t xml:space="preserve">；</w:t>
       </w:r>
     </w:p>
-    <w:p>
+    <w:p xmlns:m="http://schemas.openxmlformats.org/officeDocument/2006/math">
       <w:pPr>
         <w:pStyle w:val="Compact"/>
         <w:numPr>
@@ -747,7 +1416,7 @@
         <w:t xml:space="preserve">），二者之间的三维直线传播距离定义为：</w:t>
       </w:r>
     </w:p>
-    <w:p>
+    <w:p xmlns:m="http://schemas.openxmlformats.org/officeDocument/2006/math">
       <w:pPr>
         <w:pStyle w:val="Compact"/>
       </w:pPr>
@@ -977,7 +1646,7 @@
         </m:oMath>
       </m:oMathPara>
     </w:p>
-    <w:p>
+    <w:p xmlns:m="http://schemas.openxmlformats.org/officeDocument/2006/math">
       <w:pPr>
         <w:pStyle w:val="Compact"/>
         <w:numPr>
@@ -1023,7 +1692,7 @@
         <w:t xml:space="preserve">：</w:t>
       </w:r>
     </w:p>
-    <w:p>
+    <w:p xmlns:m="http://schemas.openxmlformats.org/officeDocument/2006/math">
       <w:pPr>
         <w:pStyle w:val="Compact"/>
       </w:pPr>
@@ -1270,7 +1939,7 @@
         <w:t xml:space="preserve">信道模型与香农通信容量</w:t>
       </w:r>
     </w:p>
-    <w:p>
+    <w:p xmlns:m="http://schemas.openxmlformats.org/officeDocument/2006/math">
       <w:pPr>
         <w:pStyle w:val="FirstParagraph"/>
       </w:pPr>
@@ -1307,7 +1976,7 @@
         <w:t xml:space="preserve">与直线传播距离的平方成倒数关系：</w:t>
       </w:r>
     </w:p>
-    <w:p>
+    <w:p xmlns:m="http://schemas.openxmlformats.org/officeDocument/2006/math">
       <w:pPr>
         <w:pStyle w:val="BodyText"/>
       </w:pPr>
@@ -1419,7 +2088,7 @@
         </m:oMath>
       </m:oMathPara>
     </w:p>
-    <w:p>
+    <w:p xmlns:m="http://schemas.openxmlformats.org/officeDocument/2006/math">
       <w:pPr>
         <w:pStyle w:val="FirstParagraph"/>
       </w:pPr>
@@ -1462,7 +2131,7 @@
         <w:t xml:space="preserve">：</w:t>
       </w:r>
     </w:p>
-    <w:p>
+    <w:p xmlns:m="http://schemas.openxmlformats.org/officeDocument/2006/math">
       <w:pPr>
         <w:pStyle w:val="BodyText"/>
       </w:pPr>
@@ -1637,7 +2306,7 @@
         </m:oMath>
       </m:oMathPara>
     </w:p>
-    <w:p>
+    <w:p xmlns:m="http://schemas.openxmlformats.org/officeDocument/2006/math">
       <w:pPr>
         <w:pStyle w:val="FirstParagraph"/>
       </w:pPr>
@@ -1730,7 +2399,7 @@
         <w:t xml:space="preserve">课程设计任务指标</w:t>
       </w:r>
     </w:p>
-    <w:p>
+    <w:p xmlns:m="http://schemas.openxmlformats.org/officeDocument/2006/math">
       <w:pPr>
         <w:pStyle w:val="FirstParagraph"/>
       </w:pPr>
@@ -2199,7 +2868,7 @@
         <w:t xml:space="preserve">优化问题：</w:t>
       </w:r>
     </w:p>
-    <w:p>
+    <w:p xmlns:m="http://schemas.openxmlformats.org/officeDocument/2006/math">
       <w:pPr>
         <w:pStyle w:val="BodyText"/>
       </w:pPr>
@@ -2491,7 +3160,7 @@
         </m:oMath>
       </m:oMathPara>
     </w:p>
-    <w:p>
+    <w:p xmlns:m="http://schemas.openxmlformats.org/officeDocument/2006/math">
       <w:pPr>
         <w:pStyle w:val="BlockText"/>
       </w:pPr>
@@ -2706,7 +3375,7 @@
         <w:t xml:space="preserve">，即：</w:t>
       </w:r>
     </w:p>
-    <w:p>
+    <w:p xmlns:m="http://schemas.openxmlformats.org/officeDocument/2006/math">
       <w:pPr>
         <w:pStyle w:val="BlockText"/>
       </w:pPr>
@@ -2906,7 +3575,7 @@
         </m:oMath>
       </m:oMathPara>
     </w:p>
-    <w:p>
+    <w:p xmlns:m="http://schemas.openxmlformats.org/officeDocument/2006/math">
       <w:pPr>
         <w:pStyle w:val="FirstParagraph"/>
       </w:pPr>
@@ -3092,7 +3761,7 @@
         <w:t xml:space="preserve">求一阶导数：</w:t>
       </w:r>
     </w:p>
-    <w:p>
+    <w:p xmlns:m="http://schemas.openxmlformats.org/officeDocument/2006/math">
       <w:pPr>
         <w:pStyle w:val="BodyText"/>
       </w:pPr>
@@ -3190,7 +3859,7 @@
         </m:oMath>
       </m:oMathPara>
     </w:p>
-    <w:p>
+    <w:p xmlns:m="http://schemas.openxmlformats.org/officeDocument/2006/math">
       <w:pPr>
         <w:pStyle w:val="FirstParagraph"/>
       </w:pPr>
@@ -3465,7 +4134,7 @@
         <w:t xml:space="preserve">根据复合函数极值理论，严格单调递增变换不改变有限点集上取最大值操作的极值点与顺序：</w:t>
       </w:r>
     </w:p>
-    <w:p>
+    <w:p xmlns:m="http://schemas.openxmlformats.org/officeDocument/2006/math">
       <w:pPr>
         <w:pStyle w:val="BodyText"/>
       </w:pPr>
@@ -3664,7 +4333,7 @@
         </m:oMath>
       </m:oMathPara>
     </w:p>
-    <w:p>
+    <w:p xmlns:m="http://schemas.openxmlformats.org/officeDocument/2006/math">
       <w:pPr>
         <w:pStyle w:val="FirstParagraph"/>
       </w:pPr>
@@ -3789,7 +4458,7 @@
         <w:t xml:space="preserve">寻优极小值具有完全一致的最优解集：</w:t>
       </w:r>
     </w:p>
-    <w:p>
+    <w:p xmlns:m="http://schemas.openxmlformats.org/officeDocument/2006/math">
       <w:pPr>
         <w:pStyle w:val="BodyText"/>
       </w:pPr>
@@ -4014,7 +4683,7 @@
         <w:t xml:space="preserve">证毕。</w:t>
       </w:r>
     </w:p>
-    <w:p>
+    <w:p xmlns:m="http://schemas.openxmlformats.org/officeDocument/2006/math">
       <w:pPr>
         <w:pStyle w:val="BodyText"/>
       </w:pPr>
@@ -4181,7 +4850,7 @@
         <w:t xml:space="preserve">香农容量闭式反解与最小发射功率推导</w:t>
       </w:r>
     </w:p>
-    <w:p>
+    <w:p xmlns:m="http://schemas.openxmlformats.org/officeDocument/2006/math">
       <w:pPr>
         <w:pStyle w:val="FirstParagraph"/>
       </w:pPr>
@@ -4215,7 +4884,7 @@
         <w:t xml:space="preserve">，等式两边进行代数逆运算：</w:t>
       </w:r>
     </w:p>
-    <w:p>
+    <w:p xmlns:m="http://schemas.openxmlformats.org/officeDocument/2006/math">
       <w:pPr>
         <w:pStyle w:val="BodyText"/>
       </w:pPr>
@@ -4437,7 +5106,7 @@
         </m:oMath>
       </m:oMathPara>
     </w:p>
-    <w:p>
+    <w:p xmlns:m="http://schemas.openxmlformats.org/officeDocument/2006/math">
       <w:pPr>
         <w:pStyle w:val="FirstParagraph"/>
       </w:pPr>
@@ -4509,7 +5178,7 @@
         <w:t xml:space="preserve">代入，解出单用户理论最小发射功率闭式解：</w:t>
       </w:r>
     </w:p>
-    <w:p>
+    <w:p xmlns:m="http://schemas.openxmlformats.org/officeDocument/2006/math">
       <w:pPr>
         <w:pStyle w:val="BodyText"/>
       </w:pPr>
@@ -4762,7 +5431,7 @@
         </m:oMath>
       </m:oMathPara>
     </w:p>
-    <w:p>
+    <w:p xmlns:m="http://schemas.openxmlformats.org/officeDocument/2006/math">
       <w:pPr>
         <w:pStyle w:val="FirstParagraph"/>
       </w:pPr>
@@ -4803,7 +5472,7 @@
         <w:t xml:space="preserve">的总辐射发射功率为：</w:t>
       </w:r>
     </w:p>
-    <w:p>
+    <w:p xmlns:m="http://schemas.openxmlformats.org/officeDocument/2006/math">
       <w:pPr>
         <w:pStyle w:val="BodyText"/>
       </w:pPr>
@@ -5024,7 +5693,7 @@
         <w:t xml:space="preserve">全系统双机总发射功率为：</w:t>
       </w:r>
     </w:p>
-    <w:p>
+    <w:p xmlns:m="http://schemas.openxmlformats.org/officeDocument/2006/math">
       <w:pPr>
         <w:pStyle w:val="BodyText"/>
       </w:pPr>
@@ -5114,7 +5783,7 @@
         </m:oMath>
       </m:oMathPara>
     </w:p>
-    <w:p>
+    <w:p xmlns:m="http://schemas.openxmlformats.org/officeDocument/2006/math">
       <w:pPr>
         <w:pStyle w:val="FirstParagraph"/>
       </w:pPr>
@@ -5922,7 +6591,7 @@
         <w:t xml:space="preserve">申请节点并维护指针链接，代码精炼且无冗余；</w:t>
       </w:r>
     </w:p>
-    <w:p>
+    <w:p xmlns:m="http://schemas.openxmlformats.org/officeDocument/2006/math">
       <w:pPr>
         <w:pStyle w:val="Compact"/>
         <w:numPr>
@@ -6065,7 +6734,7 @@
         <w:t xml:space="preserve">求解器)</w:t>
       </w:r>
     </w:p>
-    <w:p>
+    <w:p xmlns:m="http://schemas.openxmlformats.org/officeDocument/2006/math">
       <w:pPr>
         <w:pStyle w:val="FirstParagraph"/>
       </w:pPr>
@@ -6190,7 +6859,7 @@
         <w:t xml:space="preserve">个非共线点（外接圆）确定。</w:t>
       </w:r>
     </w:p>
-    <w:p>
+    <w:p xmlns:m="http://schemas.openxmlformats.org/officeDocument/2006/math">
       <w:pPr>
         <w:pStyle w:val="BodyText"/>
       </w:pPr>
@@ -6495,7 +7164,7 @@
         <w:t xml:space="preserve">，排除共线点后，由解析几何闭式公式求解外接圆心与半径：</w:t>
       </w:r>
     </w:p>
-    <w:p>
+    <w:p xmlns:m="http://schemas.openxmlformats.org/officeDocument/2006/math">
       <w:pPr>
         <w:pStyle w:val="BodyText"/>
       </w:pPr>
@@ -6705,7 +7374,7 @@
         </m:oMath>
       </m:oMathPara>
     </w:p>
-    <w:p>
+    <w:p xmlns:m="http://schemas.openxmlformats.org/officeDocument/2006/math">
       <w:pPr>
         <w:pStyle w:val="FirstParagraph"/>
       </w:pPr>
@@ -7041,7 +7710,7 @@
         </m:oMath>
       </m:oMathPara>
     </w:p>
-    <w:p>
+    <w:p xmlns:m="http://schemas.openxmlformats.org/officeDocument/2006/math">
       <w:pPr>
         <w:pStyle w:val="FirstParagraph"/>
       </w:pPr>
@@ -7377,7 +8046,7 @@
         </m:oMath>
       </m:oMathPara>
     </w:p>
-    <w:p>
+    <w:p xmlns:m="http://schemas.openxmlformats.org/officeDocument/2006/math">
       <w:pPr>
         <w:pStyle w:val="FirstParagraph"/>
       </w:pPr>
@@ -7463,7 +8132,7 @@
     </w:p>
     <w:bookmarkEnd w:id="18"/>
     <w:bookmarkStart w:id="20" w:name="用户划分基线算法-k-means-k2"/>
-    <w:p>
+    <w:p xmlns:m="http://schemas.openxmlformats.org/officeDocument/2006/math">
       <w:pPr>
         <w:pStyle w:val="Heading2"/>
       </w:pPr>
@@ -7500,7 +8169,7 @@
         <w:t xml:space="preserve">)</w:t>
       </w:r>
     </w:p>
-    <w:p>
+    <w:p xmlns:m="http://schemas.openxmlformats.org/officeDocument/2006/math">
       <w:pPr>
         <w:pStyle w:val="FirstParagraph"/>
       </w:pPr>
@@ -7822,7 +8491,7 @@
         <w:t xml:space="preserve">仍将其划入该簇，导致最终覆盖圆半径被该极端点严重拉伸，形成系统覆盖瓶颈；</w:t>
       </w:r>
     </w:p>
-    <w:p>
+    <w:p xmlns:m="http://schemas.openxmlformats.org/officeDocument/2006/math">
       <w:pPr>
         <w:pStyle w:val="Compact"/>
         <w:numPr>
@@ -7953,7 +8622,7 @@
         <w:t xml:space="preserve">算法流程</w:t>
       </w:r>
     </w:p>
-    <w:p>
+    <w:p xmlns:m="http://schemas.openxmlformats.org/officeDocument/2006/math">
       <w:pPr>
         <w:pStyle w:val="Compact"/>
         <w:numPr>
@@ -8075,7 +8744,7 @@
         <w:t xml:space="preserve">：</w:t>
       </w:r>
     </w:p>
-    <w:p>
+    <w:p xmlns:m="http://schemas.openxmlformats.org/officeDocument/2006/math">
       <w:pPr>
         <w:pStyle w:val="Compact"/>
       </w:pPr>
@@ -8225,7 +8894,7 @@
         </m:oMath>
       </m:oMathPara>
     </w:p>
-    <w:p>
+    <w:p xmlns:m="http://schemas.openxmlformats.org/officeDocument/2006/math">
       <w:pPr>
         <w:pStyle w:val="Compact"/>
         <w:numPr>
@@ -8263,7 +8932,7 @@
         <w:t xml:space="preserve">；</w:t>
       </w:r>
     </w:p>
-    <w:p>
+    <w:p xmlns:m="http://schemas.openxmlformats.org/officeDocument/2006/math">
       <w:pPr>
         <w:pStyle w:val="Compact"/>
         <w:numPr>
@@ -8347,7 +9016,7 @@
         <w:t xml:space="preserve">；</w:t>
       </w:r>
     </w:p>
-    <w:p>
+    <w:p xmlns:m="http://schemas.openxmlformats.org/officeDocument/2006/math">
       <w:pPr>
         <w:pStyle w:val="Compact"/>
         <w:numPr>
@@ -8567,7 +9236,7 @@
         <w:t xml:space="preserve">接受劣解；</w:t>
       </w:r>
     </w:p>
-    <w:p>
+    <w:p xmlns:m="http://schemas.openxmlformats.org/officeDocument/2006/math">
       <w:pPr>
         <w:pStyle w:val="Compact"/>
         <w:numPr>
@@ -9315,7 +9984,7 @@
         <w:t xml:space="preserve"> 11 64-bit, GCC 14.2.0, Qt 6.8.2</w:t>
       </w:r>
     </w:p>
-    <w:p>
+    <w:p xmlns:m="http://schemas.openxmlformats.org/officeDocument/2006/math">
       <w:pPr>
         <w:pStyle w:val="Compact"/>
         <w:numPr>
@@ -13875,248 +14544,475 @@
       </w:r>
     </w:p>
     <w:bookmarkEnd w:id="35"/>
-    <w:sectPr>
-      <w:footnotePr>
-        <w:numRestart w:val="eachSect"/>
-      </w:footnotePr>
-    </w:sectPr>
   </w:body>
 </w:document>
 </file>
 
-<file path=word/comments.xml><?xml version="1.0" encoding="utf-8"?>
-<w:comments xmlns:w="http://schemas.openxmlformats.org/wordprocessingml/2006/main" xmlns:m="http://schemas.openxmlformats.org/officeDocument/2006/math" xmlns:r="http://schemas.openxmlformats.org/officeDocument/2006/relationships" xmlns:o="urn:schemas-microsoft-com:office:office" xmlns:v="urn:schemas-microsoft-com:vml" xmlns:w10="urn:schemas-microsoft-com:office:word" xmlns:a="http://schemas.openxmlformats.org/drawingml/2006/main" xmlns:pic="http://schemas.openxmlformats.org/drawingml/2006/picture" xmlns:wp="http://schemas.openxmlformats.org/drawingml/2006/wordprocessingDrawing"/>
+<file path=word/footer1.xml><?xml version="1.0" encoding="utf-8"?>
+<w:ftr xmlns:o="urn:schemas-microsoft-com:office:office" xmlns:r="http://schemas.openxmlformats.org/officeDocument/2006/relationships" xmlns:v="urn:schemas-microsoft-com:vml" xmlns:w="http://schemas.openxmlformats.org/wordprocessingml/2006/main" xmlns:w10="urn:schemas-microsoft-com:office:word" xmlns:wp="http://schemas.openxmlformats.org/drawingml/2006/wordprocessingDrawing" xmlns:wps="http://schemas.microsoft.com/office/word/2010/wordprocessingShape" xmlns:wpg="http://schemas.microsoft.com/office/word/2010/wordprocessingGroup" xmlns:mc="http://schemas.openxmlformats.org/markup-compatibility/2006" xmlns:wp14="http://schemas.microsoft.com/office/word/2010/wordprocessingDrawing" xmlns:w14="http://schemas.microsoft.com/office/word/2010/wordml" xmlns:w15="http://schemas.microsoft.com/office/word/2012/wordml" mc:Ignorable="w14 wp14 w15">
+  <w:p>
+    <w:pPr>
+      <w:pStyle w:val="Footer"/>
+      <w:ind w:firstLine="360"/>
+      <w:rPr/>
+    </w:pPr>
+    <w:r>
+      <w:rPr/>
+    </w:r>
+  </w:p>
+</w:ftr>
 </file>
 
-<file path=word/footnotes.xml><?xml version="1.0" encoding="utf-8"?>
-<w:footnotes xmlns:w="http://schemas.openxmlformats.org/wordprocessingml/2006/main" xmlns:m="http://schemas.openxmlformats.org/officeDocument/2006/math" xmlns:r="http://schemas.openxmlformats.org/officeDocument/2006/relationships" xmlns:o="urn:schemas-microsoft-com:office:office" xmlns:v="urn:schemas-microsoft-com:vml" xmlns:w10="urn:schemas-microsoft-com:office:word" xmlns:a="http://schemas.openxmlformats.org/drawingml/2006/main" xmlns:pic="http://schemas.openxmlformats.org/drawingml/2006/picture" xmlns:wp="http://schemas.openxmlformats.org/drawingml/2006/wordprocessingDrawing">
-  <w:footnote w:type="continuationSeparator" w:id="0">
-    <w:p>
-      <w:r>
-        <w:continuationSeparator/>
-      </w:r>
-    </w:p>
-  </w:footnote>
-  <w:footnote w:type="separator" w:id="-1">
-    <w:p>
-      <w:r>
-        <w:separator/>
-      </w:r>
-    </w:p>
-  </w:footnote>
-</w:footnotes>
+<file path=word/footer2.xml><?xml version="1.0" encoding="utf-8"?>
+<w:ftr xmlns:o="urn:schemas-microsoft-com:office:office" xmlns:r="http://schemas.openxmlformats.org/officeDocument/2006/relationships" xmlns:v="urn:schemas-microsoft-com:vml" xmlns:w="http://schemas.openxmlformats.org/wordprocessingml/2006/main" xmlns:w10="urn:schemas-microsoft-com:office:word" xmlns:wp="http://schemas.openxmlformats.org/drawingml/2006/wordprocessingDrawing" xmlns:wps="http://schemas.microsoft.com/office/word/2010/wordprocessingShape" xmlns:wpg="http://schemas.microsoft.com/office/word/2010/wordprocessingGroup" xmlns:mc="http://schemas.openxmlformats.org/markup-compatibility/2006" xmlns:wp14="http://schemas.microsoft.com/office/word/2010/wordprocessingDrawing" xmlns:w14="http://schemas.microsoft.com/office/word/2010/wordml" xmlns:w15="http://schemas.microsoft.com/office/word/2012/wordml" mc:Ignorable="w14 wp14 w15">
+  <w:sdt>
+    <w:sdtPr>
+      <w:docPartObj>
+        <w:docPartGallery w:val="Page Numbers (Bottom of Page)"/>
+        <w:docPartUnique w:val="true"/>
+      </w:docPartObj>
+      <w:id w:val="1124153498"/>
+    </w:sdtPr>
+    <w:sdtContent>
+      <w:p>
+        <w:pPr>
+          <w:pStyle w:val="Footer"/>
+          <w:ind w:firstLine="360"/>
+          <w:jc w:val="center"/>
+          <w:rPr/>
+        </w:pPr>
+        <w:r>
+          <w:rPr/>
+          <w:fldChar w:fldCharType="begin"/>
+        </w:r>
+        <w:r>
+          <w:rPr/>
+          <w:instrText xml:space="preserve"> PAGE </w:instrText>
+        </w:r>
+        <w:r>
+          <w:rPr/>
+          <w:fldChar w:fldCharType="separate"/>
+        </w:r>
+        <w:r>
+          <w:rPr/>
+          <w:t>1</w:t>
+        </w:r>
+        <w:r>
+          <w:rPr/>
+          <w:fldChar w:fldCharType="end"/>
+        </w:r>
+      </w:p>
+    </w:sdtContent>
+  </w:sdt>
+  <w:p>
+    <w:pPr>
+      <w:pStyle w:val="Footer"/>
+      <w:ind w:firstLine="360"/>
+      <w:rPr/>
+    </w:pPr>
+    <w:r>
+      <w:rPr/>
+    </w:r>
+  </w:p>
+</w:ftr>
+</file>
+
+<file path=word/footer3.xml><?xml version="1.0" encoding="utf-8"?>
+<w:ftr xmlns:o="urn:schemas-microsoft-com:office:office" xmlns:r="http://schemas.openxmlformats.org/officeDocument/2006/relationships" xmlns:v="urn:schemas-microsoft-com:vml" xmlns:w="http://schemas.openxmlformats.org/wordprocessingml/2006/main" xmlns:w10="urn:schemas-microsoft-com:office:word" xmlns:wp="http://schemas.openxmlformats.org/drawingml/2006/wordprocessingDrawing" xmlns:wps="http://schemas.microsoft.com/office/word/2010/wordprocessingShape" xmlns:wpg="http://schemas.microsoft.com/office/word/2010/wordprocessingGroup" xmlns:mc="http://schemas.openxmlformats.org/markup-compatibility/2006" xmlns:wp14="http://schemas.microsoft.com/office/word/2010/wordprocessingDrawing" xmlns:w14="http://schemas.microsoft.com/office/word/2010/wordml" xmlns:w15="http://schemas.microsoft.com/office/word/2012/wordml" mc:Ignorable="w14 wp14 w15">
+  <w:sdt>
+    <w:sdtPr>
+      <w:docPartObj>
+        <w:docPartGallery w:val="Page Numbers (Bottom of Page)"/>
+        <w:docPartUnique w:val="true"/>
+      </w:docPartObj>
+      <w:id w:val="580679131"/>
+    </w:sdtPr>
+    <w:sdtContent>
+      <w:p>
+        <w:pPr>
+          <w:pStyle w:val="Footer"/>
+          <w:ind w:firstLine="360"/>
+          <w:jc w:val="center"/>
+          <w:rPr/>
+        </w:pPr>
+        <w:r>
+          <w:rPr/>
+          <w:fldChar w:fldCharType="begin"/>
+        </w:r>
+        <w:r>
+          <w:rPr/>
+          <w:instrText xml:space="preserve"> PAGE </w:instrText>
+        </w:r>
+        <w:r>
+          <w:rPr/>
+          <w:fldChar w:fldCharType="separate"/>
+        </w:r>
+        <w:r>
+          <w:rPr/>
+          <w:t>1</w:t>
+        </w:r>
+        <w:r>
+          <w:rPr/>
+          <w:fldChar w:fldCharType="end"/>
+        </w:r>
+      </w:p>
+    </w:sdtContent>
+  </w:sdt>
+  <w:p>
+    <w:pPr>
+      <w:pStyle w:val="Footer"/>
+      <w:ind w:firstLine="360"/>
+      <w:rPr/>
+    </w:pPr>
+    <w:r>
+      <w:rPr/>
+    </w:r>
+  </w:p>
+</w:ftr>
+</file>
+
+<file path=word/header1.xml><?xml version="1.0" encoding="utf-8"?>
+<w:hdr xmlns:o="urn:schemas-microsoft-com:office:office" xmlns:r="http://schemas.openxmlformats.org/officeDocument/2006/relationships" xmlns:v="urn:schemas-microsoft-com:vml" xmlns:w="http://schemas.openxmlformats.org/wordprocessingml/2006/main" xmlns:w10="urn:schemas-microsoft-com:office:word" xmlns:wp="http://schemas.openxmlformats.org/drawingml/2006/wordprocessingDrawing" xmlns:wps="http://schemas.microsoft.com/office/word/2010/wordprocessingShape" xmlns:wpg="http://schemas.microsoft.com/office/word/2010/wordprocessingGroup" xmlns:mc="http://schemas.openxmlformats.org/markup-compatibility/2006" xmlns:wp14="http://schemas.microsoft.com/office/word/2010/wordprocessingDrawing" xmlns:w14="http://schemas.microsoft.com/office/word/2010/wordml" xmlns:w15="http://schemas.microsoft.com/office/word/2012/wordml" mc:Ignorable="w14 wp14 w15">
+  <w:p>
+    <w:pPr>
+      <w:pStyle w:val="Header"/>
+      <w:ind w:firstLine="360"/>
+      <w:rPr/>
+    </w:pPr>
+    <w:r>
+      <w:rPr/>
+    </w:r>
+  </w:p>
+</w:hdr>
+</file>
+
+<file path=word/header2.xml><?xml version="1.0" encoding="utf-8"?>
+<w:hdr xmlns:o="urn:schemas-microsoft-com:office:office" xmlns:r="http://schemas.openxmlformats.org/officeDocument/2006/relationships" xmlns:v="urn:schemas-microsoft-com:vml" xmlns:w="http://schemas.openxmlformats.org/wordprocessingml/2006/main" xmlns:w10="urn:schemas-microsoft-com:office:word" xmlns:wp="http://schemas.openxmlformats.org/drawingml/2006/wordprocessingDrawing" xmlns:wps="http://schemas.microsoft.com/office/word/2010/wordprocessingShape" xmlns:wpg="http://schemas.microsoft.com/office/word/2010/wordprocessingGroup" xmlns:mc="http://schemas.openxmlformats.org/markup-compatibility/2006" xmlns:wp14="http://schemas.microsoft.com/office/word/2010/wordprocessingDrawing" xmlns:w14="http://schemas.microsoft.com/office/word/2010/wordml" xmlns:w15="http://schemas.microsoft.com/office/word/2012/wordml" mc:Ignorable="w14 wp14 w15">
+  <w:p>
+    <w:pPr>
+      <w:pStyle w:val="Normal"/>
+      <w:ind w:left="480" w:hanging="0"/>
+      <w:rPr/>
+    </w:pPr>
+    <w:r>
+      <w:rPr/>
+    </w:r>
+  </w:p>
+</w:hdr>
+</file>
+
+<file path=word/header3.xml><?xml version="1.0" encoding="utf-8"?>
+<w:hdr xmlns:o="urn:schemas-microsoft-com:office:office" xmlns:r="http://schemas.openxmlformats.org/officeDocument/2006/relationships" xmlns:v="urn:schemas-microsoft-com:vml" xmlns:w="http://schemas.openxmlformats.org/wordprocessingml/2006/main" xmlns:w10="urn:schemas-microsoft-com:office:word" xmlns:wp="http://schemas.openxmlformats.org/drawingml/2006/wordprocessingDrawing" xmlns:wps="http://schemas.microsoft.com/office/word/2010/wordprocessingShape" xmlns:wpg="http://schemas.microsoft.com/office/word/2010/wordprocessingGroup" xmlns:mc="http://schemas.openxmlformats.org/markup-compatibility/2006" xmlns:wp14="http://schemas.microsoft.com/office/word/2010/wordprocessingDrawing" xmlns:w14="http://schemas.microsoft.com/office/word/2010/wordml" xmlns:w15="http://schemas.microsoft.com/office/word/2012/wordml" mc:Ignorable="w14 wp14 w15">
+  <w:p>
+    <w:pPr>
+      <w:pStyle w:val="Normal"/>
+      <w:ind w:left="480" w:hanging="0"/>
+      <w:rPr/>
+    </w:pPr>
+    <w:r>
+      <w:rPr/>
+    </w:r>
+  </w:p>
+</w:hdr>
 </file>
 
 <file path=word/numbering.xml><?xml version="1.0" encoding="utf-8"?>
-<w:numbering xmlns:w="http://schemas.openxmlformats.org/wordprocessingml/2006/main">
-  <w:abstractNum w:abstractNumId="990">
-    <w:nsid w:val="0000A990"/>
-    <w:multiLevelType w:val="multilevel"/>
-    <w:lvl w:ilvl="0">
-      <w:numFmt w:val="bullet"/>
-      <w:lvlText w:val=" "/>
-      <w:lvlJc w:val="left"/>
-      <w:pPr>
-        <w:ind w:left="720" w:hanging="360"/>
-      </w:pPr>
-    </w:lvl>
-    <w:lvl w:ilvl="1">
-      <w:numFmt w:val="bullet"/>
-      <w:lvlText w:val=" "/>
-      <w:lvlJc w:val="left"/>
-      <w:pPr>
-        <w:ind w:left="1440" w:hanging="360"/>
-      </w:pPr>
-    </w:lvl>
-    <w:lvl w:ilvl="2">
-      <w:numFmt w:val="bullet"/>
-      <w:lvlText w:val=" "/>
-      <w:lvlJc w:val="left"/>
-      <w:pPr>
-        <w:ind w:left="2160" w:hanging="360"/>
-      </w:pPr>
-    </w:lvl>
-    <w:lvl w:ilvl="3">
-      <w:numFmt w:val="bullet"/>
-      <w:lvlText w:val=" "/>
-      <w:lvlJc w:val="left"/>
-      <w:pPr>
-        <w:ind w:left="2880" w:hanging="360"/>
-      </w:pPr>
-    </w:lvl>
-    <w:lvl w:ilvl="4">
-      <w:numFmt w:val="bullet"/>
-      <w:lvlText w:val=" "/>
-      <w:lvlJc w:val="left"/>
-      <w:pPr>
-        <w:ind w:left="3600" w:hanging="360"/>
-      </w:pPr>
-    </w:lvl>
-    <w:lvl w:ilvl="5">
-      <w:numFmt w:val="bullet"/>
-      <w:lvlText w:val=" "/>
-      <w:lvlJc w:val="left"/>
-      <w:pPr>
-        <w:ind w:left="4320" w:hanging="360"/>
-      </w:pPr>
-    </w:lvl>
-    <w:lvl w:ilvl="6">
-      <w:numFmt w:val="bullet"/>
-      <w:lvlText w:val=" "/>
-      <w:lvlJc w:val="left"/>
-      <w:pPr>
-        <w:ind w:left="5040" w:hanging="360"/>
-      </w:pPr>
-    </w:lvl>
-    <w:lvl w:ilvl="7">
-      <w:numFmt w:val="bullet"/>
-      <w:lvlText w:val=" "/>
-      <w:lvlJc w:val="left"/>
-      <w:pPr>
-        <w:ind w:left="5760" w:hanging="360"/>
-      </w:pPr>
-    </w:lvl>
-    <w:lvl w:ilvl="8">
-      <w:numFmt w:val="bullet"/>
-      <w:lvlText w:val=" "/>
-      <w:lvlJc w:val="left"/>
-      <w:pPr>
-        <w:ind w:left="6480" w:hanging="360"/>
-      </w:pPr>
-    </w:lvl>
-  </w:abstractNum>
-  <w:abstractNum w:abstractNumId="991">
-    <w:nsid w:val="0000A991"/>
-    <w:multiLevelType w:val="multilevel"/>
-    <w:lvl w:ilvl="0">
-      <w:numFmt w:val="bullet"/>
-      <w:lvlText w:val=""/>
-      <w:lvlJc w:val="left"/>
-      <w:pPr>
-        <w:ind w:left="720" w:hanging="360"/>
-      </w:pPr>
-      <w:rPr>
-        <w:rFonts w:ascii="Symbol" w:hAnsi="Symbol" w:cs="Symbol" w:hint="default"/>
-      </w:rPr>
-    </w:lvl>
-    <w:lvl w:ilvl="1">
-      <w:numFmt w:val="bullet"/>
-      <w:lvlText w:val="o"/>
-      <w:lvlJc w:val="left"/>
-      <w:pPr>
-        <w:ind w:left="1440" w:hanging="360"/>
-      </w:pPr>
-      <w:rPr>
-        <w:rFonts w:ascii="Courier New" w:hAnsi="Courier New" w:cs="Courier New" w:hint="default"/>
-      </w:rPr>
-    </w:lvl>
-    <w:lvl w:ilvl="2">
-      <w:numFmt w:val="bullet"/>
-      <w:lvlText w:val=""/>
-      <w:lvlJc w:val="left"/>
-      <w:pPr>
-        <w:ind w:left="2160" w:hanging="360"/>
-      </w:pPr>
-      <w:rPr>
-        <w:rFonts w:ascii="Wingdings" w:hAnsi="Wingdings" w:cs="Wingdings" w:hint="default"/>
-      </w:rPr>
-    </w:lvl>
-    <w:lvl w:ilvl="3">
-      <w:numFmt w:val="bullet"/>
-      <w:lvlText w:val=""/>
-      <w:lvlJc w:val="left"/>
-      <w:pPr>
-        <w:ind w:left="2880" w:hanging="360"/>
-      </w:pPr>
-      <w:rPr>
-        <w:rFonts w:ascii="Symbol" w:hAnsi="Symbol" w:cs="Symbol" w:hint="default"/>
-      </w:rPr>
-    </w:lvl>
-    <w:lvl w:ilvl="4">
-      <w:numFmt w:val="bullet"/>
-      <w:lvlText w:val="o"/>
-      <w:lvlJc w:val="left"/>
-      <w:pPr>
-        <w:ind w:left="3600" w:hanging="360"/>
-      </w:pPr>
-      <w:rPr>
-        <w:rFonts w:ascii="Courier New" w:hAnsi="Courier New" w:cs="Courier New" w:hint="default"/>
-      </w:rPr>
-    </w:lvl>
-    <w:lvl w:ilvl="5">
-      <w:numFmt w:val="bullet"/>
-      <w:lvlText w:val=""/>
-      <w:lvlJc w:val="left"/>
-      <w:pPr>
-        <w:ind w:left="4320" w:hanging="360"/>
-      </w:pPr>
-      <w:rPr>
-        <w:rFonts w:ascii="Wingdings" w:hAnsi="Wingdings" w:cs="Wingdings" w:hint="default"/>
-      </w:rPr>
-    </w:lvl>
-    <w:lvl w:ilvl="6">
-      <w:numFmt w:val="bullet"/>
-      <w:lvlText w:val=""/>
-      <w:lvlJc w:val="left"/>
-      <w:pPr>
-        <w:ind w:left="5040" w:hanging="360"/>
-      </w:pPr>
-      <w:rPr>
-        <w:rFonts w:ascii="Symbol" w:hAnsi="Symbol" w:cs="Symbol" w:hint="default"/>
-      </w:rPr>
-    </w:lvl>
-    <w:lvl w:ilvl="7">
-      <w:numFmt w:val="bullet"/>
-      <w:lvlText w:val="o"/>
-      <w:lvlJc w:val="left"/>
-      <w:pPr>
-        <w:ind w:left="5760" w:hanging="360"/>
-      </w:pPr>
-      <w:rPr>
-        <w:rFonts w:ascii="Courier New" w:hAnsi="Courier New" w:cs="Courier New" w:hint="default"/>
-      </w:rPr>
-    </w:lvl>
-    <w:lvl w:ilvl="8">
-      <w:numFmt w:val="bullet"/>
-      <w:lvlText w:val=""/>
-      <w:lvlJc w:val="left"/>
-      <w:pPr>
-        <w:ind w:left="6480" w:hanging="360"/>
-      </w:pPr>
-      <w:rPr>
-        <w:rFonts w:ascii="Wingdings" w:hAnsi="Wingdings" w:cs="Wingdings" w:hint="default"/>
-      </w:rPr>
-    </w:lvl>
-  </w:abstractNum>
-  <w:abstractNum w:abstractNumId="99411">
-    <w:nsid w:val="00A99411"/>
-    <w:multiLevelType w:val="multilevel"/>
+<w:numbering xmlns:w="http://schemas.openxmlformats.org/wordprocessingml/2006/main" xmlns:o="urn:schemas-microsoft-com:office:office" xmlns:r="http://schemas.openxmlformats.org/officeDocument/2006/relationships" xmlns:v="urn:schemas-microsoft-com:vml" xmlns:mc="http://schemas.openxmlformats.org/markup-compatibility/2006" xmlns:w14="http://schemas.microsoft.com/office/word/2010/wordml" mc:Ignorable="w14">
+  <w:abstractNum w:abstractNumId="1">
     <w:lvl w:ilvl="0">
       <w:start w:val="1"/>
       <w:numFmt w:val="decimal"/>
-      <w:lvlText w:val="%1."/>
+      <w:suff w:val="space"/>
+      <w:lvlText w:val="%1"/>
       <w:lvlJc w:val="left"/>
       <w:pPr>
-        <w:ind w:left="720" w:hanging="360"/>
+        <w:tabs>
+          <w:tab w:val="num" w:pos="0"/>
+        </w:tabs>
+        <w:ind w:left="0" w:hanging="0"/>
       </w:pPr>
+      <w:rPr/>
     </w:lvl>
     <w:lvl w:ilvl="1">
       <w:start w:val="1"/>
       <w:numFmt w:val="decimal"/>
-      <w:lvlText w:val="%2."/>
+      <w:suff w:val="space"/>
+      <w:lvlText w:val="%1.%2"/>
       <w:lvlJc w:val="left"/>
       <w:pPr>
-        <w:ind w:left="1440" w:hanging="360"/>
+        <w:tabs>
+          <w:tab w:val="num" w:pos="0"/>
+        </w:tabs>
+        <w:ind w:left="0" w:hanging="0"/>
       </w:pPr>
+      <w:rPr/>
     </w:lvl>
     <w:lvl w:ilvl="2">
       <w:start w:val="1"/>
       <w:numFmt w:val="decimal"/>
-      <w:lvlText w:val="%3."/>
+      <w:suff w:val="space"/>
+      <w:lvlText w:val="%1.%2.%3"/>
       <w:lvlJc w:val="left"/>
       <w:pPr>
-        <w:ind w:left="2160" w:hanging="360"/>
+        <w:tabs>
+          <w:tab w:val="num" w:pos="0"/>
+        </w:tabs>
+        <w:ind w:left="0" w:hanging="0"/>
       </w:pPr>
+      <w:rPr/>
+    </w:lvl>
+    <w:lvl w:ilvl="3">
+      <w:start w:val="1"/>
+      <w:numFmt w:val="decimal"/>
+      <w:lvlText w:val="%1.%2.%3.%4"/>
+      <w:lvlJc w:val="left"/>
+      <w:pPr>
+        <w:tabs>
+          <w:tab w:val="num" w:pos="0"/>
+        </w:tabs>
+        <w:ind w:left="1984" w:hanging="708"/>
+      </w:pPr>
+      <w:rPr/>
+    </w:lvl>
+    <w:lvl w:ilvl="4">
+      <w:start w:val="1"/>
+      <w:numFmt w:val="decimal"/>
+      <w:lvlText w:val="%1.%2.%3.%4.%5"/>
+      <w:lvlJc w:val="left"/>
+      <w:pPr>
+        <w:tabs>
+          <w:tab w:val="num" w:pos="0"/>
+        </w:tabs>
+        <w:ind w:left="2551" w:hanging="850"/>
+      </w:pPr>
+      <w:rPr/>
+    </w:lvl>
+    <w:lvl w:ilvl="5">
+      <w:start w:val="1"/>
+      <w:numFmt w:val="decimal"/>
+      <w:lvlText w:val="%1.%2.%3.%4.%5.%6"/>
+      <w:lvlJc w:val="left"/>
+      <w:pPr>
+        <w:tabs>
+          <w:tab w:val="num" w:pos="0"/>
+        </w:tabs>
+        <w:ind w:left="3260" w:hanging="1134"/>
+      </w:pPr>
+      <w:rPr/>
+    </w:lvl>
+    <w:lvl w:ilvl="6">
+      <w:start w:val="1"/>
+      <w:numFmt w:val="decimal"/>
+      <w:lvlText w:val="%1.%2.%3.%4.%5.%6.%7"/>
+      <w:lvlJc w:val="left"/>
+      <w:pPr>
+        <w:tabs>
+          <w:tab w:val="num" w:pos="0"/>
+        </w:tabs>
+        <w:ind w:left="3827" w:hanging="1276"/>
+      </w:pPr>
+      <w:rPr/>
+    </w:lvl>
+    <w:lvl w:ilvl="7">
+      <w:start w:val="1"/>
+      <w:numFmt w:val="decimal"/>
+      <w:lvlText w:val="%1.%2.%3.%4.%5.%6.%7.%8"/>
+      <w:lvlJc w:val="left"/>
+      <w:pPr>
+        <w:tabs>
+          <w:tab w:val="num" w:pos="0"/>
+        </w:tabs>
+        <w:ind w:left="4394" w:hanging="1418"/>
+      </w:pPr>
+      <w:rPr/>
+    </w:lvl>
+    <w:lvl w:ilvl="8">
+      <w:start w:val="1"/>
+      <w:numFmt w:val="decimal"/>
+      <w:lvlText w:val="%1.%2.%3.%4.%5.%6.%7.%8.%9"/>
+      <w:lvlJc w:val="left"/>
+      <w:pPr>
+        <w:tabs>
+          <w:tab w:val="num" w:pos="0"/>
+        </w:tabs>
+        <w:ind w:left="5102" w:hanging="1700"/>
+      </w:pPr>
+      <w:rPr/>
+    </w:lvl>
+  </w:abstractNum>
+  <w:abstractNum w:abstractNumId="2">
+    <w:lvl w:ilvl="0">
+      <w:start w:val="1"/>
+      <w:numFmt w:val="chineseCountingThousand"/>
+      <w:suff w:val="nothing"/>
+      <w:lvlText w:val="%1、"/>
+      <w:lvlJc w:val="center"/>
+      <w:pPr>
+        <w:tabs>
+          <w:tab w:val="num" w:pos="0"/>
+        </w:tabs>
+        <w:ind w:left="0" w:firstLine="288"/>
+      </w:pPr>
+      <w:rPr>
+        <w:smallCaps w:val="false"/>
+        <w:caps w:val="false"/>
+        <w:dstrike w:val="false"/>
+        <w:strike w:val="false"/>
+        <w:vertAlign w:val="baseline"/>
+        <w:position w:val="0"/>
+        <w:sz w:val="28"/>
+        <w:sz w:val="28"/>
+        <w:i w:val="false"/>
+        <w:b/>
+        <w:kern w:val="0"/>
+        <w:vanish w:val="false"/>
+        <w:rFonts w:ascii="Times New Roman" w:hAnsi="Times New Roman" w:eastAsia="黑体"/>
+      </w:rPr>
+    </w:lvl>
+    <w:lvl w:ilvl="1">
+      <w:start w:val="1"/>
+      <w:numFmt w:val="decimal"/>
+      <w:lvlText w:val="%1.%2"/>
+      <w:lvlJc w:val="left"/>
+      <w:pPr>
+        <w:tabs>
+          <w:tab w:val="num" w:pos="0"/>
+        </w:tabs>
+        <w:ind w:left="992" w:hanging="567"/>
+      </w:pPr>
+      <w:rPr/>
+    </w:lvl>
+    <w:lvl w:ilvl="2">
+      <w:start w:val="1"/>
+      <w:numFmt w:val="decimal"/>
+      <w:lvlText w:val="%1.%2.%3"/>
+      <w:lvlJc w:val="left"/>
+      <w:pPr>
+        <w:tabs>
+          <w:tab w:val="num" w:pos="0"/>
+        </w:tabs>
+        <w:ind w:left="1418" w:hanging="567"/>
+      </w:pPr>
+      <w:rPr/>
+    </w:lvl>
+    <w:lvl w:ilvl="3">
+      <w:start w:val="1"/>
+      <w:numFmt w:val="decimal"/>
+      <w:lvlText w:val="%1.%2.%3.%4"/>
+      <w:lvlJc w:val="left"/>
+      <w:pPr>
+        <w:tabs>
+          <w:tab w:val="num" w:pos="0"/>
+        </w:tabs>
+        <w:ind w:left="1984" w:hanging="708"/>
+      </w:pPr>
+      <w:rPr/>
+    </w:lvl>
+    <w:lvl w:ilvl="4">
+      <w:start w:val="1"/>
+      <w:numFmt w:val="decimal"/>
+      <w:lvlText w:val="%1.%2.%3.%4.%5"/>
+      <w:lvlJc w:val="left"/>
+      <w:pPr>
+        <w:tabs>
+          <w:tab w:val="num" w:pos="0"/>
+        </w:tabs>
+        <w:ind w:left="2551" w:hanging="850"/>
+      </w:pPr>
+      <w:rPr/>
+    </w:lvl>
+    <w:lvl w:ilvl="5">
+      <w:start w:val="1"/>
+      <w:numFmt w:val="decimal"/>
+      <w:lvlText w:val="%1.%2.%3.%4.%5.%6"/>
+      <w:lvlJc w:val="left"/>
+      <w:pPr>
+        <w:tabs>
+          <w:tab w:val="num" w:pos="0"/>
+        </w:tabs>
+        <w:ind w:left="3260" w:hanging="1134"/>
+      </w:pPr>
+      <w:rPr/>
+    </w:lvl>
+    <w:lvl w:ilvl="6">
+      <w:start w:val="1"/>
+      <w:numFmt w:val="decimal"/>
+      <w:lvlText w:val="%1.%2.%3.%4.%5.%6.%7"/>
+      <w:lvlJc w:val="left"/>
+      <w:pPr>
+        <w:tabs>
+          <w:tab w:val="num" w:pos="0"/>
+        </w:tabs>
+        <w:ind w:left="3827" w:hanging="1276"/>
+      </w:pPr>
+      <w:rPr/>
+    </w:lvl>
+    <w:lvl w:ilvl="7">
+      <w:start w:val="1"/>
+      <w:numFmt w:val="decimal"/>
+      <w:lvlText w:val="%1.%2.%3.%4.%5.%6.%7.%8"/>
+      <w:lvlJc w:val="left"/>
+      <w:pPr>
+        <w:tabs>
+          <w:tab w:val="num" w:pos="0"/>
+        </w:tabs>
+        <w:ind w:left="4394" w:hanging="1418"/>
+      </w:pPr>
+      <w:rPr/>
+    </w:lvl>
+    <w:lvl w:ilvl="8">
+      <w:start w:val="1"/>
+      <w:numFmt w:val="decimal"/>
+      <w:lvlText w:val="%1.%2.%3.%4.%5.%6.%7.%8.%9"/>
+      <w:lvlJc w:val="left"/>
+      <w:pPr>
+        <w:tabs>
+          <w:tab w:val="num" w:pos="0"/>
+        </w:tabs>
+        <w:ind w:left="5102" w:hanging="1700"/>
+      </w:pPr>
+      <w:rPr/>
+    </w:lvl>
+  </w:abstractNum>
+  <w:abstractNum w:abstractNumId="3">
+    <w:lvl w:ilvl="0">
+      <w:start w:val="1"/>
+      <w:numFmt w:val="decimal"/>
+      <w:lvlText w:val="[%1]"/>
+      <w:lvlJc w:val="left"/>
+      <w:pPr>
+        <w:tabs>
+          <w:tab w:val="num" w:pos="360"/>
+        </w:tabs>
+        <w:ind w:left="340" w:hanging="340"/>
+      </w:pPr>
+      <w:rPr/>
+    </w:lvl>
+    <w:lvl w:ilvl="1">
+      <w:start w:val="1"/>
+      <w:numFmt w:val="lowerLetter"/>
+      <w:lvlText w:val="%2)"/>
+      <w:lvlJc w:val="left"/>
+      <w:pPr>
+        <w:tabs>
+          <w:tab w:val="num" w:pos="840"/>
+        </w:tabs>
+        <w:ind w:left="840" w:hanging="420"/>
+      </w:pPr>
+      <w:rPr/>
+    </w:lvl>
+    <w:lvl w:ilvl="2">
+      <w:start w:val="1"/>
+      <w:numFmt w:val="lowerRoman"/>
+      <w:lvlText w:val="%3."/>
+      <w:lvlJc w:val="right"/>
+      <w:pPr>
+        <w:tabs>
+          <w:tab w:val="num" w:pos="1260"/>
+        </w:tabs>
+        <w:ind w:left="1260" w:hanging="420"/>
+      </w:pPr>
+      <w:rPr/>
     </w:lvl>
     <w:lvl w:ilvl="3">
       <w:start w:val="1"/>
@@ -14124,26 +15020,38 @@
       <w:lvlText w:val="%4."/>
       <w:lvlJc w:val="left"/>
       <w:pPr>
-        <w:ind w:left="2880" w:hanging="360"/>
+        <w:tabs>
+          <w:tab w:val="num" w:pos="1680"/>
+        </w:tabs>
+        <w:ind w:left="1680" w:hanging="420"/>
       </w:pPr>
+      <w:rPr/>
     </w:lvl>
     <w:lvl w:ilvl="4">
       <w:start w:val="1"/>
-      <w:numFmt w:val="decimal"/>
-      <w:lvlText w:val="%5."/>
+      <w:numFmt w:val="lowerLetter"/>
+      <w:lvlText w:val="%5)"/>
       <w:lvlJc w:val="left"/>
       <w:pPr>
-        <w:ind w:left="3600" w:hanging="360"/>
+        <w:tabs>
+          <w:tab w:val="num" w:pos="2100"/>
+        </w:tabs>
+        <w:ind w:left="2100" w:hanging="420"/>
       </w:pPr>
+      <w:rPr/>
     </w:lvl>
     <w:lvl w:ilvl="5">
       <w:start w:val="1"/>
-      <w:numFmt w:val="decimal"/>
+      <w:numFmt w:val="lowerRoman"/>
       <w:lvlText w:val="%6."/>
-      <w:lvlJc w:val="left"/>
+      <w:lvlJc w:val="right"/>
       <w:pPr>
-        <w:ind w:left="4320" w:hanging="360"/>
+        <w:tabs>
+          <w:tab w:val="num" w:pos="2520"/>
+        </w:tabs>
+        <w:ind w:left="2520" w:hanging="420"/>
       </w:pPr>
+      <w:rPr/>
     </w:lvl>
     <w:lvl w:ilvl="6">
       <w:start w:val="1"/>
@@ -14151,1038 +15059,1761 @@
       <w:lvlText w:val="%7."/>
       <w:lvlJc w:val="left"/>
       <w:pPr>
-        <w:ind w:left="5040" w:hanging="360"/>
+        <w:tabs>
+          <w:tab w:val="num" w:pos="2940"/>
+        </w:tabs>
+        <w:ind w:left="2940" w:hanging="420"/>
       </w:pPr>
+      <w:rPr/>
+    </w:lvl>
+    <w:lvl w:ilvl="7">
+      <w:start w:val="1"/>
+      <w:numFmt w:val="lowerLetter"/>
+      <w:lvlText w:val="%8)"/>
+      <w:lvlJc w:val="left"/>
+      <w:pPr>
+        <w:tabs>
+          <w:tab w:val="num" w:pos="3360"/>
+        </w:tabs>
+        <w:ind w:left="3360" w:hanging="420"/>
+      </w:pPr>
+      <w:rPr/>
+    </w:lvl>
+    <w:lvl w:ilvl="8">
+      <w:start w:val="1"/>
+      <w:numFmt w:val="lowerRoman"/>
+      <w:lvlText w:val="%9."/>
+      <w:lvlJc w:val="right"/>
+      <w:pPr>
+        <w:tabs>
+          <w:tab w:val="num" w:pos="3780"/>
+        </w:tabs>
+        <w:ind w:left="3780" w:hanging="420"/>
+      </w:pPr>
+      <w:rPr/>
+    </w:lvl>
+  </w:abstractNum>
+  <w:abstractNum w:abstractNumId="4">
+    <w:lvl w:ilvl="0">
+      <w:start w:val="1"/>
+      <w:numFmt w:val="decimal"/>
+      <w:suff w:val="space"/>
+      <w:lvlText w:val="%1"/>
+      <w:lvlJc w:val="left"/>
+      <w:pPr>
+        <w:tabs>
+          <w:tab w:val="num" w:pos="0"/>
+        </w:tabs>
+        <w:ind w:left="0" w:hanging="0"/>
+      </w:pPr>
+      <w:rPr/>
+    </w:lvl>
+    <w:lvl w:ilvl="1">
+      <w:start w:val="1"/>
+      <w:numFmt w:val="decimal"/>
+      <w:suff w:val="space"/>
+      <w:lvlText w:val="%1.%2"/>
+      <w:lvlJc w:val="left"/>
+      <w:pPr>
+        <w:tabs>
+          <w:tab w:val="num" w:pos="0"/>
+        </w:tabs>
+        <w:ind w:left="0" w:hanging="0"/>
+      </w:pPr>
+      <w:rPr/>
+    </w:lvl>
+    <w:lvl w:ilvl="2">
+      <w:start w:val="1"/>
+      <w:numFmt w:val="decimal"/>
+      <w:suff w:val="space"/>
+      <w:lvlText w:val="%1.%2.%3"/>
+      <w:lvlJc w:val="left"/>
+      <w:pPr>
+        <w:tabs>
+          <w:tab w:val="num" w:pos="0"/>
+        </w:tabs>
+        <w:ind w:left="0" w:hanging="0"/>
+      </w:pPr>
+      <w:rPr/>
+    </w:lvl>
+    <w:lvl w:ilvl="3">
+      <w:start w:val="1"/>
+      <w:numFmt w:val="decimal"/>
+      <w:lvlText w:val="%1.%2.%3.%4"/>
+      <w:lvlJc w:val="left"/>
+      <w:pPr>
+        <w:tabs>
+          <w:tab w:val="num" w:pos="0"/>
+        </w:tabs>
+        <w:ind w:left="1984" w:hanging="708"/>
+      </w:pPr>
+      <w:rPr/>
+    </w:lvl>
+    <w:lvl w:ilvl="4">
+      <w:start w:val="1"/>
+      <w:numFmt w:val="decimal"/>
+      <w:lvlText w:val="%1.%2.%3.%4.%5"/>
+      <w:lvlJc w:val="left"/>
+      <w:pPr>
+        <w:tabs>
+          <w:tab w:val="num" w:pos="0"/>
+        </w:tabs>
+        <w:ind w:left="2551" w:hanging="850"/>
+      </w:pPr>
+      <w:rPr/>
+    </w:lvl>
+    <w:lvl w:ilvl="5">
+      <w:start w:val="1"/>
+      <w:numFmt w:val="decimal"/>
+      <w:lvlText w:val="%1.%2.%3.%4.%5.%6"/>
+      <w:lvlJc w:val="left"/>
+      <w:pPr>
+        <w:tabs>
+          <w:tab w:val="num" w:pos="0"/>
+        </w:tabs>
+        <w:ind w:left="3260" w:hanging="1134"/>
+      </w:pPr>
+      <w:rPr/>
+    </w:lvl>
+    <w:lvl w:ilvl="6">
+      <w:start w:val="1"/>
+      <w:numFmt w:val="decimal"/>
+      <w:lvlText w:val="%1.%2.%3.%4.%5.%6.%7"/>
+      <w:lvlJc w:val="left"/>
+      <w:pPr>
+        <w:tabs>
+          <w:tab w:val="num" w:pos="0"/>
+        </w:tabs>
+        <w:ind w:left="3827" w:hanging="1276"/>
+      </w:pPr>
+      <w:rPr/>
     </w:lvl>
     <w:lvl w:ilvl="7">
       <w:start w:val="1"/>
       <w:numFmt w:val="decimal"/>
-      <w:lvlText w:val="%8."/>
+      <w:lvlText w:val="%1.%2.%3.%4.%5.%6.%7.%8"/>
       <w:lvlJc w:val="left"/>
       <w:pPr>
-        <w:ind w:left="5760" w:hanging="360"/>
+        <w:tabs>
+          <w:tab w:val="num" w:pos="0"/>
+        </w:tabs>
+        <w:ind w:left="4394" w:hanging="1418"/>
       </w:pPr>
+      <w:rPr/>
     </w:lvl>
     <w:lvl w:ilvl="8">
       <w:start w:val="1"/>
       <w:numFmt w:val="decimal"/>
-      <w:lvlText w:val="%9."/>
+      <w:lvlText w:val="%1.%2.%3.%4.%5.%6.%7.%8.%9"/>
       <w:lvlJc w:val="left"/>
       <w:pPr>
-        <w:ind w:left="6480" w:hanging="360"/>
+        <w:tabs>
+          <w:tab w:val="num" w:pos="0"/>
+        </w:tabs>
+        <w:ind w:left="5102" w:hanging="1700"/>
       </w:pPr>
+      <w:rPr/>
     </w:lvl>
   </w:abstractNum>
-  <w:num w:numId="1000">
-    <w:abstractNumId w:val="990"/>
+  <w:num w:numId="1">
+    <w:abstractNumId w:val="1"/>
   </w:num>
-  <w:num w:numId="1001">
-    <w:abstractNumId w:val="991"/>
+  <w:num w:numId="2">
+    <w:abstractNumId w:val="2"/>
   </w:num>
-  <w:num w:numId="1002">
-    <w:abstractNumId w:val="991"/>
+  <w:num w:numId="3">
+    <w:abstractNumId w:val="3"/>
   </w:num>
-  <w:num w:numId="1003">
-    <w:abstractNumId w:val="991"/>
-  </w:num>
-  <w:num w:numId="1004">
-    <w:abstractNumId w:val="99411"/>
-    <w:lvlOverride w:ilvl="0">
-      <w:startOverride w:val="1"/>
-    </w:lvlOverride>
-    <w:lvlOverride w:ilvl="1">
-      <w:startOverride w:val="1"/>
-    </w:lvlOverride>
-    <w:lvlOverride w:ilvl="2">
-      <w:startOverride w:val="1"/>
-    </w:lvlOverride>
-    <w:lvlOverride w:ilvl="3">
-      <w:startOverride w:val="1"/>
-    </w:lvlOverride>
-    <w:lvlOverride w:ilvl="4">
-      <w:startOverride w:val="1"/>
-    </w:lvlOverride>
-    <w:lvlOverride w:ilvl="5">
-      <w:startOverride w:val="1"/>
-    </w:lvlOverride>
-    <w:lvlOverride w:ilvl="6">
-      <w:startOverride w:val="1"/>
-    </w:lvlOverride>
-    <w:lvlOverride w:ilvl="7">
-      <w:startOverride w:val="1"/>
-    </w:lvlOverride>
-    <w:lvlOverride w:ilvl="8">
-      <w:startOverride w:val="1"/>
-    </w:lvlOverride>
-  </w:num>
-  <w:num w:numId="1005">
-    <w:abstractNumId w:val="99411"/>
-    <w:lvlOverride w:ilvl="0">
-      <w:startOverride w:val="1"/>
-    </w:lvlOverride>
-    <w:lvlOverride w:ilvl="1">
-      <w:startOverride w:val="1"/>
-    </w:lvlOverride>
-    <w:lvlOverride w:ilvl="2">
-      <w:startOverride w:val="1"/>
-    </w:lvlOverride>
-    <w:lvlOverride w:ilvl="3">
-      <w:startOverride w:val="1"/>
-    </w:lvlOverride>
-    <w:lvlOverride w:ilvl="4">
-      <w:startOverride w:val="1"/>
-    </w:lvlOverride>
-    <w:lvlOverride w:ilvl="5">
-      <w:startOverride w:val="1"/>
-    </w:lvlOverride>
-    <w:lvlOverride w:ilvl="6">
-      <w:startOverride w:val="1"/>
-    </w:lvlOverride>
-    <w:lvlOverride w:ilvl="7">
-      <w:startOverride w:val="1"/>
-    </w:lvlOverride>
-    <w:lvlOverride w:ilvl="8">
-      <w:startOverride w:val="1"/>
-    </w:lvlOverride>
-  </w:num>
-  <w:num w:numId="1006">
-    <w:abstractNumId w:val="991"/>
-  </w:num>
-  <w:num w:numId="1007">
-    <w:abstractNumId w:val="99411"/>
-    <w:lvlOverride w:ilvl="0">
-      <w:startOverride w:val="1"/>
-    </w:lvlOverride>
-    <w:lvlOverride w:ilvl="1">
-      <w:startOverride w:val="1"/>
-    </w:lvlOverride>
-    <w:lvlOverride w:ilvl="2">
-      <w:startOverride w:val="1"/>
-    </w:lvlOverride>
-    <w:lvlOverride w:ilvl="3">
-      <w:startOverride w:val="1"/>
-    </w:lvlOverride>
-    <w:lvlOverride w:ilvl="4">
-      <w:startOverride w:val="1"/>
-    </w:lvlOverride>
-    <w:lvlOverride w:ilvl="5">
-      <w:startOverride w:val="1"/>
-    </w:lvlOverride>
-    <w:lvlOverride w:ilvl="6">
-      <w:startOverride w:val="1"/>
-    </w:lvlOverride>
-    <w:lvlOverride w:ilvl="7">
-      <w:startOverride w:val="1"/>
-    </w:lvlOverride>
-    <w:lvlOverride w:ilvl="8">
-      <w:startOverride w:val="1"/>
-    </w:lvlOverride>
+  <w:num w:numId="4">
+    <w:abstractNumId w:val="4"/>
   </w:num>
 </w:numbering>
 </file>
 
 <file path=word/styles.xml><?xml version="1.0" encoding="utf-8"?>
-<w:styles xmlns:r="http://schemas.openxmlformats.org/officeDocument/2006/relationships" xmlns:w="http://schemas.openxmlformats.org/wordprocessingml/2006/main">
+<w:styles xmlns:w="http://schemas.openxmlformats.org/wordprocessingml/2006/main" xmlns:w14="http://schemas.microsoft.com/office/word/2010/wordml" xmlns:mc="http://schemas.openxmlformats.org/markup-compatibility/2006" mc:Ignorable="w14">
   <w:docDefaults>
     <w:rPrDefault>
       <w:rPr>
-        <w:rFonts w:asciiTheme="minorHAnsi" w:cstheme="minorBidi" w:eastAsiaTheme="minorHAnsi" w:hAnsiTheme="minorHAnsi"/>
-        <w:sz w:val="24"/>
-        <w:szCs w:val="24"/>
-        <w:lang w:bidi="ar-SA" w:eastAsia="en-US" w:val="en-US"/>
+        <w:rFonts w:ascii="等线" w:hAnsi="等线" w:eastAsia="等线" w:cs="notosanscjksc" w:asciiTheme="minorHAnsi" w:eastAsiaTheme="minorEastAsia" w:hAnsiTheme="minorHAnsi"/>
+        <w:kern w:val="2"/>
+        <w:sz w:val="21"/>
+        <w:szCs w:val="22"/>
+        <w:lang w:val="en-US" w:eastAsia="zh-CN" w:bidi="ar-SA"/>
       </w:rPr>
     </w:rPrDefault>
     <w:pPrDefault>
       <w:pPr>
-        <w:spacing w:after="200"/>
+        <w:suppressAutoHyphens w:val="true"/>
       </w:pPr>
     </w:pPrDefault>
   </w:docDefaults>
-  <w:latentStyles w:count="276" w:defLockedState="0" w:defQFormat="0" w:defSemiHidden="0" w:defUIPriority="0" w:defUnhideWhenUsed="0"/>
-  <w:style w:default="1" w:styleId="Normal" w:type="paragraph">
+  <w:latentStyles w:defLockedState="0" w:defUIPriority="99" w:defSemiHidden="0" w:defUnhideWhenUsed="0" w:defQFormat="0" w:count="375">
+    <w:lsdException w:name="Normal" w:uiPriority="0" w:qFormat="1"/>
+    <w:lsdException w:name="heading 1" w:uiPriority="9" w:qFormat="1"/>
+    <w:lsdException w:name="heading 2" w:uiPriority="9" w:semiHidden="1" w:unhideWhenUsed="1" w:qFormat="1"/>
+    <w:lsdException w:name="heading 3" w:uiPriority="9" w:semiHidden="1" w:unhideWhenUsed="1" w:qFormat="1"/>
+    <w:lsdException w:name="heading 4" w:uiPriority="9" w:semiHidden="1" w:unhideWhenUsed="1" w:qFormat="1"/>
+    <w:lsdException w:name="heading 5" w:uiPriority="9" w:semiHidden="1" w:unhideWhenUsed="1" w:qFormat="1"/>
+    <w:lsdException w:name="heading 6" w:uiPriority="0" w:semiHidden="1" w:unhideWhenUsed="1" w:qFormat="1"/>
+    <w:lsdException w:name="heading 7" w:uiPriority="9" w:semiHidden="1" w:unhideWhenUsed="1" w:qFormat="1"/>
+    <w:lsdException w:name="heading 8" w:uiPriority="9" w:semiHidden="1" w:unhideWhenUsed="1" w:qFormat="1"/>
+    <w:lsdException w:name="heading 9" w:uiPriority="9" w:semiHidden="1" w:unhideWhenUsed="1" w:qFormat="1"/>
+    <w:lsdException w:name="index 1" w:semiHidden="1" w:unhideWhenUsed="1"/>
+    <w:lsdException w:name="index 2" w:semiHidden="1" w:unhideWhenUsed="1"/>
+    <w:lsdException w:name="index 3" w:semiHidden="1" w:unhideWhenUsed="1"/>
+    <w:lsdException w:name="index 4" w:semiHidden="1" w:unhideWhenUsed="1"/>
+    <w:lsdException w:name="index 5" w:semiHidden="1" w:unhideWhenUsed="1"/>
+    <w:lsdException w:name="index 6" w:semiHidden="1" w:unhideWhenUsed="1"/>
+    <w:lsdException w:name="index 7" w:semiHidden="1" w:unhideWhenUsed="1"/>
+    <w:lsdException w:name="index 8" w:semiHidden="1" w:unhideWhenUsed="1"/>
+    <w:lsdException w:name="index 9" w:semiHidden="1" w:unhideWhenUsed="1"/>
+    <w:lsdException w:name="toc 1" w:uiPriority="39" w:semiHidden="1" w:unhideWhenUsed="1"/>
+    <w:lsdException w:name="toc 2" w:uiPriority="39" w:semiHidden="1" w:unhideWhenUsed="1"/>
+    <w:lsdException w:name="toc 3" w:uiPriority="39" w:semiHidden="1" w:unhideWhenUsed="1"/>
+    <w:lsdException w:name="toc 4" w:uiPriority="39" w:semiHidden="1" w:unhideWhenUsed="1"/>
+    <w:lsdException w:name="toc 5" w:uiPriority="39" w:semiHidden="1" w:unhideWhenUsed="1"/>
+    <w:lsdException w:name="toc 6" w:uiPriority="39" w:semiHidden="1" w:unhideWhenUsed="1"/>
+    <w:lsdException w:name="toc 7" w:uiPriority="39" w:semiHidden="1" w:unhideWhenUsed="1"/>
+    <w:lsdException w:name="toc 8" w:uiPriority="39" w:semiHidden="1" w:unhideWhenUsed="1"/>
+    <w:lsdException w:name="toc 9" w:uiPriority="39" w:semiHidden="1" w:unhideWhenUsed="1"/>
+    <w:lsdException w:name="Normal Indent" w:semiHidden="1" w:unhideWhenUsed="1"/>
+    <w:lsdException w:name="footnote text" w:uiPriority="0" w:semiHidden="1" w:unhideWhenUsed="1"/>
+    <w:lsdException w:name="annotation text" w:uiPriority="0" w:semiHidden="1" w:unhideWhenUsed="1"/>
+    <w:lsdException w:name="header" w:semiHidden="1" w:unhideWhenUsed="1"/>
+    <w:lsdException w:name="footer" w:semiHidden="1" w:unhideWhenUsed="1"/>
+    <w:lsdException w:name="index heading" w:semiHidden="1" w:unhideWhenUsed="1"/>
+    <w:lsdException w:name="caption" w:uiPriority="35" w:semiHidden="1" w:unhideWhenUsed="1" w:qFormat="1"/>
+    <w:lsdException w:name="table of figures" w:semiHidden="1" w:unhideWhenUsed="1"/>
+    <w:lsdException w:name="envelope address" w:semiHidden="1" w:unhideWhenUsed="1"/>
+    <w:lsdException w:name="envelope return" w:semiHidden="1" w:unhideWhenUsed="1"/>
+    <w:lsdException w:name="footnote reference" w:uiPriority="0" w:semiHidden="1" w:unhideWhenUsed="1"/>
+    <w:lsdException w:name="annotation reference" w:uiPriority="0" w:semiHidden="1" w:unhideWhenUsed="1"/>
+    <w:lsdException w:name="line number" w:semiHidden="1" w:unhideWhenUsed="1"/>
+    <w:lsdException w:name="page number" w:uiPriority="0" w:semiHidden="1" w:unhideWhenUsed="1"/>
+    <w:lsdException w:name="endnote reference" w:semiHidden="1" w:unhideWhenUsed="1"/>
+    <w:lsdException w:name="endnote text" w:semiHidden="1" w:unhideWhenUsed="1"/>
+    <w:lsdException w:name="table of authorities" w:semiHidden="1" w:unhideWhenUsed="1"/>
+    <w:lsdException w:name="macro" w:semiHidden="1" w:unhideWhenUsed="1"/>
+    <w:lsdException w:name="toa heading" w:semiHidden="1" w:unhideWhenUsed="1"/>
+    <w:lsdException w:name="List" w:semiHidden="1" w:unhideWhenUsed="1"/>
+    <w:lsdException w:name="List Bullet" w:semiHidden="1" w:unhideWhenUsed="1"/>
+    <w:lsdException w:name="List Number" w:semiHidden="1" w:unhideWhenUsed="1"/>
+    <w:lsdException w:name="List 2" w:semiHidden="1" w:unhideWhenUsed="1"/>
+    <w:lsdException w:name="List 3" w:semiHidden="1" w:unhideWhenUsed="1"/>
+    <w:lsdException w:name="List 4" w:semiHidden="1" w:unhideWhenUsed="1"/>
+    <w:lsdException w:name="List 5" w:semiHidden="1" w:unhideWhenUsed="1"/>
+    <w:lsdException w:name="List Bullet 2" w:semiHidden="1" w:unhideWhenUsed="1"/>
+    <w:lsdException w:name="List Bullet 3" w:semiHidden="1" w:unhideWhenUsed="1"/>
+    <w:lsdException w:name="List Bullet 4" w:semiHidden="1" w:unhideWhenUsed="1"/>
+    <w:lsdException w:name="List Bullet 5" w:semiHidden="1" w:unhideWhenUsed="1"/>
+    <w:lsdException w:name="List Number 2" w:semiHidden="1" w:unhideWhenUsed="1"/>
+    <w:lsdException w:name="List Number 3" w:semiHidden="1" w:unhideWhenUsed="1"/>
+    <w:lsdException w:name="List Number 4" w:semiHidden="1" w:unhideWhenUsed="1"/>
+    <w:lsdException w:name="List Number 5" w:semiHidden="1" w:unhideWhenUsed="1"/>
+    <w:lsdException w:name="Title" w:uiPriority="10" w:qFormat="1"/>
+    <w:lsdException w:name="Closing" w:semiHidden="1" w:unhideWhenUsed="1"/>
+    <w:lsdException w:name="Signature" w:semiHidden="1" w:unhideWhenUsed="1"/>
+    <w:lsdException w:name="Default Paragraph Font" w:uiPriority="1" w:semiHidden="1" w:unhideWhenUsed="1"/>
+    <w:lsdException w:name="Body Text" w:uiPriority="0" w:semiHidden="1" w:unhideWhenUsed="1"/>
+    <w:lsdException w:name="Body Text Indent" w:semiHidden="1" w:unhideWhenUsed="1"/>
+    <w:lsdException w:name="List Continue" w:semiHidden="1" w:unhideWhenUsed="1"/>
+    <w:lsdException w:name="List Continue 2" w:semiHidden="1" w:unhideWhenUsed="1"/>
+    <w:lsdException w:name="List Continue 3" w:semiHidden="1" w:unhideWhenUsed="1"/>
+    <w:lsdException w:name="List Continue 4" w:semiHidden="1" w:unhideWhenUsed="1"/>
+    <w:lsdException w:name="List Continue 5" w:semiHidden="1" w:unhideWhenUsed="1"/>
+    <w:lsdException w:name="Message Header" w:semiHidden="1" w:unhideWhenUsed="1"/>
+    <w:lsdException w:name="Subtitle" w:uiPriority="11" w:qFormat="1"/>
+    <w:lsdException w:name="Salutation" w:semiHidden="1" w:unhideWhenUsed="1"/>
+    <w:lsdException w:name="Date" w:semiHidden="1" w:unhideWhenUsed="1"/>
+    <w:lsdException w:name="Body Text First Indent" w:semiHidden="1" w:unhideWhenUsed="1"/>
+    <w:lsdException w:name="Body Text First Indent 2" w:semiHidden="1" w:unhideWhenUsed="1"/>
+    <w:lsdException w:name="Note Heading" w:semiHidden="1" w:unhideWhenUsed="1"/>
+    <w:lsdException w:name="Body Text 2" w:semiHidden="1" w:unhideWhenUsed="1"/>
+    <w:lsdException w:name="Body Text 3" w:semiHidden="1" w:unhideWhenUsed="1"/>
+    <w:lsdException w:name="Body Text Indent 2" w:semiHidden="1" w:unhideWhenUsed="1"/>
+    <w:lsdException w:name="Body Text Indent 3" w:semiHidden="1" w:unhideWhenUsed="1"/>
+    <w:lsdException w:name="Block Text" w:semiHidden="1" w:unhideWhenUsed="1"/>
+    <w:lsdException w:name="Hyperlink" w:semiHidden="1" w:unhideWhenUsed="1"/>
+    <w:lsdException w:name="FollowedHyperlink" w:semiHidden="1" w:unhideWhenUsed="1"/>
+    <w:lsdException w:name="Strong" w:uiPriority="22" w:qFormat="1"/>
+    <w:lsdException w:name="Emphasis" w:uiPriority="20" w:qFormat="1"/>
+    <w:lsdException w:name="Document Map" w:semiHidden="1" w:unhideWhenUsed="1"/>
+    <w:lsdException w:name="Plain Text" w:semiHidden="1" w:unhideWhenUsed="1"/>
+    <w:lsdException w:name="E-mail Signature" w:semiHidden="1" w:unhideWhenUsed="1"/>
+    <w:lsdException w:name="HTML Top of Form" w:semiHidden="1" w:unhideWhenUsed="1"/>
+    <w:lsdException w:name="HTML Bottom of Form" w:semiHidden="1" w:unhideWhenUsed="1"/>
+    <w:lsdException w:name="Normal (Web)" w:semiHidden="1" w:unhideWhenUsed="1"/>
+    <w:lsdException w:name="HTML Acronym" w:semiHidden="1" w:unhideWhenUsed="1"/>
+    <w:lsdException w:name="HTML Address" w:semiHidden="1" w:unhideWhenUsed="1"/>
+    <w:lsdException w:name="HTML Cite" w:semiHidden="1" w:unhideWhenUsed="1"/>
+    <w:lsdException w:name="HTML Code" w:semiHidden="1" w:unhideWhenUsed="1"/>
+    <w:lsdException w:name="HTML Definition" w:semiHidden="1" w:unhideWhenUsed="1"/>
+    <w:lsdException w:name="HTML Keyboard" w:semiHidden="1" w:unhideWhenUsed="1"/>
+    <w:lsdException w:name="HTML Preformatted" w:semiHidden="1" w:unhideWhenUsed="1"/>
+    <w:lsdException w:name="HTML Sample" w:semiHidden="1" w:unhideWhenUsed="1"/>
+    <w:lsdException w:name="HTML Typewriter" w:semiHidden="1" w:unhideWhenUsed="1"/>
+    <w:lsdException w:name="HTML Variable" w:semiHidden="1" w:unhideWhenUsed="1"/>
+    <w:lsdException w:name="Normal Table" w:semiHidden="1" w:unhideWhenUsed="1"/>
+    <w:lsdException w:name="annotation subject" w:semiHidden="1" w:unhideWhenUsed="1"/>
+    <w:lsdException w:name="No List" w:semiHidden="1" w:unhideWhenUsed="1"/>
+    <w:lsdException w:name="Outline List 1" w:semiHidden="1" w:unhideWhenUsed="1"/>
+    <w:lsdException w:name="Outline List 2" w:semiHidden="1" w:unhideWhenUsed="1"/>
+    <w:lsdException w:name="Outline List 3" w:semiHidden="1" w:unhideWhenUsed="1"/>
+    <w:lsdException w:name="Table Simple 1" w:semiHidden="1" w:unhideWhenUsed="1"/>
+    <w:lsdException w:name="Table Simple 2" w:semiHidden="1" w:unhideWhenUsed="1"/>
+    <w:lsdException w:name="Table Simple 3" w:semiHidden="1" w:unhideWhenUsed="1"/>
+    <w:lsdException w:name="Table Classic 1" w:semiHidden="1" w:unhideWhenUsed="1"/>
+    <w:lsdException w:name="Table Classic 2" w:semiHidden="1" w:unhideWhenUsed="1"/>
+    <w:lsdException w:name="Table Classic 3" w:semiHidden="1" w:unhideWhenUsed="1"/>
+    <w:lsdException w:name="Table Classic 4" w:semiHidden="1" w:unhideWhenUsed="1"/>
+    <w:lsdException w:name="Table Colorful 1" w:semiHidden="1" w:unhideWhenUsed="1"/>
+    <w:lsdException w:name="Table Colorful 2" w:semiHidden="1" w:unhideWhenUsed="1"/>
+    <w:lsdException w:name="Table Colorful 3" w:semiHidden="1" w:unhideWhenUsed="1"/>
+    <w:lsdException w:name="Table Columns 1" w:semiHidden="1" w:unhideWhenUsed="1"/>
+    <w:lsdException w:name="Table Columns 2" w:semiHidden="1" w:unhideWhenUsed="1"/>
+    <w:lsdException w:name="Table Columns 3" w:semiHidden="1" w:unhideWhenUsed="1"/>
+    <w:lsdException w:name="Table Columns 4" w:semiHidden="1" w:unhideWhenUsed="1"/>
+    <w:lsdException w:name="Table Columns 5" w:semiHidden="1" w:unhideWhenUsed="1"/>
+    <w:lsdException w:name="Table Grid 1" w:semiHidden="1" w:unhideWhenUsed="1"/>
+    <w:lsdException w:name="Table Grid 2" w:semiHidden="1" w:unhideWhenUsed="1"/>
+    <w:lsdException w:name="Table Grid 3" w:semiHidden="1" w:unhideWhenUsed="1"/>
+    <w:lsdException w:name="Table Grid 4" w:semiHidden="1" w:unhideWhenUsed="1"/>
+    <w:lsdException w:name="Table Grid 5" w:semiHidden="1" w:unhideWhenUsed="1"/>
+    <w:lsdException w:name="Table Grid 6" w:semiHidden="1" w:unhideWhenUsed="1"/>
+    <w:lsdException w:name="Table Grid 7" w:semiHidden="1" w:unhideWhenUsed="1"/>
+    <w:lsdException w:name="Table Grid 8" w:semiHidden="1" w:unhideWhenUsed="1"/>
+    <w:lsdException w:name="Table List 1" w:semiHidden="1" w:unhideWhenUsed="1"/>
+    <w:lsdException w:name="Table List 2" w:semiHidden="1" w:unhideWhenUsed="1"/>
+    <w:lsdException w:name="Table List 3" w:semiHidden="1" w:unhideWhenUsed="1"/>
+    <w:lsdException w:name="Table List 4" w:semiHidden="1" w:unhideWhenUsed="1"/>
+    <w:lsdException w:name="Table List 5" w:semiHidden="1" w:unhideWhenUsed="1"/>
+    <w:lsdException w:name="Table List 6" w:semiHidden="1" w:unhideWhenUsed="1"/>
+    <w:lsdException w:name="Table List 7" w:semiHidden="1" w:unhideWhenUsed="1"/>
+    <w:lsdException w:name="Table List 8" w:semiHidden="1" w:unhideWhenUsed="1"/>
+    <w:lsdException w:name="Table 3D effects 1" w:semiHidden="1" w:unhideWhenUsed="1"/>
+    <w:lsdException w:name="Table 3D effects 2" w:semiHidden="1" w:unhideWhenUsed="1"/>
+    <w:lsdException w:name="Table 3D effects 3" w:semiHidden="1" w:unhideWhenUsed="1"/>
+    <w:lsdException w:name="Table Contemporary" w:semiHidden="1" w:unhideWhenUsed="1"/>
+    <w:lsdException w:name="Table Elegant" w:semiHidden="1" w:unhideWhenUsed="1"/>
+    <w:lsdException w:name="Table Professional" w:semiHidden="1" w:unhideWhenUsed="1"/>
+    <w:lsdException w:name="Table Subtle 1" w:semiHidden="1" w:unhideWhenUsed="1"/>
+    <w:lsdException w:name="Table Subtle 2" w:semiHidden="1" w:unhideWhenUsed="1"/>
+    <w:lsdException w:name="Table Web 1" w:semiHidden="1" w:unhideWhenUsed="1"/>
+    <w:lsdException w:name="Table Web 2" w:semiHidden="1" w:unhideWhenUsed="1"/>
+    <w:lsdException w:name="Table Web 3" w:semiHidden="1" w:unhideWhenUsed="1"/>
+    <w:lsdException w:name="Balloon Text" w:semiHidden="1" w:unhideWhenUsed="1"/>
+    <w:lsdException w:name="Table Grid" w:uiPriority="39"/>
+    <w:lsdException w:name="Table Theme" w:semiHidden="1" w:unhideWhenUsed="1"/>
+    <w:lsdException w:name="Placeholder Text" w:semiHidden="1"/>
+    <w:lsdException w:name="No Spacing" w:uiPriority="1" w:qFormat="1"/>
+    <w:lsdException w:name="Light Shading" w:uiPriority="60"/>
+    <w:lsdException w:name="Light List" w:uiPriority="61"/>
+    <w:lsdException w:name="Light Grid" w:uiPriority="62"/>
+    <w:lsdException w:name="Medium Shading 1" w:uiPriority="63"/>
+    <w:lsdException w:name="Medium Shading 2" w:uiPriority="64"/>
+    <w:lsdException w:name="Medium List 1" w:uiPriority="65"/>
+    <w:lsdException w:name="Medium List 2" w:uiPriority="66"/>
+    <w:lsdException w:name="Medium Grid 1" w:uiPriority="67"/>
+    <w:lsdException w:name="Medium Grid 2" w:uiPriority="68"/>
+    <w:lsdException w:name="Medium Grid 3" w:uiPriority="69"/>
+    <w:lsdException w:name="Dark List" w:uiPriority="70"/>
+    <w:lsdException w:name="Colorful Shading" w:uiPriority="71"/>
+    <w:lsdException w:name="Colorful List" w:uiPriority="72"/>
+    <w:lsdException w:name="Colorful Grid" w:uiPriority="73"/>
+    <w:lsdException w:name="Light Shading Accent 1" w:uiPriority="60"/>
+    <w:lsdException w:name="Light List Accent 1" w:uiPriority="61"/>
+    <w:lsdException w:name="Light Grid Accent 1" w:uiPriority="62"/>
+    <w:lsdException w:name="Medium Shading 1 Accent 1" w:uiPriority="63"/>
+    <w:lsdException w:name="Medium Shading 2 Accent 1" w:uiPriority="64"/>
+    <w:lsdException w:name="Medium List 1 Accent 1" w:uiPriority="65"/>
+    <w:lsdException w:name="Revision" w:semiHidden="1"/>
+    <w:lsdException w:name="List Paragraph" w:uiPriority="34" w:qFormat="1"/>
+    <w:lsdException w:name="Quote" w:uiPriority="29" w:qFormat="1"/>
+    <w:lsdException w:name="Intense Quote" w:uiPriority="30" w:qFormat="1"/>
+    <w:lsdException w:name="Medium List 2 Accent 1" w:uiPriority="66"/>
+    <w:lsdException w:name="Medium Grid 1 Accent 1" w:uiPriority="67"/>
+    <w:lsdException w:name="Medium Grid 2 Accent 1" w:uiPriority="68"/>
+    <w:lsdException w:name="Medium Grid 3 Accent 1" w:uiPriority="69"/>
+    <w:lsdException w:name="Dark List Accent 1" w:uiPriority="70"/>
+    <w:lsdException w:name="Colorful Shading Accent 1" w:uiPriority="71"/>
+    <w:lsdException w:name="Colorful List Accent 1" w:uiPriority="72"/>
+    <w:lsdException w:name="Colorful Grid Accent 1" w:uiPriority="73"/>
+    <w:lsdException w:name="Light Shading Accent 2" w:uiPriority="60"/>
+    <w:lsdException w:name="Light List Accent 2" w:uiPriority="61"/>
+    <w:lsdException w:name="Light Grid Accent 2" w:uiPriority="62"/>
+    <w:lsdException w:name="Medium Shading 1 Accent 2" w:uiPriority="63"/>
+    <w:lsdException w:name="Medium Shading 2 Accent 2" w:uiPriority="64"/>
+    <w:lsdException w:name="Medium List 1 Accent 2" w:uiPriority="65"/>
+    <w:lsdException w:name="Medium List 2 Accent 2" w:uiPriority="66"/>
+    <w:lsdException w:name="Medium Grid 1 Accent 2" w:uiPriority="67"/>
+    <w:lsdException w:name="Medium Grid 2 Accent 2" w:uiPriority="68"/>
+    <w:lsdException w:name="Medium Grid 3 Accent 2" w:uiPriority="69"/>
+    <w:lsdException w:name="Dark List Accent 2" w:uiPriority="70"/>
+    <w:lsdException w:name="Colorful Shading Accent 2" w:uiPriority="71"/>
+    <w:lsdException w:name="Colorful List Accent 2" w:uiPriority="72"/>
+    <w:lsdException w:name="Colorful Grid Accent 2" w:uiPriority="73"/>
+    <w:lsdException w:name="Light Shading Accent 3" w:uiPriority="60"/>
+    <w:lsdException w:name="Light List Accent 3" w:uiPriority="61"/>
+    <w:lsdException w:name="Light Grid Accent 3" w:uiPriority="62"/>
+    <w:lsdException w:name="Medium Shading 1 Accent 3" w:uiPriority="63"/>
+    <w:lsdException w:name="Medium Shading 2 Accent 3" w:uiPriority="64"/>
+    <w:lsdException w:name="Medium List 1 Accent 3" w:uiPriority="65"/>
+    <w:lsdException w:name="Medium List 2 Accent 3" w:uiPriority="66"/>
+    <w:lsdException w:name="Medium Grid 1 Accent 3" w:uiPriority="67"/>
+    <w:lsdException w:name="Medium Grid 2 Accent 3" w:uiPriority="68"/>
+    <w:lsdException w:name="Medium Grid 3 Accent 3" w:uiPriority="69"/>
+    <w:lsdException w:name="Dark List Accent 3" w:uiPriority="70"/>
+    <w:lsdException w:name="Colorful Shading Accent 3" w:uiPriority="71"/>
+    <w:lsdException w:name="Colorful List Accent 3" w:uiPriority="72"/>
+    <w:lsdException w:name="Colorful Grid Accent 3" w:uiPriority="73"/>
+    <w:lsdException w:name="Light Shading Accent 4" w:uiPriority="60"/>
+    <w:lsdException w:name="Light List Accent 4" w:uiPriority="61"/>
+    <w:lsdException w:name="Light Grid Accent 4" w:uiPriority="62"/>
+    <w:lsdException w:name="Medium Shading 1 Accent 4" w:uiPriority="63"/>
+    <w:lsdException w:name="Medium Shading 2 Accent 4" w:uiPriority="64"/>
+    <w:lsdException w:name="Medium List 1 Accent 4" w:uiPriority="65"/>
+    <w:lsdException w:name="Medium List 2 Accent 4" w:uiPriority="66"/>
+    <w:lsdException w:name="Medium Grid 1 Accent 4" w:uiPriority="67"/>
+    <w:lsdException w:name="Medium Grid 2 Accent 4" w:uiPriority="68"/>
+    <w:lsdException w:name="Medium Grid 3 Accent 4" w:uiPriority="69"/>
+    <w:lsdException w:name="Dark List Accent 4" w:uiPriority="70"/>
+    <w:lsdException w:name="Colorful Shading Accent 4" w:uiPriority="71"/>
+    <w:lsdException w:name="Colorful List Accent 4" w:uiPriority="72"/>
+    <w:lsdException w:name="Colorful Grid Accent 4" w:uiPriority="73"/>
+    <w:lsdException w:name="Light Shading Accent 5" w:uiPriority="60"/>
+    <w:lsdException w:name="Light List Accent 5" w:uiPriority="61"/>
+    <w:lsdException w:name="Light Grid Accent 5" w:uiPriority="62"/>
+    <w:lsdException w:name="Medium Shading 1 Accent 5" w:uiPriority="63"/>
+    <w:lsdException w:name="Medium Shading 2 Accent 5" w:uiPriority="64"/>
+    <w:lsdException w:name="Medium List 1 Accent 5" w:uiPriority="65"/>
+    <w:lsdException w:name="Medium List 2 Accent 5" w:uiPriority="66"/>
+    <w:lsdException w:name="Medium Grid 1 Accent 5" w:uiPriority="67"/>
+    <w:lsdException w:name="Medium Grid 2 Accent 5" w:uiPriority="68"/>
+    <w:lsdException w:name="Medium Grid 3 Accent 5" w:uiPriority="69"/>
+    <w:lsdException w:name="Dark List Accent 5" w:uiPriority="70"/>
+    <w:lsdException w:name="Colorful Shading Accent 5" w:uiPriority="71"/>
+    <w:lsdException w:name="Colorful List Accent 5" w:uiPriority="72"/>
+    <w:lsdException w:name="Colorful Grid Accent 5" w:uiPriority="73"/>
+    <w:lsdException w:name="Light Shading Accent 6" w:uiPriority="60"/>
+    <w:lsdException w:name="Light List Accent 6" w:uiPriority="61"/>
+    <w:lsdException w:name="Light Grid Accent 6" w:uiPriority="62"/>
+    <w:lsdException w:name="Medium Shading 1 Accent 6" w:uiPriority="63"/>
+    <w:lsdException w:name="Medium Shading 2 Accent 6" w:uiPriority="64"/>
+    <w:lsdException w:name="Medium List 1 Accent 6" w:uiPriority="65"/>
+    <w:lsdException w:name="Medium List 2 Accent 6" w:uiPriority="66"/>
+    <w:lsdException w:name="Medium Grid 1 Accent 6" w:uiPriority="67"/>
+    <w:lsdException w:name="Medium Grid 2 Accent 6" w:uiPriority="68"/>
+    <w:lsdException w:name="Medium Grid 3 Accent 6" w:uiPriority="69"/>
+    <w:lsdException w:name="Dark List Accent 6" w:uiPriority="70"/>
+    <w:lsdException w:name="Colorful Shading Accent 6" w:uiPriority="71"/>
+    <w:lsdException w:name="Colorful List Accent 6" w:uiPriority="72"/>
+    <w:lsdException w:name="Colorful Grid Accent 6" w:uiPriority="73"/>
+    <w:lsdException w:name="Subtle Emphasis" w:uiPriority="19" w:qFormat="1"/>
+    <w:lsdException w:name="Intense Emphasis" w:uiPriority="21" w:qFormat="1"/>
+    <w:lsdException w:name="Subtle Reference" w:uiPriority="31" w:qFormat="1"/>
+    <w:lsdException w:name="Intense Reference" w:uiPriority="32" w:qFormat="1"/>
+    <w:lsdException w:name="Book Title" w:uiPriority="33" w:qFormat="1"/>
+    <w:lsdException w:name="Bibliography" w:uiPriority="37" w:semiHidden="1" w:unhideWhenUsed="1"/>
+    <w:lsdException w:name="TOC Heading" w:uiPriority="39" w:semiHidden="1" w:unhideWhenUsed="1" w:qFormat="1"/>
+    <w:lsdException w:name="Plain Table 1" w:uiPriority="41"/>
+    <w:lsdException w:name="Plain Table 2" w:uiPriority="42"/>
+    <w:lsdException w:name="Plain Table 3" w:uiPriority="43"/>
+    <w:lsdException w:name="Plain Table 4" w:uiPriority="44"/>
+    <w:lsdException w:name="Plain Table 5" w:uiPriority="45"/>
+    <w:lsdException w:name="Grid Table Light" w:uiPriority="40"/>
+    <w:lsdException w:name="Grid Table 1 Light" w:uiPriority="46"/>
+    <w:lsdException w:name="Grid Table 2" w:uiPriority="47"/>
+    <w:lsdException w:name="Grid Table 3" w:uiPriority="48"/>
+    <w:lsdException w:name="Grid Table 4" w:uiPriority="49"/>
+    <w:lsdException w:name="Grid Table 5 Dark" w:uiPriority="50"/>
+    <w:lsdException w:name="Grid Table 6 Colorful" w:uiPriority="51"/>
+    <w:lsdException w:name="Grid Table 7 Colorful" w:uiPriority="52"/>
+    <w:lsdException w:name="Grid Table 1 Light Accent 1" w:uiPriority="46"/>
+    <w:lsdException w:name="Grid Table 2 Accent 1" w:uiPriority="47"/>
+    <w:lsdException w:name="Grid Table 3 Accent 1" w:uiPriority="48"/>
+    <w:lsdException w:name="Grid Table 4 Accent 1" w:uiPriority="49"/>
+    <w:lsdException w:name="Grid Table 5 Dark Accent 1" w:uiPriority="50"/>
+    <w:lsdException w:name="Grid Table 6 Colorful Accent 1" w:uiPriority="51"/>
+    <w:lsdException w:name="Grid Table 7 Colorful Accent 1" w:uiPriority="52"/>
+    <w:lsdException w:name="Grid Table 1 Light Accent 2" w:uiPriority="46"/>
+    <w:lsdException w:name="Grid Table 2 Accent 2" w:uiPriority="47"/>
+    <w:lsdException w:name="Grid Table 3 Accent 2" w:uiPriority="48"/>
+    <w:lsdException w:name="Grid Table 4 Accent 2" w:uiPriority="49"/>
+    <w:lsdException w:name="Grid Table 5 Dark Accent 2" w:uiPriority="50"/>
+    <w:lsdException w:name="Grid Table 6 Colorful Accent 2" w:uiPriority="51"/>
+    <w:lsdException w:name="Grid Table 7 Colorful Accent 2" w:uiPriority="52"/>
+    <w:lsdException w:name="Grid Table 1 Light Accent 3" w:uiPriority="46"/>
+    <w:lsdException w:name="Grid Table 2 Accent 3" w:uiPriority="47"/>
+    <w:lsdException w:name="Grid Table 3 Accent 3" w:uiPriority="48"/>
+    <w:lsdException w:name="Grid Table 4 Accent 3" w:uiPriority="49"/>
+    <w:lsdException w:name="Grid Table 5 Dark Accent 3" w:uiPriority="50"/>
+    <w:lsdException w:name="Grid Table 6 Colorful Accent 3" w:uiPriority="51"/>
+    <w:lsdException w:name="Grid Table 7 Colorful Accent 3" w:uiPriority="52"/>
+    <w:lsdException w:name="Grid Table 1 Light Accent 4" w:uiPriority="46"/>
+    <w:lsdException w:name="Grid Table 2 Accent 4" w:uiPriority="47"/>
+    <w:lsdException w:name="Grid Table 3 Accent 4" w:uiPriority="48"/>
+    <w:lsdException w:name="Grid Table 4 Accent 4" w:uiPriority="49"/>
+    <w:lsdException w:name="Grid Table 5 Dark Accent 4" w:uiPriority="50"/>
+    <w:lsdException w:name="Grid Table 6 Colorful Accent 4" w:uiPriority="51"/>
+    <w:lsdException w:name="Grid Table 7 Colorful Accent 4" w:uiPriority="52"/>
+    <w:lsdException w:name="Grid Table 1 Light Accent 5" w:uiPriority="46"/>
+    <w:lsdException w:name="Grid Table 2 Accent 5" w:uiPriority="47"/>
+    <w:lsdException w:name="Grid Table 3 Accent 5" w:uiPriority="48"/>
+    <w:lsdException w:name="Grid Table 4 Accent 5" w:uiPriority="49"/>
+    <w:lsdException w:name="Grid Table 5 Dark Accent 5" w:uiPriority="50"/>
+    <w:lsdException w:name="Grid Table 6 Colorful Accent 5" w:uiPriority="51"/>
+    <w:lsdException w:name="Grid Table 7 Colorful Accent 5" w:uiPriority="52"/>
+    <w:lsdException w:name="Grid Table 1 Light Accent 6" w:uiPriority="46"/>
+    <w:lsdException w:name="Grid Table 2 Accent 6" w:uiPriority="47"/>
+    <w:lsdException w:name="Grid Table 3 Accent 6" w:uiPriority="48"/>
+    <w:lsdException w:name="Grid Table 4 Accent 6" w:uiPriority="49"/>
+    <w:lsdException w:name="Grid Table 5 Dark Accent 6" w:uiPriority="50"/>
+    <w:lsdException w:name="Grid Table 6 Colorful Accent 6" w:uiPriority="51"/>
+    <w:lsdException w:name="Grid Table 7 Colorful Accent 6" w:uiPriority="52"/>
+    <w:lsdException w:name="List Table 1 Light" w:uiPriority="46"/>
+    <w:lsdException w:name="List Table 2" w:uiPriority="47"/>
+    <w:lsdException w:name="List Table 3" w:uiPriority="48"/>
+    <w:lsdException w:name="List Table 4" w:uiPriority="49"/>
+    <w:lsdException w:name="List Table 5 Dark" w:uiPriority="50"/>
+    <w:lsdException w:name="List Table 6 Colorful" w:uiPriority="51"/>
+    <w:lsdException w:name="List Table 7 Colorful" w:uiPriority="52"/>
+    <w:lsdException w:name="List Table 1 Light Accent 1" w:uiPriority="46"/>
+    <w:lsdException w:name="List Table 2 Accent 1" w:uiPriority="47"/>
+    <w:lsdException w:name="List Table 3 Accent 1" w:uiPriority="48"/>
+    <w:lsdException w:name="List Table 4 Accent 1" w:uiPriority="49"/>
+    <w:lsdException w:name="List Table 5 Dark Accent 1" w:uiPriority="50"/>
+    <w:lsdException w:name="List Table 6 Colorful Accent 1" w:uiPriority="51"/>
+    <w:lsdException w:name="List Table 7 Colorful Accent 1" w:uiPriority="52"/>
+    <w:lsdException w:name="List Table 1 Light Accent 2" w:uiPriority="46"/>
+    <w:lsdException w:name="List Table 2 Accent 2" w:uiPriority="47"/>
+    <w:lsdException w:name="List Table 3 Accent 2" w:uiPriority="48"/>
+    <w:lsdException w:name="List Table 4 Accent 2" w:uiPriority="49"/>
+    <w:lsdException w:name="List Table 5 Dark Accent 2" w:uiPriority="50"/>
+    <w:lsdException w:name="List Table 6 Colorful Accent 2" w:uiPriority="51"/>
+    <w:lsdException w:name="List Table 7 Colorful Accent 2" w:uiPriority="52"/>
+    <w:lsdException w:name="List Table 1 Light Accent 3" w:uiPriority="46"/>
+    <w:lsdException w:name="List Table 2 Accent 3" w:uiPriority="47"/>
+    <w:lsdException w:name="List Table 3 Accent 3" w:uiPriority="48"/>
+    <w:lsdException w:name="List Table 4 Accent 3" w:uiPriority="49"/>
+    <w:lsdException w:name="List Table 5 Dark Accent 3" w:uiPriority="50"/>
+    <w:lsdException w:name="List Table 6 Colorful Accent 3" w:uiPriority="51"/>
+    <w:lsdException w:name="List Table 7 Colorful Accent 3" w:uiPriority="52"/>
+    <w:lsdException w:name="List Table 1 Light Accent 4" w:uiPriority="46"/>
+    <w:lsdException w:name="List Table 2 Accent 4" w:uiPriority="47"/>
+    <w:lsdException w:name="List Table 3 Accent 4" w:uiPriority="48"/>
+    <w:lsdException w:name="List Table 4 Accent 4" w:uiPriority="49"/>
+    <w:lsdException w:name="List Table 5 Dark Accent 4" w:uiPriority="50"/>
+    <w:lsdException w:name="List Table 6 Colorful Accent 4" w:uiPriority="51"/>
+    <w:lsdException w:name="List Table 7 Colorful Accent 4" w:uiPriority="52"/>
+    <w:lsdException w:name="List Table 1 Light Accent 5" w:uiPriority="46"/>
+    <w:lsdException w:name="List Table 2 Accent 5" w:uiPriority="47"/>
+    <w:lsdException w:name="List Table 3 Accent 5" w:uiPriority="48"/>
+    <w:lsdException w:name="List Table 4 Accent 5" w:uiPriority="49"/>
+    <w:lsdException w:name="List Table 5 Dark Accent 5" w:uiPriority="50"/>
+    <w:lsdException w:name="List Table 6 Colorful Accent 5" w:uiPriority="51"/>
+    <w:lsdException w:name="List Table 7 Colorful Accent 5" w:uiPriority="52"/>
+    <w:lsdException w:name="List Table 1 Light Accent 6" w:uiPriority="46"/>
+    <w:lsdException w:name="List Table 2 Accent 6" w:uiPriority="47"/>
+    <w:lsdException w:name="List Table 3 Accent 6" w:uiPriority="48"/>
+    <w:lsdException w:name="List Table 4 Accent 6" w:uiPriority="49"/>
+    <w:lsdException w:name="List Table 5 Dark Accent 6" w:uiPriority="50"/>
+    <w:lsdException w:name="List Table 6 Colorful Accent 6" w:uiPriority="51"/>
+    <w:lsdException w:name="List Table 7 Colorful Accent 6" w:uiPriority="52"/>
+    <w:lsdException w:name="Mention" w:semiHidden="1" w:unhideWhenUsed="1"/>
+    <w:lsdException w:name="Smart Hyperlink" w:semiHidden="1" w:unhideWhenUsed="1"/>
+    <w:lsdException w:name="Hashtag" w:semiHidden="1" w:unhideWhenUsed="1"/>
+    <w:lsdException w:name="Unresolved Mention" w:semiHidden="1" w:unhideWhenUsed="1"/>
+  </w:latentStyles>
+  <w:style w:type="paragraph" w:styleId="Normal" w:default="1">
     <w:name w:val="Normal"/>
     <w:qFormat/>
+    <w:rsid w:val="001e4fe3"/>
+    <w:pPr>
+      <w:widowControl w:val="false"/>
+      <w:bidi w:val="0"/>
+      <w:spacing w:lineRule="auto" w:line="300" w:before="0" w:after="0"/>
+      <w:ind w:firstLine="200"/>
+      <w:jc w:val="both"/>
+    </w:pPr>
+    <w:rPr>
+      <w:rFonts w:ascii="Times New Roman" w:hAnsi="Times New Roman" w:eastAsia="宋体" w:cs="Times New Roman"/>
+      <w:color w:val="auto"/>
+      <w:kern w:val="2"/>
+      <w:sz w:val="24"/>
+      <w:szCs w:val="22"/>
+      <w:lang w:val="en-US" w:eastAsia="zh-CN" w:bidi="ar-SA"/>
+    </w:rPr>
   </w:style>
-  <w:style w:styleId="BodyText" w:type="paragraph">
-    <w:name w:val="Body Text"/>
+  <w:style w:type="paragraph" w:styleId="Heading1">
+    <w:name w:val="Heading 1"/>
     <w:basedOn w:val="Normal"/>
-    <w:link w:val="BodyTextChar"/>
+    <w:next w:val="Normal"/>
+    <w:link w:val="1"/>
+    <w:uiPriority w:val="9"/>
+    <w:qFormat/>
+    <w:rsid w:val="00d23f15"/>
+    <w:pPr>
+      <w:keepNext w:val="true"/>
+      <w:keepLines/>
+      <w:numPr>
+        <w:ilvl w:val="0"/>
+        <w:numId w:val="1"/>
+      </w:numPr>
+      <w:spacing w:before="50" w:after="0"/>
+      <w:jc w:val="left"/>
+      <w:outlineLvl w:val="0"/>
+    </w:pPr>
+    <w:rPr>
+      <w:rFonts w:eastAsia="黑体"/>
+      <w:b/>
+      <w:bCs/>
+      <w:kern w:val="2"/>
+      <w:sz w:val="28"/>
+      <w:szCs w:val="44"/>
+    </w:rPr>
+  </w:style>
+  <w:style w:type="paragraph" w:styleId="Heading2">
+    <w:name w:val="Heading 2"/>
+    <w:basedOn w:val="Normal"/>
+    <w:next w:val="Normal"/>
+    <w:link w:val="2"/>
+    <w:uiPriority w:val="9"/>
+    <w:unhideWhenUsed/>
+    <w:qFormat/>
+    <w:rsid w:val="00f27971"/>
+    <w:pPr>
+      <w:keepNext w:val="true"/>
+      <w:keepLines/>
+      <w:numPr>
+        <w:ilvl w:val="1"/>
+        <w:numId w:val="1"/>
+      </w:numPr>
+      <w:spacing w:before="50" w:after="0"/>
+      <w:jc w:val="left"/>
+      <w:outlineLvl w:val="1"/>
+    </w:pPr>
+    <w:rPr>
+      <w:rFonts w:eastAsia="黑体"/>
+      <w:b/>
+      <w:bCs/>
+      <w:szCs w:val="32"/>
+    </w:rPr>
+  </w:style>
+  <w:style w:type="paragraph" w:styleId="Heading3">
+    <w:name w:val="Heading 3"/>
+    <w:basedOn w:val="Normal"/>
+    <w:next w:val="Normal"/>
+    <w:link w:val="3"/>
+    <w:uiPriority w:val="9"/>
+    <w:unhideWhenUsed/>
+    <w:qFormat/>
+    <w:rsid w:val="00f27971"/>
+    <w:pPr>
+      <w:keepNext w:val="true"/>
+      <w:keepLines/>
+      <w:numPr>
+        <w:ilvl w:val="2"/>
+        <w:numId w:val="1"/>
+      </w:numPr>
+      <w:jc w:val="left"/>
+      <w:outlineLvl w:val="2"/>
+    </w:pPr>
+    <w:rPr>
+      <w:rFonts w:eastAsia="黑体"/>
+      <w:b/>
+      <w:bCs/>
+      <w:szCs w:val="32"/>
+    </w:rPr>
+  </w:style>
+  <w:style w:type="paragraph" w:styleId="Heading6">
+    <w:name w:val="Heading 6"/>
+    <w:basedOn w:val="Normal"/>
+    <w:next w:val="Normal"/>
+    <w:link w:val="6"/>
+    <w:qFormat/>
+    <w:rsid w:val="00f27971"/>
+    <w:pPr>
+      <w:keepNext w:val="true"/>
+      <w:spacing w:before="100" w:after="100"/>
+      <w:jc w:val="center"/>
+      <w:outlineLvl w:val="5"/>
+    </w:pPr>
+    <w:rPr>
+      <w:rFonts w:eastAsia="黑体"/>
+      <w:b/>
+      <w:bCs/>
+    </w:rPr>
+  </w:style>
+  <w:style w:type="character" w:styleId="DefaultParagraphFont" w:default="1">
+    <w:name w:val="Default Paragraph Font"/>
+    <w:uiPriority w:val="1"/>
+    <w:semiHidden/>
+    <w:unhideWhenUsed/>
+    <w:qFormat/>
+    <w:rPr/>
+  </w:style>
+  <w:style w:type="character" w:styleId="AMDisplayEquation" w:customStyle="1">
+    <w:name w:val="AMDisplayEquation 字符"/>
+    <w:link w:val="AMDisplayEquation1"/>
+    <w:qFormat/>
+    <w:rsid w:val="00f27971"/>
+    <w:rPr>
+      <w:rFonts w:ascii="Times New Roman" w:hAnsi="Times New Roman" w:eastAsia="宋体" w:cs="Times New Roman"/>
+      <w:sz w:val="24"/>
+    </w:rPr>
+  </w:style>
+  <w:style w:type="character" w:styleId="AMEquationSection" w:customStyle="1">
+    <w:name w:val="AMEquationSection"/>
+    <w:qFormat/>
+    <w:rsid w:val="00f27971"/>
+    <w:rPr>
+      <w:vanish/>
+      <w:color w:val="FF0000"/>
+    </w:rPr>
+  </w:style>
+  <w:style w:type="character" w:styleId="1" w:customStyle="1">
+    <w:name w:val="标题 1 字符"/>
+    <w:link w:val="Heading1"/>
+    <w:uiPriority w:val="9"/>
+    <w:qFormat/>
+    <w:rsid w:val="00d23f15"/>
+    <w:rPr>
+      <w:rFonts w:ascii="Times New Roman" w:hAnsi="Times New Roman" w:eastAsia="黑体" w:cs="Times New Roman"/>
+      <w:b/>
+      <w:bCs/>
+      <w:kern w:val="2"/>
+      <w:sz w:val="28"/>
+      <w:szCs w:val="44"/>
+    </w:rPr>
+  </w:style>
+  <w:style w:type="character" w:styleId="2" w:customStyle="1">
+    <w:name w:val="标题 2 字符"/>
+    <w:link w:val="Heading2"/>
+    <w:uiPriority w:val="9"/>
+    <w:qFormat/>
+    <w:rsid w:val="00f27971"/>
+    <w:rPr>
+      <w:rFonts w:ascii="Times New Roman" w:hAnsi="Times New Roman" w:eastAsia="黑体" w:cs="Times New Roman"/>
+      <w:b/>
+      <w:bCs/>
+      <w:sz w:val="24"/>
+      <w:szCs w:val="32"/>
+    </w:rPr>
+  </w:style>
+  <w:style w:type="character" w:styleId="3" w:customStyle="1">
+    <w:name w:val="标题 3 字符"/>
+    <w:link w:val="Heading3"/>
+    <w:uiPriority w:val="9"/>
+    <w:qFormat/>
+    <w:rsid w:val="00f27971"/>
+    <w:rPr>
+      <w:rFonts w:ascii="Times New Roman" w:hAnsi="Times New Roman" w:eastAsia="黑体" w:cs="Times New Roman"/>
+      <w:b/>
+      <w:bCs/>
+      <w:sz w:val="24"/>
+      <w:szCs w:val="32"/>
+    </w:rPr>
+  </w:style>
+  <w:style w:type="character" w:styleId="Style10" w:customStyle="1">
+    <w:name w:val="标题 字符"/>
+    <w:link w:val="Title"/>
+    <w:uiPriority w:val="10"/>
+    <w:qFormat/>
+    <w:rsid w:val="00f27971"/>
+    <w:rPr>
+      <w:rFonts w:ascii="Times New Roman" w:hAnsi="Times New Roman" w:eastAsia="黑体" w:cs="Times New Roman"/>
+      <w:b/>
+      <w:bCs/>
+      <w:sz w:val="32"/>
+      <w:szCs w:val="32"/>
+    </w:rPr>
+  </w:style>
+  <w:style w:type="character" w:styleId="Style11" w:customStyle="1">
+    <w:name w:val="居中 字符"/>
+    <w:link w:val="Style26"/>
+    <w:qFormat/>
+    <w:rsid w:val="00f27971"/>
+    <w:rPr>
+      <w:rFonts w:ascii="Times New Roman" w:hAnsi="Times New Roman" w:eastAsia="宋体" w:cs="Times New Roman"/>
+      <w:sz w:val="24"/>
+    </w:rPr>
+  </w:style>
+  <w:style w:type="character" w:styleId="11" w:customStyle="1">
+    <w:name w:val="标题1(伪装) 字符"/>
+    <w:link w:val="12"/>
+    <w:qFormat/>
+    <w:rsid w:val="00f27971"/>
+    <w:rPr>
+      <w:rFonts w:ascii="Times New Roman" w:hAnsi="Times New Roman" w:eastAsia="黑体" w:cs="Times New Roman"/>
+      <w:b/>
+      <w:sz w:val="28"/>
+    </w:rPr>
+  </w:style>
+  <w:style w:type="character" w:styleId="SubtleEmphasis">
+    <w:name w:val="Subtle Emphasis"/>
+    <w:uiPriority w:val="19"/>
+    <w:qFormat/>
+    <w:rsid w:val="00f27971"/>
+    <w:rPr>
+      <w:i/>
+      <w:iCs/>
+      <w:color w:val="404040"/>
+    </w:rPr>
+  </w:style>
+  <w:style w:type="character" w:styleId="Style12" w:customStyle="1">
+    <w:name w:val="副标题 字符"/>
+    <w:link w:val="Subtitle"/>
+    <w:uiPriority w:val="11"/>
+    <w:qFormat/>
+    <w:rsid w:val="00f27971"/>
+    <w:rPr>
+      <w:rFonts w:ascii="Times New Roman" w:hAnsi="Times New Roman" w:eastAsia="等线" w:cs="Times New Roman"/>
+      <w:b/>
+      <w:bCs/>
+      <w:kern w:val="2"/>
+      <w:sz w:val="32"/>
+      <w:szCs w:val="32"/>
+    </w:rPr>
+  </w:style>
+  <w:style w:type="character" w:styleId="Style13" w:customStyle="1">
+    <w:name w:val="公式 字符"/>
+    <w:link w:val="Style27"/>
+    <w:qFormat/>
+    <w:rsid w:val="00f27971"/>
+    <w:rPr>
+      <w:rFonts w:ascii="Times New Roman" w:hAnsi="Times New Roman" w:eastAsia="宋体" w:cs="Times New Roman"/>
+      <w:sz w:val="24"/>
+    </w:rPr>
+  </w:style>
+  <w:style w:type="character" w:styleId="21" w:customStyle="1">
+    <w:name w:val="公式2 字符"/>
+    <w:link w:val="22"/>
+    <w:qFormat/>
+    <w:rsid w:val="00f27971"/>
+    <w:rPr>
+      <w:rFonts w:ascii="Times New Roman" w:hAnsi="Times New Roman" w:eastAsia="宋体" w:cs="Times New Roman"/>
+      <w:sz w:val="24"/>
+    </w:rPr>
+  </w:style>
+  <w:style w:type="character" w:styleId="Style14" w:customStyle="1">
+    <w:name w:val="数字英文 字符"/>
+    <w:link w:val="Style28"/>
+    <w:uiPriority w:val="1"/>
+    <w:qFormat/>
+    <w:rsid w:val="00f27971"/>
+    <w:rPr>
+      <w:rFonts w:ascii="Times New Roman" w:hAnsi="Times New Roman" w:eastAsia="Times New Roman" w:cs="Times New Roman"/>
+      <w:b/>
+      <w:bCs/>
+      <w:sz w:val="24"/>
+      <w:szCs w:val="32"/>
+    </w:rPr>
+  </w:style>
+  <w:style w:type="character" w:styleId="Style15" w:customStyle="1">
+    <w:name w:val="题注 字符"/>
+    <w:link w:val="Caption1"/>
+    <w:uiPriority w:val="35"/>
+    <w:qFormat/>
+    <w:rsid w:val="00f27971"/>
+    <w:rPr>
+      <w:rFonts w:ascii="Times New Roman" w:hAnsi="Times New Roman" w:eastAsia="宋体" w:cs="Times New Roman"/>
+      <w:szCs w:val="20"/>
+    </w:rPr>
+  </w:style>
+  <w:style w:type="character" w:styleId="Style16" w:customStyle="1">
+    <w:name w:val="题注. 字符"/>
+    <w:link w:val="Style29"/>
+    <w:qFormat/>
+    <w:rsid w:val="00f27971"/>
+    <w:rPr>
+      <w:rFonts w:ascii="Times New Roman" w:hAnsi="Times New Roman" w:eastAsia="宋体" w:cs="Times New Roman"/>
+      <w:szCs w:val="20"/>
+    </w:rPr>
+  </w:style>
+  <w:style w:type="character" w:styleId="Style17" w:customStyle="1">
+    <w:name w:val="页脚 字符"/>
+    <w:link w:val="Footer"/>
+    <w:uiPriority w:val="99"/>
+    <w:qFormat/>
+    <w:rsid w:val="00f27971"/>
+    <w:rPr>
+      <w:rFonts w:ascii="Times New Roman" w:hAnsi="Times New Roman" w:eastAsia="宋体" w:cs="Times New Roman"/>
+      <w:sz w:val="18"/>
+      <w:szCs w:val="18"/>
+    </w:rPr>
+  </w:style>
+  <w:style w:type="character" w:styleId="Style18" w:customStyle="1">
+    <w:name w:val="页眉 字符"/>
+    <w:link w:val="Header"/>
+    <w:uiPriority w:val="99"/>
+    <w:qFormat/>
+    <w:rsid w:val="00f27971"/>
+    <w:rPr>
+      <w:rFonts w:ascii="Times New Roman" w:hAnsi="Times New Roman" w:eastAsia="宋体" w:cs="Times New Roman"/>
+      <w:sz w:val="18"/>
+      <w:szCs w:val="18"/>
+    </w:rPr>
+  </w:style>
+  <w:style w:type="character" w:styleId="Style19" w:customStyle="1">
+    <w:name w:val="摘要；关键字 字符"/>
+    <w:link w:val="Style30"/>
+    <w:uiPriority w:val="1"/>
+    <w:qFormat/>
+    <w:rsid w:val="00f27971"/>
+    <w:rPr>
+      <w:rFonts w:ascii="Times New Roman" w:hAnsi="Times New Roman" w:eastAsia="黑体" w:cs="Times New Roman"/>
+      <w:b/>
+      <w:sz w:val="24"/>
+    </w:rPr>
+  </w:style>
+  <w:style w:type="character" w:styleId="Style20" w:customStyle="1">
+    <w:name w:val="正文文本 字符"/>
+    <w:basedOn w:val="DefaultParagraphFont"/>
+    <w:semiHidden/>
+    <w:qFormat/>
+    <w:rsid w:val="00f27971"/>
+    <w:rPr>
+      <w:rFonts w:ascii="Times New Roman" w:hAnsi="Times New Roman" w:eastAsia="宋体" w:cs="Times New Roman"/>
+      <w:sz w:val="24"/>
+    </w:rPr>
+  </w:style>
+  <w:style w:type="character" w:styleId="6" w:customStyle="1">
+    <w:name w:val="标题 6 字符"/>
+    <w:basedOn w:val="DefaultParagraphFont"/>
+    <w:link w:val="Heading6"/>
+    <w:qFormat/>
+    <w:rsid w:val="00f27971"/>
+    <w:rPr>
+      <w:rFonts w:ascii="Times New Roman" w:hAnsi="Times New Roman" w:eastAsia="黑体" w:cs="Times New Roman"/>
+      <w:b/>
+      <w:bCs/>
+      <w:sz w:val="24"/>
+    </w:rPr>
+  </w:style>
+  <w:style w:type="character" w:styleId="InternetLink">
+    <w:name w:val="Hyperlink"/>
+    <w:uiPriority w:val="99"/>
+    <w:unhideWhenUsed/>
+    <w:rsid w:val="00f27971"/>
+    <w:rPr>
+      <w:color w:val="0000FF"/>
+      <w:u w:val="single"/>
+    </w:rPr>
+  </w:style>
+  <w:style w:type="character" w:styleId="Style21" w:customStyle="1">
+    <w:name w:val="脚注文本 字符"/>
+    <w:basedOn w:val="DefaultParagraphFont"/>
+    <w:link w:val="Footnote"/>
+    <w:semiHidden/>
+    <w:qFormat/>
+    <w:rsid w:val="00f27971"/>
+    <w:rPr>
+      <w:rFonts w:ascii="Times New Roman" w:hAnsi="Times New Roman" w:eastAsia="宋体" w:cs="Times New Roman"/>
+      <w:sz w:val="18"/>
+      <w:szCs w:val="18"/>
+    </w:rPr>
+  </w:style>
+  <w:style w:type="character" w:styleId="FootnoteCharacters">
+    <w:name w:val="Footnote Characters"/>
+    <w:semiHidden/>
+    <w:qFormat/>
+    <w:rsid w:val="00f27971"/>
+    <w:rPr>
+      <w:vertAlign w:val="superscript"/>
+    </w:rPr>
+  </w:style>
+  <w:style w:type="character" w:styleId="FootnoteAnchor">
+    <w:name w:val="Footnote Anchor"/>
+    <w:rPr>
+      <w:vertAlign w:val="superscript"/>
+    </w:rPr>
+  </w:style>
+  <w:style w:type="character" w:styleId="Style22" w:customStyle="1">
+    <w:name w:val="批注框文本 字符"/>
+    <w:link w:val="BalloonText"/>
+    <w:uiPriority w:val="99"/>
+    <w:semiHidden/>
+    <w:qFormat/>
+    <w:rsid w:val="00f27971"/>
+    <w:rPr>
+      <w:rFonts w:ascii="Times New Roman" w:hAnsi="Times New Roman" w:eastAsia="宋体" w:cs="Times New Roman"/>
+      <w:sz w:val="18"/>
+      <w:szCs w:val="18"/>
+    </w:rPr>
+  </w:style>
+  <w:style w:type="character" w:styleId="Style23" w:customStyle="1">
+    <w:name w:val="批注文字 字符"/>
+    <w:link w:val="Annotationtext"/>
+    <w:semiHidden/>
+    <w:qFormat/>
+    <w:rsid w:val="00f27971"/>
+    <w:rPr>
+      <w:rFonts w:ascii="Times New Roman" w:hAnsi="Times New Roman" w:eastAsia="宋体" w:cs="Times New Roman"/>
+      <w:sz w:val="24"/>
+    </w:rPr>
+  </w:style>
+  <w:style w:type="character" w:styleId="Annotationreference">
+    <w:name w:val="annotation reference"/>
+    <w:semiHidden/>
+    <w:qFormat/>
+    <w:rsid w:val="00f27971"/>
+    <w:rPr>
+      <w:sz w:val="21"/>
+      <w:szCs w:val="21"/>
+    </w:rPr>
+  </w:style>
+  <w:style w:type="character" w:styleId="Style24" w:customStyle="1">
+    <w:name w:val="批注主题 字符"/>
+    <w:link w:val="Annotationsubject"/>
+    <w:uiPriority w:val="99"/>
+    <w:semiHidden/>
+    <w:qFormat/>
+    <w:rsid w:val="00f27971"/>
+    <w:rPr>
+      <w:rFonts w:ascii="Times New Roman" w:hAnsi="Times New Roman" w:eastAsia="宋体" w:cs="Times New Roman"/>
+      <w:b/>
+      <w:bCs/>
+      <w:sz w:val="24"/>
+    </w:rPr>
+  </w:style>
+  <w:style w:type="character" w:styleId="Style25" w:customStyle="1">
+    <w:name w:val="尾注文本 字符"/>
+    <w:link w:val="Endnote"/>
+    <w:uiPriority w:val="99"/>
+    <w:semiHidden/>
+    <w:qFormat/>
+    <w:rsid w:val="00f27971"/>
+    <w:rPr>
+      <w:rFonts w:ascii="Times New Roman" w:hAnsi="Times New Roman" w:eastAsia="宋体" w:cs="Times New Roman"/>
+      <w:sz w:val="24"/>
+    </w:rPr>
+  </w:style>
+  <w:style w:type="character" w:styleId="EndnoteCharacters">
+    <w:name w:val="Endnote Characters"/>
+    <w:uiPriority w:val="99"/>
+    <w:semiHidden/>
+    <w:unhideWhenUsed/>
+    <w:qFormat/>
+    <w:rsid w:val="00f27971"/>
+    <w:rPr>
+      <w:vertAlign w:val="superscript"/>
+    </w:rPr>
+  </w:style>
+  <w:style w:type="character" w:styleId="EndnoteAnchor">
+    <w:name w:val="Endnote Anchor"/>
+    <w:rPr>
+      <w:vertAlign w:val="superscript"/>
+    </w:rPr>
+  </w:style>
+  <w:style w:type="character" w:styleId="Pagenumber">
+    <w:name w:val="page number"/>
+    <w:basedOn w:val="DefaultParagraphFont"/>
+    <w:semiHidden/>
+    <w:qFormat/>
+    <w:rsid w:val="00f27971"/>
+    <w:rPr/>
+  </w:style>
+  <w:style w:type="character" w:styleId="Emphasis">
+    <w:name w:val="Emphasis"/>
+    <w:basedOn w:val="DefaultParagraphFont"/>
+    <w:uiPriority w:val="20"/>
+    <w:qFormat/>
+    <w:rsid w:val="006016b2"/>
+    <w:rPr>
+      <w:i/>
+      <w:iCs/>
+    </w:rPr>
+  </w:style>
+  <w:style w:type="character" w:styleId="UnresolvedMention">
+    <w:name w:val="Unresolved Mention"/>
+    <w:basedOn w:val="DefaultParagraphFont"/>
+    <w:uiPriority w:val="99"/>
+    <w:semiHidden/>
+    <w:unhideWhenUsed/>
+    <w:qFormat/>
+    <w:rsid w:val="008e22de"/>
+    <w:rPr>
+      <w:color w:val="605E5C"/>
+      <w:shd w:fill="E1DFDD" w:val="clear"/>
+    </w:rPr>
+  </w:style>
+  <w:style w:type="paragraph" w:styleId="Heading">
+    <w:name w:val="Heading"/>
+    <w:basedOn w:val="Normal"/>
+    <w:next w:val="TextBody"/>
     <w:qFormat/>
     <w:pPr>
-      <w:spacing w:after="180" w:before="180"/>
-    </w:pPr>
-  </w:style>
-  <w:style w:customStyle="1" w:styleId="FirstParagraph" w:type="paragraph">
-    <w:name w:val="First Paragraph"/>
-    <w:basedOn w:val="BodyText"/>
-    <w:next w:val="BodyText"/>
-    <w:qFormat/>
-  </w:style>
-  <w:style w:customStyle="1" w:styleId="Compact" w:type="paragraph">
-    <w:name w:val="Compact"/>
-    <w:basedOn w:val="BodyText"/>
-    <w:qFormat/>
-    <w:pPr>
-      <w:spacing w:after="36" w:before="36"/>
-    </w:pPr>
-  </w:style>
-  <w:style w:styleId="Title" w:type="paragraph">
-    <w:name w:val="Title"/>
-    <w:basedOn w:val="Normal"/>
-    <w:next w:val="BodyText"/>
-    <w:link w:val="TitleChar"/>
-    <w:uiPriority w:val="10"/>
-    <w:qFormat/>
-    <w:rsid w:val="00A10FD9"/>
-    <w:pPr>
-      <w:spacing w:after="80" w:line="240" w:lineRule="auto"/>
-      <w:contextualSpacing/>
-      <w:jc w:val="center"/>
+      <w:keepNext w:val="true"/>
+      <w:spacing w:before="240" w:after="120"/>
     </w:pPr>
     <w:rPr>
-      <w:rFonts w:asciiTheme="majorHAnsi" w:cstheme="majorBidi" w:eastAsiaTheme="majorEastAsia" w:hAnsiTheme="majorHAnsi"/>
-      <w:sz w:val="56"/>
-      <w:szCs w:val="56"/>
-    </w:rPr>
-  </w:style>
-  <w:style w:customStyle="1" w:styleId="TitleChar" w:type="character">
-    <w:name w:val="Title Char"/>
-    <w:basedOn w:val="DefaultParagraphFont"/>
-    <w:link w:val="Title"/>
-    <w:uiPriority w:val="10"/>
-    <w:rsid w:val="00A10FD9"/>
-    <w:rPr>
-      <w:rFonts w:asciiTheme="majorHAnsi" w:cstheme="majorBidi" w:eastAsiaTheme="majorEastAsia" w:hAnsiTheme="majorHAnsi"/>
-      <w:sz w:val="56"/>
-      <w:szCs w:val="56"/>
-    </w:rPr>
-  </w:style>
-  <w:style w:styleId="Subtitle" w:type="paragraph">
-    <w:name w:val="Subtitle"/>
-    <w:basedOn w:val="Title"/>
-    <w:next w:val="BodyText"/>
-    <w:link w:val="SubtitleChar"/>
-    <w:uiPriority w:val="11"/>
-    <w:qFormat/>
-    <w:rsid w:val="00A10FD9"/>
-    <w:pPr>
-      <w:numPr>
-        <w:ilvl w:val="1"/>
-      </w:numPr>
-    </w:pPr>
-    <w:rPr>
-      <w:rFonts w:cstheme="majorBidi" w:eastAsiaTheme="majorEastAsia"/>
-      <w:spacing w:val="15"/>
+      <w:rFonts w:ascii="Noto Sans CJK SC" w:hAnsi="Noto Sans CJK SC" w:eastAsia="Noto Sans CJK SC" w:cs="Noto Sans CJK SC"/>
       <w:sz w:val="28"/>
       <w:szCs w:val="28"/>
     </w:rPr>
   </w:style>
-  <w:style w:customStyle="1" w:styleId="SubtitleChar" w:type="character">
-    <w:name w:val="Subtitle Char"/>
-    <w:basedOn w:val="DefaultParagraphFont"/>
-    <w:link w:val="Subtitle"/>
-    <w:uiPriority w:val="11"/>
-    <w:rsid w:val="00A10FD9"/>
-    <w:rPr>
-      <w:rFonts w:cstheme="majorBidi" w:eastAsiaTheme="majorEastAsia"/>
-      <w:color w:themeColor="text1" w:themeTint="A6" w:val="595959"/>
-      <w:spacing w:val="15"/>
-      <w:sz w:val="28"/>
-      <w:szCs w:val="28"/>
-    </w:rPr>
+  <w:style w:type="paragraph" w:styleId="TextBody">
+    <w:name w:val="Body Text"/>
+    <w:basedOn w:val="Normal"/>
+    <w:link w:val="Style20"/>
+    <w:semiHidden/>
+    <w:rsid w:val="00f27971"/>
+    <w:pPr>
+      <w:spacing w:before="0" w:after="120"/>
+    </w:pPr>
+    <w:rPr/>
   </w:style>
-  <w:style w:customStyle="1" w:styleId="Author" w:type="paragraph">
-    <w:name w:val="Author"/>
-    <w:basedOn w:val="Title"/>
-    <w:next w:val="BodyText"/>
+  <w:style w:type="paragraph" w:styleId="List">
+    <w:name w:val="List"/>
+    <w:basedOn w:val="TextBody"/>
+    <w:pPr/>
+    <w:rPr/>
+  </w:style>
+  <w:style w:type="paragraph" w:styleId="Caption">
+    <w:name w:val="Caption"/>
+    <w:basedOn w:val="Normal"/>
     <w:qFormat/>
     <w:pPr>
-      <w:keepNext/>
-      <w:keepLines/>
+      <w:suppressLineNumbers/>
+      <w:spacing w:before="120" w:after="120"/>
     </w:pPr>
     <w:rPr>
+      <w:i/>
+      <w:iCs/>
       <w:sz w:val="24"/>
       <w:szCs w:val="24"/>
     </w:rPr>
   </w:style>
-  <w:style w:styleId="Date" w:type="paragraph">
-    <w:name w:val="Date"/>
-    <w:basedOn w:val="Title"/>
-    <w:next w:val="BodyText"/>
+  <w:style w:type="paragraph" w:styleId="Index">
+    <w:name w:val="Index"/>
+    <w:basedOn w:val="Normal"/>
     <w:qFormat/>
     <w:pPr>
-      <w:keepNext/>
-      <w:keepLines/>
+      <w:suppressLineNumbers/>
     </w:pPr>
     <w:rPr>
-      <w:sz w:val="24"/>
-      <w:szCs w:val="24"/>
+      <w:lang w:val="zxx" w:eastAsia="zxx" w:bidi="zxx"/>
     </w:rPr>
   </w:style>
-  <w:style w:customStyle="1" w:styleId="AbstractTitle" w:type="paragraph">
-    <w:name w:val="Abstract Title"/>
+  <w:style w:type="paragraph" w:styleId="AMDisplayEquation1" w:customStyle="1">
+    <w:name w:val="AMDisplayEquation"/>
+    <w:basedOn w:val="22"/>
+    <w:next w:val="Normal"/>
+    <w:link w:val="AMDisplayEquation"/>
+    <w:qFormat/>
+    <w:rsid w:val="00f27971"/>
+    <w:pPr>
+      <w:tabs>
+        <w:tab w:val="clear" w:pos="4150"/>
+        <w:tab w:val="clear" w:pos="10104"/>
+        <w:tab w:val="center" w:pos="4160" w:leader="none"/>
+        <w:tab w:val="right" w:pos="8300" w:leader="none"/>
+      </w:tabs>
+    </w:pPr>
+    <w:rPr/>
+  </w:style>
+  <w:style w:type="paragraph" w:styleId="Title">
+    <w:name w:val="Title"/>
     <w:basedOn w:val="Normal"/>
-    <w:next w:val="Abstract"/>
+    <w:next w:val="Normal"/>
+    <w:link w:val="Style10"/>
+    <w:uiPriority w:val="10"/>
     <w:qFormat/>
+    <w:rsid w:val="00f27971"/>
     <w:pPr>
-      <w:keepNext/>
-      <w:keepLines/>
-      <w:spacing w:after="0" w:before="300"/>
+      <w:ind w:hanging="0"/>
+      <w:jc w:val="center"/>
+      <w:outlineLvl w:val="0"/>
+    </w:pPr>
+    <w:rPr>
+      <w:rFonts w:eastAsia="黑体"/>
+      <w:b/>
+      <w:bCs/>
+      <w:sz w:val="32"/>
+      <w:szCs w:val="32"/>
+    </w:rPr>
+  </w:style>
+  <w:style w:type="paragraph" w:styleId="Style26" w:customStyle="1">
+    <w:name w:val="居中"/>
+    <w:basedOn w:val="Normal"/>
+    <w:link w:val="Style11"/>
+    <w:qFormat/>
+    <w:rsid w:val="00f27971"/>
+    <w:pPr>
+      <w:ind w:hanging="0"/>
+      <w:jc w:val="center"/>
+    </w:pPr>
+    <w:rPr/>
+  </w:style>
+  <w:style w:type="paragraph" w:styleId="12" w:customStyle="1">
+    <w:name w:val="标题1(伪装)"/>
+    <w:basedOn w:val="Style26"/>
+    <w:link w:val="11"/>
+    <w:qFormat/>
+    <w:rsid w:val="00f27971"/>
+    <w:pPr>
+      <w:keepNext w:val="true"/>
+      <w:numPr>
+        <w:ilvl w:val="0"/>
+        <w:numId w:val="2"/>
+      </w:numPr>
+    </w:pPr>
+    <w:rPr>
+      <w:rFonts w:eastAsia="黑体"/>
+      <w:b/>
+      <w:sz w:val="28"/>
+    </w:rPr>
+  </w:style>
+  <w:style w:type="paragraph" w:styleId="Subtitle">
+    <w:name w:val="Subtitle"/>
+    <w:basedOn w:val="Normal"/>
+    <w:next w:val="Normal"/>
+    <w:link w:val="Style12"/>
+    <w:uiPriority w:val="11"/>
+    <w:qFormat/>
+    <w:rsid w:val="00f27971"/>
+    <w:pPr>
+      <w:spacing w:lineRule="auto" w:line="312" w:before="240" w:after="60"/>
+      <w:jc w:val="center"/>
+      <w:outlineLvl w:val="1"/>
+    </w:pPr>
+    <w:rPr>
+      <w:rFonts w:eastAsia="等线"/>
+      <w:b/>
+      <w:bCs/>
+      <w:kern w:val="2"/>
+      <w:sz w:val="32"/>
+      <w:szCs w:val="32"/>
+    </w:rPr>
+  </w:style>
+  <w:style w:type="paragraph" w:styleId="Style27" w:customStyle="1">
+    <w:name w:val="公式"/>
+    <w:basedOn w:val="Normal"/>
+    <w:link w:val="Style13"/>
+    <w:qFormat/>
+    <w:rsid w:val="00f27971"/>
+    <w:pPr>
+      <w:tabs>
+        <w:tab w:val="clear" w:pos="420"/>
+        <w:tab w:val="center" w:pos="4150" w:leader="none"/>
+        <w:tab w:val="right" w:pos="10047" w:leader="none"/>
+      </w:tabs>
+      <w:ind w:hanging="0"/>
+      <w:jc w:val="right"/>
+    </w:pPr>
+    <w:rPr/>
+  </w:style>
+  <w:style w:type="paragraph" w:styleId="22" w:customStyle="1">
+    <w:name w:val="公式2"/>
+    <w:basedOn w:val="Normal"/>
+    <w:link w:val="21"/>
+    <w:qFormat/>
+    <w:rsid w:val="00f27971"/>
+    <w:pPr>
+      <w:tabs>
+        <w:tab w:val="clear" w:pos="420"/>
+        <w:tab w:val="center" w:pos="4150" w:leader="none"/>
+        <w:tab w:val="right" w:pos="10104" w:leader="none"/>
+      </w:tabs>
+      <w:ind w:hanging="0"/>
+    </w:pPr>
+    <w:rPr/>
+  </w:style>
+  <w:style w:type="paragraph" w:styleId="ListParagraph">
+    <w:name w:val="List Paragraph"/>
+    <w:basedOn w:val="Normal"/>
+    <w:uiPriority w:val="34"/>
+    <w:qFormat/>
+    <w:rsid w:val="00f27971"/>
+    <w:pPr>
+      <w:ind w:firstLine="420"/>
+    </w:pPr>
+    <w:rPr/>
+  </w:style>
+  <w:style w:type="paragraph" w:styleId="Style28" w:customStyle="1">
+    <w:name w:val="数字英文"/>
+    <w:basedOn w:val="Title"/>
+    <w:link w:val="Style14"/>
+    <w:uiPriority w:val="1"/>
+    <w:qFormat/>
+    <w:rsid w:val="00f27971"/>
+    <w:pPr>
+      <w:jc w:val="both"/>
+    </w:pPr>
+    <w:rPr>
+      <w:rFonts w:eastAsia="Times New Roman"/>
+      <w:sz w:val="24"/>
+    </w:rPr>
+  </w:style>
+  <w:style w:type="paragraph" w:styleId="Caption1">
+    <w:name w:val="caption"/>
+    <w:basedOn w:val="Normal"/>
+    <w:next w:val="Normal"/>
+    <w:link w:val="Style15"/>
+    <w:uiPriority w:val="35"/>
+    <w:unhideWhenUsed/>
+    <w:qFormat/>
+    <w:rsid w:val="00f27971"/>
+    <w:pPr>
+      <w:ind w:hanging="0"/>
+      <w:jc w:val="center"/>
+    </w:pPr>
+    <w:rPr>
+      <w:sz w:val="21"/>
+      <w:szCs w:val="20"/>
+    </w:rPr>
+  </w:style>
+  <w:style w:type="paragraph" w:styleId="Style29" w:customStyle="1">
+    <w:name w:val="题注."/>
+    <w:basedOn w:val="Caption1"/>
+    <w:link w:val="Style16"/>
+    <w:qFormat/>
+    <w:rsid w:val="00f27971"/>
+    <w:pPr/>
+    <w:rPr/>
+  </w:style>
+  <w:style w:type="paragraph" w:styleId="NoSpacing">
+    <w:name w:val="No Spacing"/>
+    <w:uiPriority w:val="1"/>
+    <w:qFormat/>
+    <w:rsid w:val="00f27971"/>
+    <w:pPr>
+      <w:widowControl w:val="false"/>
+      <w:bidi w:val="0"/>
+      <w:spacing w:before="0" w:after="0"/>
+      <w:ind w:firstLine="200"/>
+      <w:jc w:val="both"/>
+    </w:pPr>
+    <w:rPr>
+      <w:rFonts w:ascii="Times New Roman" w:hAnsi="Times New Roman" w:eastAsia="宋体" w:cs="Times New Roman"/>
+      <w:color w:val="auto"/>
+      <w:kern w:val="2"/>
+      <w:sz w:val="24"/>
+      <w:szCs w:val="22"/>
+      <w:lang w:val="en-US" w:eastAsia="zh-CN" w:bidi="ar-SA"/>
+    </w:rPr>
+  </w:style>
+  <w:style w:type="paragraph" w:styleId="HeaderandFooter">
+    <w:name w:val="Header and Footer"/>
+    <w:basedOn w:val="Normal"/>
+    <w:qFormat/>
+    <w:pPr/>
+    <w:rPr/>
+  </w:style>
+  <w:style w:type="paragraph" w:styleId="Footer">
+    <w:name w:val="Footer"/>
+    <w:basedOn w:val="Normal"/>
+    <w:link w:val="Style17"/>
+    <w:uiPriority w:val="99"/>
+    <w:unhideWhenUsed/>
+    <w:rsid w:val="00f27971"/>
+    <w:pPr>
+      <w:tabs>
+        <w:tab w:val="clear" w:pos="420"/>
+        <w:tab w:val="center" w:pos="4153" w:leader="none"/>
+        <w:tab w:val="right" w:pos="8306" w:leader="none"/>
+      </w:tabs>
+      <w:snapToGrid w:val="false"/>
+      <w:jc w:val="left"/>
+    </w:pPr>
+    <w:rPr>
+      <w:sz w:val="18"/>
+      <w:szCs w:val="18"/>
+    </w:rPr>
+  </w:style>
+  <w:style w:type="paragraph" w:styleId="Header">
+    <w:name w:val="Header"/>
+    <w:basedOn w:val="Normal"/>
+    <w:link w:val="Style18"/>
+    <w:uiPriority w:val="99"/>
+    <w:unhideWhenUsed/>
+    <w:rsid w:val="00f27971"/>
+    <w:pPr>
+      <w:pBdr>
+        <w:bottom w:val="single" w:sz="6" w:space="1" w:color="000000"/>
+      </w:pBdr>
+      <w:tabs>
+        <w:tab w:val="clear" w:pos="420"/>
+        <w:tab w:val="center" w:pos="4153" w:leader="none"/>
+        <w:tab w:val="right" w:pos="8306" w:leader="none"/>
+      </w:tabs>
+      <w:snapToGrid w:val="false"/>
+      <w:jc w:val="center"/>
+    </w:pPr>
+    <w:rPr>
+      <w:sz w:val="18"/>
+      <w:szCs w:val="18"/>
+    </w:rPr>
+  </w:style>
+  <w:style w:type="paragraph" w:styleId="Style30" w:customStyle="1">
+    <w:name w:val="摘要；关键字"/>
+    <w:basedOn w:val="Normal"/>
+    <w:next w:val="Normal"/>
+    <w:link w:val="Style19"/>
+    <w:uiPriority w:val="1"/>
+    <w:qFormat/>
+    <w:rsid w:val="00f27971"/>
+    <w:pPr>
+      <w:jc w:val="left"/>
+    </w:pPr>
+    <w:rPr>
+      <w:rFonts w:eastAsia="黑体"/>
+      <w:b/>
+    </w:rPr>
+  </w:style>
+  <w:style w:type="paragraph" w:styleId="Abstracttext" w:customStyle="1">
+    <w:name w:val="Abstract text"/>
+    <w:basedOn w:val="TextBody"/>
+    <w:qFormat/>
+    <w:rsid w:val="00f27971"/>
+    <w:pPr>
+      <w:keepNext w:val="true"/>
+      <w:widowControl/>
+      <w:spacing w:lineRule="auto" w:line="240" w:before="0" w:after="0"/>
+      <w:ind w:right="45" w:firstLine="200"/>
+    </w:pPr>
+    <w:rPr>
+      <w:sz w:val="20"/>
+      <w:szCs w:val="18"/>
+      <w:lang w:eastAsia="en-US"/>
+    </w:rPr>
+  </w:style>
+  <w:style w:type="paragraph" w:styleId="AbstractHeading" w:customStyle="1">
+    <w:name w:val="Abstract Heading"/>
+    <w:basedOn w:val="Normal"/>
+    <w:qFormat/>
+    <w:rsid w:val="00f27971"/>
+    <w:pPr>
+      <w:widowControl/>
+      <w:spacing w:lineRule="auto" w:line="240" w:before="240" w:after="120"/>
       <w:jc w:val="center"/>
     </w:pPr>
     <w:rPr>
       <w:b/>
-      <w:sz w:val="20"/>
-      <w:szCs w:val="20"/>
+      <w:bCs/>
+      <w:lang w:eastAsia="en-US"/>
     </w:rPr>
   </w:style>
-  <w:style w:customStyle="1" w:styleId="Abstract" w:type="paragraph">
-    <w:name w:val="Abstract"/>
-    <w:basedOn w:val="Normal"/>
-    <w:next w:val="BodyText"/>
+  <w:style w:type="paragraph" w:styleId="Email" w:customStyle="1">
+    <w:name w:val="Email"/>
+    <w:basedOn w:val="Header"/>
     <w:qFormat/>
+    <w:rsid w:val="00f27971"/>
     <w:pPr>
-      <w:keepNext/>
-      <w:keepLines/>
-      <w:spacing w:after="300" w:before="100"/>
+      <w:pBdr>
+        <w:bottom w:val="nil"/>
+      </w:pBdr>
+      <w:tabs>
+        <w:tab w:val="left" w:pos="420" w:leader="none"/>
+        <w:tab w:val="center" w:pos="4153" w:leader="none"/>
+        <w:tab w:val="right" w:pos="8306" w:leader="none"/>
+      </w:tabs>
+      <w:snapToGrid w:val="true"/>
     </w:pPr>
     <w:rPr>
-      <w:sz w:val="20"/>
-      <w:szCs w:val="20"/>
+      <w:lang w:val="en-GB"/>
     </w:rPr>
   </w:style>
-  <w:style w:styleId="Bibliography" w:type="paragraph">
-    <w:name w:val="Bibliography"/>
-    <w:basedOn w:val="Normal"/>
-    <w:next w:val="Bibliography"/>
+  <w:style w:type="paragraph" w:styleId="13" w:customStyle="1">
+    <w:name w:val="标题1"/>
+    <w:basedOn w:val="TextBody"/>
     <w:qFormat/>
-    <w:pPr/>
-    <w:rPr/>
-  </w:style>
-  <w:style w:styleId="Heading1" w:type="paragraph">
-    <w:name w:val="heading 1"/>
-    <w:basedOn w:val="Normal"/>
-    <w:next w:val="BodyText"/>
-    <w:link w:val="Heading1Char"/>
-    <w:uiPriority w:val="9"/>
-    <w:qFormat/>
-    <w:rsid w:val="00A10FD9"/>
+    <w:rsid w:val="00f27971"/>
     <w:pPr>
-      <w:keepNext/>
-      <w:keepLines/>
-      <w:spacing w:after="80" w:before="360"/>
-      <w:outlineLvl w:val="0"/>
+      <w:spacing w:lineRule="auto" w:line="240" w:before="0" w:after="0"/>
+      <w:jc w:val="center"/>
     </w:pPr>
     <w:rPr>
-      <w:rFonts w:asciiTheme="majorHAnsi" w:cstheme="majorBidi" w:eastAsiaTheme="majorEastAsia" w:hAnsiTheme="majorHAnsi"/>
-      <w:color w:themeColor="accent1" w:themeShade="BF" w:val="0F4761"/>
-      <w:sz w:val="40"/>
-      <w:szCs w:val="40"/>
+      <w:b/>
+      <w:bCs/>
+      <w:kern w:val="2"/>
+      <w:sz w:val="32"/>
+      <w:szCs w:val="36"/>
     </w:rPr>
   </w:style>
-  <w:style w:styleId="Heading2" w:type="paragraph">
-    <w:name w:val="heading 2"/>
+  <w:style w:type="paragraph" w:styleId="Style31" w:customStyle="1">
+    <w:name w:val="参考文献"/>
     <w:basedOn w:val="Normal"/>
-    <w:next w:val="BodyText"/>
-    <w:link w:val="Heading2Char"/>
-    <w:uiPriority w:val="9"/>
+    <w:qFormat/>
+    <w:rsid w:val="00f27971"/>
+    <w:pPr>
+      <w:numPr>
+        <w:ilvl w:val="0"/>
+        <w:numId w:val="3"/>
+      </w:numPr>
+      <w:tabs>
+        <w:tab w:val="clear" w:pos="420"/>
+        <w:tab w:val="left" w:pos="315" w:leader="none"/>
+      </w:tabs>
+      <w:spacing w:lineRule="auto" w:line="240"/>
+    </w:pPr>
+    <w:rPr>
+      <w:sz w:val="18"/>
+      <w:szCs w:val="18"/>
+    </w:rPr>
+  </w:style>
+  <w:style w:type="paragraph" w:styleId="Style32" w:customStyle="1">
+    <w:name w:val="单位"/>
+    <w:basedOn w:val="TextBody"/>
+    <w:qFormat/>
+    <w:rsid w:val="00f27971"/>
+    <w:pPr>
+      <w:tabs>
+        <w:tab w:val="left" w:pos="420" w:leader="none"/>
+      </w:tabs>
+      <w:spacing w:lineRule="auto" w:line="240" w:before="0" w:after="0"/>
+      <w:jc w:val="center"/>
+    </w:pPr>
+    <w:rPr>
+      <w:rFonts w:eastAsia="仿宋_GB2312"/>
+    </w:rPr>
+  </w:style>
+  <w:style w:type="paragraph" w:styleId="Footnote">
+    <w:name w:val="Footnote Text"/>
+    <w:basedOn w:val="Normal"/>
+    <w:link w:val="Style21"/>
+    <w:semiHidden/>
+    <w:rsid w:val="00f27971"/>
+    <w:pPr>
+      <w:snapToGrid w:val="false"/>
+      <w:jc w:val="left"/>
+    </w:pPr>
+    <w:rPr>
+      <w:sz w:val="18"/>
+      <w:szCs w:val="18"/>
+    </w:rPr>
+  </w:style>
+  <w:style w:type="paragraph" w:styleId="BalloonText">
+    <w:name w:val="Balloon Text"/>
+    <w:basedOn w:val="Normal"/>
+    <w:link w:val="Style22"/>
+    <w:uiPriority w:val="99"/>
     <w:semiHidden/>
     <w:unhideWhenUsed/>
     <w:qFormat/>
-    <w:rsid w:val="00A10FD9"/>
+    <w:rsid w:val="00f27971"/>
     <w:pPr>
-      <w:keepNext/>
-      <w:keepLines/>
-      <w:spacing w:after="80" w:before="160"/>
-      <w:outlineLvl w:val="1"/>
+      <w:spacing w:lineRule="auto" w:line="240"/>
     </w:pPr>
     <w:rPr>
-      <w:rFonts w:asciiTheme="majorHAnsi" w:cstheme="majorBidi" w:eastAsiaTheme="majorEastAsia" w:hAnsiTheme="majorHAnsi"/>
-      <w:color w:themeColor="accent1" w:themeShade="BF" w:val="0F4761"/>
-      <w:sz w:val="32"/>
-      <w:szCs w:val="32"/>
+      <w:sz w:val="18"/>
+      <w:szCs w:val="18"/>
     </w:rPr>
   </w:style>
-  <w:style w:styleId="Heading3" w:type="paragraph">
-    <w:name w:val="heading 3"/>
+  <w:style w:type="paragraph" w:styleId="Annotationtext">
+    <w:name w:val="annotation text"/>
     <w:basedOn w:val="Normal"/>
-    <w:next w:val="BodyText"/>
-    <w:link w:val="Heading3Char"/>
-    <w:uiPriority w:val="9"/>
+    <w:link w:val="Style23"/>
+    <w:semiHidden/>
+    <w:qFormat/>
+    <w:rsid w:val="00f27971"/>
+    <w:pPr>
+      <w:jc w:val="left"/>
+    </w:pPr>
+    <w:rPr/>
+  </w:style>
+  <w:style w:type="paragraph" w:styleId="Annotationsubject">
+    <w:name w:val="annotation subject"/>
+    <w:basedOn w:val="Annotationtext"/>
+    <w:next w:val="Annotationtext"/>
+    <w:link w:val="Style24"/>
+    <w:uiPriority w:val="99"/>
     <w:semiHidden/>
     <w:unhideWhenUsed/>
     <w:qFormat/>
-    <w:rsid w:val="00A10FD9"/>
+    <w:rsid w:val="00f27971"/>
+    <w:pPr/>
+    <w:rPr>
+      <w:b/>
+      <w:bCs/>
+    </w:rPr>
+  </w:style>
+  <w:style w:type="paragraph" w:styleId="Endnote">
+    <w:name w:val="Endnote Text"/>
+    <w:basedOn w:val="Normal"/>
+    <w:link w:val="Style25"/>
+    <w:uiPriority w:val="99"/>
+    <w:semiHidden/>
+    <w:unhideWhenUsed/>
+    <w:rsid w:val="00f27971"/>
     <w:pPr>
-      <w:keepNext/>
-      <w:keepLines/>
-      <w:spacing w:after="80" w:before="160"/>
-      <w:outlineLvl w:val="2"/>
+      <w:snapToGrid w:val="false"/>
+      <w:jc w:val="left"/>
+    </w:pPr>
+    <w:rPr/>
+  </w:style>
+  <w:style w:type="paragraph" w:styleId="Style33" w:customStyle="1">
+    <w:name w:val="作者"/>
+    <w:basedOn w:val="Normal"/>
+    <w:qFormat/>
+    <w:rsid w:val="00f27971"/>
+    <w:pPr>
+      <w:widowControl/>
+      <w:spacing w:lineRule="auto" w:line="240"/>
+      <w:jc w:val="center"/>
     </w:pPr>
     <w:rPr>
-      <w:rFonts w:cstheme="majorBidi" w:eastAsiaTheme="majorEastAsia"/>
-      <w:color w:themeColor="accent1" w:themeShade="BF" w:val="0F4761"/>
-      <w:sz w:val="28"/>
-      <w:szCs w:val="28"/>
+      <w:szCs w:val="24"/>
+      <w:lang w:eastAsia="en-US"/>
     </w:rPr>
   </w:style>
-  <w:style w:styleId="Heading4" w:type="paragraph">
-    <w:name w:val="heading 4"/>
+  <w:style w:type="paragraph" w:styleId="NormalWeb">
+    <w:name w:val="Normal (Web)"/>
     <w:basedOn w:val="Normal"/>
-    <w:next w:val="BodyText"/>
-    <w:link w:val="Heading4Char"/>
-    <w:uiPriority w:val="9"/>
+    <w:uiPriority w:val="99"/>
     <w:semiHidden/>
     <w:unhideWhenUsed/>
     <w:qFormat/>
-    <w:rsid w:val="00A10FD9"/>
+    <w:rsid w:val="001e4fe3"/>
     <w:pPr>
-      <w:keepNext/>
-      <w:keepLines/>
-      <w:spacing w:after="40" w:before="80"/>
-      <w:outlineLvl w:val="3"/>
+      <w:widowControl/>
+      <w:spacing w:lineRule="auto" w:line="240" w:beforeAutospacing="1" w:afterAutospacing="1"/>
+      <w:ind w:hanging="0"/>
+      <w:jc w:val="left"/>
     </w:pPr>
     <w:rPr>
-      <w:rFonts w:cstheme="majorBidi" w:eastAsiaTheme="majorEastAsia"/>
-      <w:i/>
-      <w:iCs/>
-      <w:color w:themeColor="accent1" w:themeShade="BF" w:val="0F4761"/>
+      <w:rFonts w:ascii="宋体" w:hAnsi="宋体" w:cs="宋体"/>
+      <w:kern w:val="0"/>
+      <w:szCs w:val="24"/>
     </w:rPr>
   </w:style>
-  <w:style w:styleId="Heading5" w:type="paragraph">
-    <w:name w:val="heading 5"/>
-    <w:basedOn w:val="Normal"/>
-    <w:next w:val="BodyText"/>
-    <w:link w:val="Heading5Char"/>
-    <w:uiPriority w:val="9"/>
+  <w:style w:type="numbering" w:styleId="NoList" w:default="1">
+    <w:name w:val="No List"/>
+    <w:uiPriority w:val="99"/>
     <w:semiHidden/>
     <w:unhideWhenUsed/>
     <w:qFormat/>
-    <w:rsid w:val="00A10FD9"/>
-    <w:pPr>
-      <w:keepNext/>
-      <w:keepLines/>
-      <w:spacing w:after="40" w:before="80"/>
-      <w:outlineLvl w:val="4"/>
-    </w:pPr>
-    <w:rPr>
-      <w:rFonts w:cstheme="majorBidi" w:eastAsiaTheme="majorEastAsia"/>
-      <w:color w:themeColor="accent1" w:themeShade="BF" w:val="0F4761"/>
-    </w:rPr>
   </w:style>
-  <w:style w:styleId="Heading6" w:type="paragraph">
-    <w:name w:val="heading 6"/>
-    <w:basedOn w:val="Normal"/>
-    <w:next w:val="BodyText"/>
-    <w:link w:val="Heading6Char"/>
-    <w:uiPriority w:val="9"/>
+  <w:style w:type="numbering" w:styleId="Style34" w:customStyle="1">
+    <w:name w:val="标题样式论文编号"/>
+    <w:uiPriority w:val="99"/>
+    <w:qFormat/>
+    <w:rsid w:val="00f27971"/>
+  </w:style>
+  <w:style w:type="numbering" w:styleId="14" w:customStyle="1">
+    <w:name w:val="样式1"/>
+    <w:uiPriority w:val="99"/>
+    <w:qFormat/>
+    <w:rsid w:val="00f27971"/>
+  </w:style>
+  <w:style w:type="table" w:default="1" w:styleId="a3">
+    <w:name w:val="Normal Table"/>
+    <w:uiPriority w:val="99"/>
     <w:semiHidden/>
     <w:unhideWhenUsed/>
-    <w:qFormat/>
-    <w:rsid w:val="00A10FD9"/>
-    <w:pPr>
-      <w:keepNext/>
-      <w:keepLines/>
-      <w:spacing w:after="0" w:before="40"/>
-      <w:outlineLvl w:val="5"/>
-    </w:pPr>
-    <w:rPr>
-      <w:rFonts w:cstheme="majorBidi" w:eastAsiaTheme="majorEastAsia"/>
-      <w:i/>
-      <w:iCs/>
-      <w:color w:themeColor="text1" w:themeTint="A6" w:val="595959"/>
-    </w:rPr>
-  </w:style>
-  <w:style w:styleId="Heading7" w:type="paragraph">
-    <w:name w:val="heading 7"/>
-    <w:basedOn w:val="Normal"/>
-    <w:next w:val="BodyText"/>
-    <w:link w:val="Heading7Char"/>
-    <w:uiPriority w:val="9"/>
-    <w:semiHidden/>
-    <w:unhideWhenUsed/>
-    <w:qFormat/>
-    <w:rsid w:val="00A10FD9"/>
-    <w:pPr>
-      <w:keepNext/>
-      <w:keepLines/>
-      <w:spacing w:after="0" w:before="40"/>
-      <w:outlineLvl w:val="6"/>
-    </w:pPr>
-    <w:rPr>
-      <w:rFonts w:cstheme="majorBidi" w:eastAsiaTheme="majorEastAsia"/>
-      <w:color w:themeColor="text1" w:themeTint="A6" w:val="595959"/>
-    </w:rPr>
-  </w:style>
-  <w:style w:styleId="Heading8" w:type="paragraph">
-    <w:name w:val="heading 8"/>
-    <w:basedOn w:val="Normal"/>
-    <w:next w:val="BodyText"/>
-    <w:link w:val="Heading8Char"/>
-    <w:uiPriority w:val="9"/>
-    <w:semiHidden/>
-    <w:unhideWhenUsed/>
-    <w:qFormat/>
-    <w:rsid w:val="00A10FD9"/>
-    <w:pPr>
-      <w:keepNext/>
-      <w:keepLines/>
-      <w:spacing w:after="0"/>
-      <w:outlineLvl w:val="7"/>
-    </w:pPr>
-    <w:rPr>
-      <w:rFonts w:cstheme="majorBidi" w:eastAsiaTheme="majorEastAsia"/>
-      <w:i/>
-      <w:iCs/>
-      <w:color w:themeColor="text1" w:themeTint="D8" w:val="272727"/>
-    </w:rPr>
-  </w:style>
-  <w:style w:styleId="Heading9" w:type="paragraph">
-    <w:name w:val="heading 9"/>
-    <w:basedOn w:val="Normal"/>
-    <w:next w:val="BodyText"/>
-    <w:link w:val="Heading9Char"/>
-    <w:uiPriority w:val="9"/>
-    <w:semiHidden/>
-    <w:unhideWhenUsed/>
-    <w:qFormat/>
-    <w:rsid w:val="00A10FD9"/>
-    <w:pPr>
-      <w:keepNext/>
-      <w:keepLines/>
-      <w:spacing w:after="0"/>
-      <w:outlineLvl w:val="8"/>
-    </w:pPr>
-    <w:rPr>
-      <w:rFonts w:cstheme="majorBidi" w:eastAsiaTheme="majorEastAsia"/>
-      <w:color w:themeColor="text1" w:themeTint="D8" w:val="272727"/>
-    </w:rPr>
-  </w:style>
-  <w:style w:customStyle="1" w:styleId="Heading1Char" w:type="character">
-    <w:name w:val="Heading 1 Char"/>
-    <w:basedOn w:val="DefaultParagraphFont"/>
-    <w:link w:val="Heading1"/>
-    <w:uiPriority w:val="9"/>
-    <w:rsid w:val="00A10FD9"/>
-    <w:rPr>
-      <w:rFonts w:asciiTheme="majorHAnsi" w:cstheme="majorBidi" w:eastAsiaTheme="majorEastAsia" w:hAnsiTheme="majorHAnsi"/>
-      <w:color w:themeColor="accent1" w:themeShade="BF" w:val="0F4761"/>
-      <w:sz w:val="40"/>
-      <w:szCs w:val="40"/>
-    </w:rPr>
-  </w:style>
-  <w:style w:customStyle="1" w:styleId="Heading2Char" w:type="character">
-    <w:name w:val="Heading 2 Char"/>
-    <w:basedOn w:val="DefaultParagraphFont"/>
-    <w:link w:val="Heading2"/>
-    <w:uiPriority w:val="9"/>
-    <w:semiHidden/>
-    <w:rsid w:val="00A10FD9"/>
-    <w:rPr>
-      <w:rFonts w:asciiTheme="majorHAnsi" w:cstheme="majorBidi" w:eastAsiaTheme="majorEastAsia" w:hAnsiTheme="majorHAnsi"/>
-      <w:color w:themeColor="accent1" w:themeShade="BF" w:val="0F4761"/>
-      <w:sz w:val="32"/>
-      <w:szCs w:val="32"/>
-    </w:rPr>
-  </w:style>
-  <w:style w:customStyle="1" w:styleId="Heading3Char" w:type="character">
-    <w:name w:val="Heading 3 Char"/>
-    <w:basedOn w:val="DefaultParagraphFont"/>
-    <w:link w:val="Heading3"/>
-    <w:uiPriority w:val="9"/>
-    <w:semiHidden/>
-    <w:rsid w:val="00A10FD9"/>
-    <w:rPr>
-      <w:rFonts w:cstheme="majorBidi" w:eastAsiaTheme="majorEastAsia"/>
-      <w:color w:themeColor="accent1" w:themeShade="BF" w:val="0F4761"/>
-      <w:sz w:val="28"/>
-      <w:szCs w:val="28"/>
-    </w:rPr>
-  </w:style>
-  <w:style w:customStyle="1" w:styleId="Heading4Char" w:type="character">
-    <w:name w:val="Heading 4 Char"/>
-    <w:basedOn w:val="DefaultParagraphFont"/>
-    <w:link w:val="Heading4"/>
-    <w:uiPriority w:val="9"/>
-    <w:semiHidden/>
-    <w:rsid w:val="00A10FD9"/>
-    <w:rPr>
-      <w:rFonts w:cstheme="majorBidi" w:eastAsiaTheme="majorEastAsia"/>
-      <w:i/>
-      <w:iCs/>
-      <w:color w:themeColor="accent1" w:themeShade="BF" w:val="0F4761"/>
-    </w:rPr>
-  </w:style>
-  <w:style w:customStyle="1" w:styleId="Heading5Char" w:type="character">
-    <w:name w:val="Heading 5 Char"/>
-    <w:basedOn w:val="DefaultParagraphFont"/>
-    <w:link w:val="Heading5"/>
-    <w:uiPriority w:val="9"/>
-    <w:semiHidden/>
-    <w:rsid w:val="00A10FD9"/>
-    <w:rPr>
-      <w:rFonts w:cstheme="majorBidi" w:eastAsiaTheme="majorEastAsia"/>
-      <w:color w:themeColor="accent1" w:themeShade="BF" w:val="0F4761"/>
-    </w:rPr>
-  </w:style>
-  <w:style w:customStyle="1" w:styleId="Heading6Char" w:type="character">
-    <w:name w:val="Heading 6 Char"/>
-    <w:basedOn w:val="DefaultParagraphFont"/>
-    <w:link w:val="Heading6"/>
-    <w:uiPriority w:val="9"/>
-    <w:semiHidden/>
-    <w:rsid w:val="00A10FD9"/>
-    <w:rPr>
-      <w:rFonts w:cstheme="majorBidi" w:eastAsiaTheme="majorEastAsia"/>
-      <w:i/>
-      <w:iCs/>
-      <w:color w:themeColor="text1" w:themeTint="A6" w:val="595959"/>
-    </w:rPr>
-  </w:style>
-  <w:style w:customStyle="1" w:styleId="Heading7Char" w:type="character">
-    <w:name w:val="Heading 7 Char"/>
-    <w:basedOn w:val="DefaultParagraphFont"/>
-    <w:link w:val="Heading7"/>
-    <w:uiPriority w:val="9"/>
-    <w:semiHidden/>
-    <w:rsid w:val="00A10FD9"/>
-    <w:rPr>
-      <w:rFonts w:cstheme="majorBidi" w:eastAsiaTheme="majorEastAsia"/>
-      <w:color w:themeColor="text1" w:themeTint="A6" w:val="595959"/>
-    </w:rPr>
-  </w:style>
-  <w:style w:customStyle="1" w:styleId="Heading8Char" w:type="character">
-    <w:name w:val="Heading 8 Char"/>
-    <w:basedOn w:val="DefaultParagraphFont"/>
-    <w:link w:val="Heading8"/>
-    <w:uiPriority w:val="9"/>
-    <w:semiHidden/>
-    <w:rsid w:val="00A10FD9"/>
-    <w:rPr>
-      <w:rFonts w:cstheme="majorBidi" w:eastAsiaTheme="majorEastAsia"/>
-      <w:i/>
-      <w:iCs/>
-      <w:color w:themeColor="text1" w:themeTint="D8" w:val="272727"/>
-    </w:rPr>
-  </w:style>
-  <w:style w:customStyle="1" w:styleId="Heading9Char" w:type="character">
-    <w:name w:val="Heading 9 Char"/>
-    <w:basedOn w:val="DefaultParagraphFont"/>
-    <w:link w:val="Heading9"/>
-    <w:uiPriority w:val="9"/>
-    <w:semiHidden/>
-    <w:rsid w:val="00A10FD9"/>
-    <w:rPr>
-      <w:rFonts w:cstheme="majorBidi" w:eastAsiaTheme="majorEastAsia"/>
-      <w:color w:themeColor="text1" w:themeTint="D8" w:val="272727"/>
-    </w:rPr>
-  </w:style>
-  <w:style w:styleId="BlockText" w:type="paragraph">
-    <w:name w:val="Block Text"/>
-    <w:basedOn w:val="BodyText"/>
-    <w:next w:val="BodyText"/>
-    <w:uiPriority w:val="9"/>
-    <w:unhideWhenUsed/>
-    <w:qFormat/>
-    <w:pPr>
-      <w:spacing w:after="100" w:before="100"/>
-      <w:ind w:firstLine="0" w:left="480" w:right="480"/>
-    </w:pPr>
-  </w:style>
-  <w:style w:styleId="FootnoteText" w:type="paragraph">
-    <w:name w:val="Footnote Text"/>
-    <w:basedOn w:val="Normal"/>
-    <w:next w:val="FootnoteText"/>
-    <w:uiPriority w:val="9"/>
-    <w:unhideWhenUsed/>
-    <w:qFormat/>
-  </w:style>
-  <w:style w:styleId="FootnoteBlockText" w:type="paragraph">
-    <w:name w:val="Footnote Block Text"/>
-    <w:basedOn w:val="FootnoteText"/>
-    <w:next w:val="FootnoteText"/>
-    <w:uiPriority w:val="9"/>
-    <w:unhideWhenUsed/>
-    <w:qFormat/>
-    <w:pPr>
-      <w:spacing w:after="100" w:before="100"/>
-      <w:ind w:firstLine="0" w:left="480" w:right="480"/>
-    </w:pPr>
-  </w:style>
-  <w:style w:default="1" w:styleId="DefaultParagraphFont" w:type="character">
-    <w:name w:val="Default Paragraph Font"/>
-    <w:semiHidden/>
-    <w:unhideWhenUsed/>
-  </w:style>
-  <w:style w:default="1" w:styleId="Table" w:type="table">
-    <w:name w:val="Table"/>
-    <w:basedOn w:val="TableNormal"/>
-    <w:semiHidden/>
-    <w:unhideWhenUsed/>
-    <w:qFormat/>
     <w:tblPr>
-      <w:tblInd w:type="dxa" w:w="0"/>
       <w:tblCellMar>
-        <w:top w:type="dxa" w:w="0"/>
-        <w:left w:type="dxa" w:w="108"/>
-        <w:bottom w:type="dxa" w:w="0"/>
-        <w:right w:type="dxa" w:w="108"/>
+        <w:top w:w="0" w:type="dxa"/>
+        <w:left w:w="108" w:type="dxa"/>
+        <w:bottom w:w="0" w:type="dxa"/>
+        <w:right w:w="108" w:type="dxa"/>
       </w:tblCellMar>
     </w:tblPr>
+  </w:style>
+  <w:style w:type="table" w:styleId="af5">
+    <w:name w:val="Table Grid"/>
+    <w:basedOn w:val="a3"/>
+    <w:uiPriority w:val="39"/>
+    <w:rsid w:val="00f27971"/>
+    <w:rPr/>
+    <w:tblPr>
+      <w:tblBorders>
+        <w:top w:val="single" w:color="auto" w:sz="4" w:space="0"/>
+        <w:left w:val="single" w:color="auto" w:sz="4" w:space="0"/>
+        <w:bottom w:val="single" w:color="auto" w:sz="4" w:space="0"/>
+        <w:right w:val="single" w:color="auto" w:sz="4" w:space="0"/>
+        <w:insideH w:val="single" w:color="auto" w:sz="4" w:space="0"/>
+        <w:insideV w:val="single" w:color="auto" w:sz="4" w:space="0"/>
+      </w:tblBorders>
+    </w:tblPr>
+  </w:style>
+  <w:style w:type="table" w:styleId="af6">
+    <w:name w:val="Grid Table Light"/>
+    <w:basedOn w:val="a3"/>
+    <w:uiPriority w:val="40"/>
+    <w:rsid w:val="00f27971"/>
+    <w:rPr/>
+    <w:tblPr>
+      <w:tblBorders>
+        <w:top w:val="single" w:color="BFBFBF" w:sz="4" w:space="0"/>
+        <w:left w:val="single" w:color="BFBFBF" w:sz="4" w:space="0"/>
+        <w:bottom w:val="single" w:color="BFBFBF" w:sz="4" w:space="0"/>
+        <w:right w:val="single" w:color="BFBFBF" w:sz="4" w:space="0"/>
+        <w:insideH w:val="single" w:color="BFBFBF" w:sz="4" w:space="0"/>
+        <w:insideV w:val="single" w:color="BFBFBF" w:sz="4" w:space="0"/>
+      </w:tblBorders>
+    </w:tblPr>
+  </w:style>
+  <w:style w:type="table" w:styleId="14">
+    <w:name w:val="Plain Table 1"/>
+    <w:basedOn w:val="a3"/>
+    <w:uiPriority w:val="41"/>
+    <w:rsid w:val="00f27971"/>
+    <w:rPr/>
+    <w:tblPr>
+      <w:tblStyleRowBandSize w:val="1"/>
+      <w:tblStyleColBandSize w:val="1"/>
+      <w:tblBorders>
+        <w:top w:val="single" w:color="BFBFBF" w:sz="4" w:space="0"/>
+        <w:left w:val="single" w:color="BFBFBF" w:sz="4" w:space="0"/>
+        <w:bottom w:val="single" w:color="BFBFBF" w:sz="4" w:space="0"/>
+        <w:right w:val="single" w:color="BFBFBF" w:sz="4" w:space="0"/>
+        <w:insideH w:val="single" w:color="BFBFBF" w:sz="4" w:space="0"/>
+        <w:insideV w:val="single" w:color="BFBFBF" w:sz="4" w:space="0"/>
+      </w:tblBorders>
+    </w:tblPr>
     <w:tblStylePr w:type="firstRow">
-      <w:tblPr>
-        <w:jc w:val="left"/>
-        <w:tblInd w:type="dxa" w:w="0"/>
-      </w:tblPr>
-      <w:trPr>
-        <w:jc w:val="left"/>
-      </w:trPr>
+      <w:rPr>
+        <w:b/>
+        <w:bCs/>
+      </w:rPr>
+      <w:tblPr/>
+    </w:tblStylePr>
+    <w:tblStylePr w:type="lastRow">
+      <w:rPr>
+        <w:b/>
+        <w:bCs/>
+      </w:rPr>
+      <w:tblPr/>
       <w:tcPr>
         <w:tcBorders>
-          <w:bottom w:val="single"/>
+          <w:top w:val="double" w:color="BFBFBF" w:sz="4" w:space="0"/>
         </w:tcBorders>
-        <w:vAlign w:val="bottom"/>
       </w:tcPr>
     </w:tblStylePr>
-  </w:style>
-  <w:style w:customStyle="1" w:styleId="DefinitionTerm" w:type="paragraph">
-    <w:name w:val="Definition Term"/>
-    <w:basedOn w:val="Normal"/>
-    <w:next w:val="Definition"/>
-    <w:pPr>
-      <w:keepNext/>
-      <w:keepLines/>
-      <w:spacing w:after="0"/>
-    </w:pPr>
-    <w:rPr>
-      <w:b/>
-    </w:rPr>
-  </w:style>
-  <w:style w:customStyle="1" w:styleId="Definition" w:type="paragraph">
-    <w:name w:val="Definition"/>
-    <w:basedOn w:val="Normal"/>
-  </w:style>
-  <w:style w:styleId="Caption" w:type="paragraph">
-    <w:name w:val="Caption"/>
-    <w:basedOn w:val="Normal"/>
-    <w:link w:val="BodyTextChar"/>
-    <w:pPr>
-      <w:spacing w:after="120" w:before="0"/>
-    </w:pPr>
-    <w:rPr>
-      <w:i/>
-    </w:rPr>
-  </w:style>
-  <w:style w:customStyle="1" w:styleId="TableCaption" w:type="paragraph">
-    <w:name w:val="Table Caption"/>
-    <w:basedOn w:val="Caption"/>
-    <w:pPr>
-      <w:keepNext/>
-    </w:pPr>
-  </w:style>
-  <w:style w:customStyle="1" w:styleId="ImageCaption" w:type="paragraph">
-    <w:name w:val="Image Caption"/>
-    <w:basedOn w:val="Caption"/>
-  </w:style>
-  <w:style w:customStyle="1" w:styleId="Figure" w:type="paragraph">
-    <w:name w:val="Figure"/>
-    <w:basedOn w:val="Normal"/>
-  </w:style>
-  <w:style w:customStyle="1" w:styleId="CaptionedFigure" w:type="paragraph">
-    <w:name w:val="Captioned Figure"/>
-    <w:basedOn w:val="Figure"/>
-    <w:pPr>
-      <w:keepNext/>
-    </w:pPr>
-  </w:style>
-  <w:style w:customStyle="1" w:styleId="BodyTextChar" w:type="character">
-    <w:name w:val="Body Text Char"/>
-    <w:basedOn w:val="DefaultParagraphFont"/>
-    <w:link w:val="BodyText"/>
-  </w:style>
-  <w:style w:customStyle="1" w:styleId="VerbatimChar" w:type="character">
-    <w:name w:val="Verbatim Char"/>
-    <w:basedOn w:val="BodyTextChar"/>
-    <w:rPr>
-      <w:rFonts w:ascii="Consolas" w:hAnsi="Consolas"/>
-      <w:sz w:val="22"/>
-    </w:rPr>
-  </w:style>
-  <w:style w:customStyle="1" w:styleId="SectionNumber" w:type="character">
-    <w:name w:val="Section Number"/>
-    <w:basedOn w:val="BodyTextChar"/>
-  </w:style>
-  <w:style w:styleId="FootnoteReference" w:type="character">
-    <w:name w:val="Footnote Reference"/>
-    <w:basedOn w:val="BodyTextChar"/>
-    <w:rPr>
-      <w:vertAlign w:val="superscript"/>
-    </w:rPr>
-  </w:style>
-  <w:style w:styleId="Hyperlink" w:type="character">
-    <w:name w:val="Hyperlink"/>
-    <w:basedOn w:val="BodyTextChar"/>
-    <w:rPr>
-      <w:color w:themeColor="accent1" w:val="4F81BD"/>
-    </w:rPr>
-  </w:style>
-  <w:style w:styleId="TOCHeading" w:type="paragraph">
-    <w:name w:val="TOC Heading"/>
-    <w:basedOn w:val="Heading1"/>
-    <w:next w:val="BodyText"/>
-    <w:uiPriority w:val="39"/>
-    <w:unhideWhenUsed/>
-    <w:qFormat/>
-    <w:pPr>
-      <w:spacing w:before="240" w:line="259" w:lineRule="auto"/>
-      <w:outlineLvl w:val="9"/>
-    </w:pPr>
-    <w:rPr>
-      <w:rFonts w:asciiTheme="majorHAnsi" w:cstheme="majorBidi" w:eastAsiaTheme="majorEastAsia" w:hAnsiTheme="majorHAnsi"/>
-      <w:b w:val="0"/>
-      <w:bCs w:val="0"/>
-      <w:color w:themeColor="accent1" w:themeShade="BF" w:val="365F91"/>
-    </w:rPr>
-  </w:style>
-  <w:style w:type="paragraph" w:customStyle="1" w:styleId="SourceCode">
-    <w:name w:val="Source Code"/>
-    <w:basedOn w:val="Normal"/>
-    <w:link w:val="VerbatimChar"/>
-    <w:pPr>
-      <w:wordWrap w:val="off"/>
-    </w:pPr>
-  </w:style>
-  <w:style w:type="character" w:customStyle="1" w:styleId="KeywordTok">
-    <w:name w:val="KeywordTok"/>
-    <w:basedOn w:val="VerbatimChar"/>
-    <w:rPr>
-      <w:b/>
-      <w:color w:val="007020"/>
-    </w:rPr>
-  </w:style>
-  <w:style w:type="character" w:customStyle="1" w:styleId="DataTypeTok">
-    <w:name w:val="DataTypeTok"/>
-    <w:basedOn w:val="VerbatimChar"/>
-    <w:rPr>
-      <w:color w:val="902000"/>
-    </w:rPr>
-  </w:style>
-  <w:style w:type="character" w:customStyle="1" w:styleId="DecValTok">
-    <w:name w:val="DecValTok"/>
-    <w:basedOn w:val="VerbatimChar"/>
-    <w:rPr>
-      <w:color w:val="40a070"/>
-    </w:rPr>
-  </w:style>
-  <w:style w:type="character" w:customStyle="1" w:styleId="BaseNTok">
-    <w:name w:val="BaseNTok"/>
-    <w:basedOn w:val="VerbatimChar"/>
-    <w:rPr>
-      <w:color w:val="40a070"/>
-    </w:rPr>
-  </w:style>
-  <w:style w:type="character" w:customStyle="1" w:styleId="FloatTok">
-    <w:name w:val="FloatTok"/>
-    <w:basedOn w:val="VerbatimChar"/>
-    <w:rPr>
-      <w:color w:val="40a070"/>
-    </w:rPr>
-  </w:style>
-  <w:style w:type="character" w:customStyle="1" w:styleId="ConstantTok">
-    <w:name w:val="ConstantTok"/>
-    <w:basedOn w:val="VerbatimChar"/>
-    <w:rPr>
-      <w:color w:val="880000"/>
-    </w:rPr>
-  </w:style>
-  <w:style w:type="character" w:customStyle="1" w:styleId="CharTok">
-    <w:name w:val="CharTok"/>
-    <w:basedOn w:val="VerbatimChar"/>
-    <w:rPr>
-      <w:color w:val="4070a0"/>
-    </w:rPr>
-  </w:style>
-  <w:style w:type="character" w:customStyle="1" w:styleId="SpecialCharTok">
-    <w:name w:val="SpecialCharTok"/>
-    <w:basedOn w:val="VerbatimChar"/>
-    <w:rPr>
-      <w:color w:val="4070a0"/>
-    </w:rPr>
-  </w:style>
-  <w:style w:type="character" w:customStyle="1" w:styleId="StringTok">
-    <w:name w:val="StringTok"/>
-    <w:basedOn w:val="VerbatimChar"/>
-    <w:rPr>
-      <w:color w:val="4070a0"/>
-    </w:rPr>
-  </w:style>
-  <w:style w:type="character" w:customStyle="1" w:styleId="VerbatimStringTok">
-    <w:name w:val="VerbatimStringTok"/>
-    <w:basedOn w:val="VerbatimChar"/>
-    <w:rPr>
-      <w:color w:val="4070a0"/>
-    </w:rPr>
-  </w:style>
-  <w:style w:type="character" w:customStyle="1" w:styleId="SpecialStringTok">
-    <w:name w:val="SpecialStringTok"/>
-    <w:basedOn w:val="VerbatimChar"/>
-    <w:rPr>
-      <w:color w:val="bb6688"/>
-    </w:rPr>
-  </w:style>
-  <w:style w:type="character" w:customStyle="1" w:styleId="ImportTok">
-    <w:name w:val="ImportTok"/>
-    <w:basedOn w:val="VerbatimChar"/>
-    <w:rPr>
-      <w:b/>
-      <w:color w:val="008000"/>
-    </w:rPr>
-  </w:style>
-  <w:style w:type="character" w:customStyle="1" w:styleId="CommentTok">
-    <w:name w:val="CommentTok"/>
-    <w:basedOn w:val="VerbatimChar"/>
-    <w:rPr>
-      <w:i/>
-      <w:color w:val="60a0b0"/>
-    </w:rPr>
-  </w:style>
-  <w:style w:type="character" w:customStyle="1" w:styleId="DocumentationTok">
-    <w:name w:val="DocumentationTok"/>
-    <w:basedOn w:val="VerbatimChar"/>
-    <w:rPr>
-      <w:i/>
-      <w:color w:val="ba2121"/>
-    </w:rPr>
-  </w:style>
-  <w:style w:type="character" w:customStyle="1" w:styleId="AnnotationTok">
-    <w:name w:val="AnnotationTok"/>
-    <w:basedOn w:val="VerbatimChar"/>
-    <w:rPr>
-      <w:b/>
-      <w:i/>
-      <w:color w:val="60a0b0"/>
-    </w:rPr>
-  </w:style>
-  <w:style w:type="character" w:customStyle="1" w:styleId="CommentVarTok">
-    <w:name w:val="CommentVarTok"/>
-    <w:basedOn w:val="VerbatimChar"/>
-    <w:rPr>
-      <w:b/>
-      <w:i/>
-      <w:color w:val="60a0b0"/>
-    </w:rPr>
-  </w:style>
-  <w:style w:type="character" w:customStyle="1" w:styleId="OtherTok">
-    <w:name w:val="OtherTok"/>
-    <w:basedOn w:val="VerbatimChar"/>
-    <w:rPr>
-      <w:color w:val="007020"/>
-    </w:rPr>
-  </w:style>
-  <w:style w:type="character" w:customStyle="1" w:styleId="FunctionTok">
-    <w:name w:val="FunctionTok"/>
-    <w:basedOn w:val="VerbatimChar"/>
-    <w:rPr>
-      <w:color w:val="06287e"/>
-    </w:rPr>
-  </w:style>
-  <w:style w:type="character" w:customStyle="1" w:styleId="VariableTok">
-    <w:name w:val="VariableTok"/>
-    <w:basedOn w:val="VerbatimChar"/>
-    <w:rPr>
-      <w:color w:val="19177c"/>
-    </w:rPr>
-  </w:style>
-  <w:style w:type="character" w:customStyle="1" w:styleId="ControlFlowTok">
-    <w:name w:val="ControlFlowTok"/>
-    <w:basedOn w:val="VerbatimChar"/>
-    <w:rPr>
-      <w:b/>
-      <w:color w:val="007020"/>
-    </w:rPr>
-  </w:style>
-  <w:style w:type="character" w:customStyle="1" w:styleId="OperatorTok">
-    <w:name w:val="OperatorTok"/>
-    <w:basedOn w:val="VerbatimChar"/>
-    <w:rPr>
-      <w:color w:val="666666"/>
-    </w:rPr>
-  </w:style>
-  <w:style w:type="character" w:customStyle="1" w:styleId="BuiltInTok">
-    <w:name w:val="BuiltInTok"/>
-    <w:basedOn w:val="VerbatimChar"/>
-    <w:rPr>
-      <w:color w:val="008000"/>
-    </w:rPr>
-  </w:style>
-  <w:style w:type="character" w:customStyle="1" w:styleId="ExtensionTok">
-    <w:name w:val="ExtensionTok"/>
-    <w:basedOn w:val="VerbatimChar"/>
-    <w:rPr/>
-  </w:style>
-  <w:style w:type="character" w:customStyle="1" w:styleId="PreprocessorTok">
-    <w:name w:val="PreprocessorTok"/>
-    <w:basedOn w:val="VerbatimChar"/>
-    <w:rPr>
-      <w:color w:val="bc7a00"/>
-    </w:rPr>
-  </w:style>
-  <w:style w:type="character" w:customStyle="1" w:styleId="AttributeTok">
-    <w:name w:val="AttributeTok"/>
-    <w:basedOn w:val="VerbatimChar"/>
-    <w:rPr>
-      <w:color w:val="7d9029"/>
-    </w:rPr>
-  </w:style>
-  <w:style w:type="character" w:customStyle="1" w:styleId="RegionMarkerTok">
-    <w:name w:val="RegionMarkerTok"/>
-    <w:basedOn w:val="VerbatimChar"/>
-    <w:rPr/>
-  </w:style>
-  <w:style w:type="character" w:customStyle="1" w:styleId="InformationTok">
-    <w:name w:val="InformationTok"/>
-    <w:basedOn w:val="VerbatimChar"/>
-    <w:rPr>
-      <w:b/>
-      <w:i/>
-      <w:color w:val="60a0b0"/>
-    </w:rPr>
-  </w:style>
-  <w:style w:type="character" w:customStyle="1" w:styleId="WarningTok">
-    <w:name w:val="WarningTok"/>
-    <w:basedOn w:val="VerbatimChar"/>
-    <w:rPr>
-      <w:b/>
-      <w:i/>
-      <w:color w:val="60a0b0"/>
-    </w:rPr>
-  </w:style>
-  <w:style w:type="character" w:customStyle="1" w:styleId="AlertTok">
-    <w:name w:val="AlertTok"/>
-    <w:basedOn w:val="VerbatimChar"/>
-    <w:rPr>
-      <w:b/>
-      <w:color w:val="ff0000"/>
-    </w:rPr>
-  </w:style>
-  <w:style w:type="character" w:customStyle="1" w:styleId="ErrorTok">
-    <w:name w:val="ErrorTok"/>
-    <w:basedOn w:val="VerbatimChar"/>
-    <w:rPr>
-      <w:b/>
-      <w:color w:val="ff0000"/>
-    </w:rPr>
-  </w:style>
-  <w:style w:type="character" w:customStyle="1" w:styleId="NormalTok">
-    <w:name w:val="NormalTok"/>
-    <w:basedOn w:val="VerbatimChar"/>
-    <w:rPr/>
+    <w:tblStylePr w:type="firstCol">
+      <w:rPr>
+        <w:b/>
+        <w:bCs/>
+      </w:rPr>
+      <w:tblPr/>
+    </w:tblStylePr>
+    <w:tblStylePr w:type="lastCol">
+      <w:rPr>
+        <w:b/>
+        <w:bCs/>
+      </w:rPr>
+      <w:tblPr/>
+    </w:tblStylePr>
+    <w:tblStylePr w:type="band1Vert">
+      <w:tblPr/>
+      <w:tcPr>
+        <w:shd w:val="clear" w:color="auto" w:fill="F2F2F2"/>
+      </w:tcPr>
+    </w:tblStylePr>
+    <w:tblStylePr w:type="band1Horz">
+      <w:tblPr/>
+      <w:tcPr>
+        <w:shd w:val="clear" w:color="auto" w:fill="F2F2F2"/>
+      </w:tcPr>
+    </w:tblStylePr>
   </w:style>
 </w:styles>
 </file>
 
 <file path=word/theme/theme1.xml><?xml version="1.0" encoding="utf-8"?>
-<a:theme xmlns:a="http://schemas.openxmlformats.org/drawingml/2006/main" name="Office Theme">
+<a:theme xmlns:a="http://schemas.openxmlformats.org/drawingml/2006/main" name="Office 主题​​">
   <a:themeElements>
     <a:clrScheme name="Office">
       <a:dk1>
@@ -15192,39 +16823,39 @@
         <a:sysClr val="window" lastClr="FFFFFF"/>
       </a:lt1>
       <a:dk2>
-        <a:srgbClr val="0E2841"/>
+        <a:srgbClr val="44546A"/>
       </a:dk2>
       <a:lt2>
-        <a:srgbClr val="E8E8E8"/>
+        <a:srgbClr val="E7E6E6"/>
       </a:lt2>
       <a:accent1>
-        <a:srgbClr val="156082"/>
+        <a:srgbClr val="4472C4"/>
       </a:accent1>
       <a:accent2>
-        <a:srgbClr val="E97132"/>
+        <a:srgbClr val="ED7D31"/>
       </a:accent2>
       <a:accent3>
-        <a:srgbClr val="196B24"/>
+        <a:srgbClr val="A5A5A5"/>
       </a:accent3>
       <a:accent4>
-        <a:srgbClr val="0F9ED5"/>
+        <a:srgbClr val="FFC000"/>
       </a:accent4>
       <a:accent5>
-        <a:srgbClr val="A02B93"/>
+        <a:srgbClr val="5B9BD5"/>
       </a:accent5>
       <a:accent6>
-        <a:srgbClr val="4EA72E"/>
+        <a:srgbClr val="70AD47"/>
       </a:accent6>
       <a:hlink>
-        <a:srgbClr val="467886"/>
+        <a:srgbClr val="0563C1"/>
       </a:hlink>
       <a:folHlink>
-        <a:srgbClr val="96607D"/>
+        <a:srgbClr val="954F72"/>
       </a:folHlink>
     </a:clrScheme>
     <a:fontScheme name="Office">
       <a:majorFont>
-        <a:latin typeface="Aptos Display" panose="02110004020202020204"/>
+        <a:latin typeface="等线 Light" panose="020F0302020204030204"/>
         <a:ea typeface=""/>
         <a:cs typeface=""/>
         <a:font script="Jpan" typeface="游ゴシック Light"/>
@@ -15257,26 +16888,9 @@
         <a:font script="Viet" typeface="Times New Roman"/>
         <a:font script="Uigh" typeface="Microsoft Uighur"/>
         <a:font script="Geor" typeface="Sylfaen"/>
-        <a:font script="Armn" typeface="Arial"/>
-        <a:font script="Bugi" typeface="Leelawadee UI"/>
-        <a:font script="Bopo" typeface="Microsoft JhengHei"/>
-        <a:font script="Java" typeface="Javanese Text"/>
-        <a:font script="Lisu" typeface="Segoe UI"/>
-        <a:font script="Mymr" typeface="Myanmar Text"/>
-        <a:font script="Nkoo" typeface="Ebrima"/>
-        <a:font script="Olck" typeface="Nirmala UI"/>
-        <a:font script="Osma" typeface="Ebrima"/>
-        <a:font script="Phag" typeface="Phagspa"/>
-        <a:font script="Syrn" typeface="Estrangelo Edessa"/>
-        <a:font script="Syrj" typeface="Estrangelo Edessa"/>
-        <a:font script="Syre" typeface="Estrangelo Edessa"/>
-        <a:font script="Sora" typeface="Nirmala UI"/>
-        <a:font script="Tale" typeface="Microsoft Tai Le"/>
-        <a:font script="Talu" typeface="Microsoft New Tai Lue"/>
-        <a:font script="Tfng" typeface="Ebrima"/>
       </a:majorFont>
       <a:minorFont>
-        <a:latin typeface="Aptos" panose="02110004020202020204"/>
+        <a:latin typeface="等线" panose="020F0502020204030204"/>
         <a:ea typeface=""/>
         <a:cs typeface=""/>
         <a:font script="Jpan" typeface="游明朝"/>
@@ -15309,23 +16923,6 @@
         <a:font script="Viet" typeface="Arial"/>
         <a:font script="Uigh" typeface="Microsoft Uighur"/>
         <a:font script="Geor" typeface="Sylfaen"/>
-        <a:font script="Armn" typeface="Arial"/>
-        <a:font script="Bugi" typeface="Leelawadee UI"/>
-        <a:font script="Bopo" typeface="Microsoft JhengHei"/>
-        <a:font script="Java" typeface="Javanese Text"/>
-        <a:font script="Lisu" typeface="Segoe UI"/>
-        <a:font script="Mymr" typeface="Myanmar Text"/>
-        <a:font script="Nkoo" typeface="Ebrima"/>
-        <a:font script="Olck" typeface="Nirmala UI"/>
-        <a:font script="Osma" typeface="Ebrima"/>
-        <a:font script="Phag" typeface="Phagspa"/>
-        <a:font script="Syrn" typeface="Estrangelo Edessa"/>
-        <a:font script="Syrj" typeface="Estrangelo Edessa"/>
-        <a:font script="Syre" typeface="Estrangelo Edessa"/>
-        <a:font script="Sora" typeface="Nirmala UI"/>
-        <a:font script="Tale" typeface="Microsoft Tai Le"/>
-        <a:font script="Talu" typeface="Microsoft New Tai Lue"/>
-        <a:font script="Tfng" typeface="Ebrima"/>
       </a:minorFont>
     </a:fontScheme>
     <a:fmtScheme name="Office">
@@ -15470,8 +17067,20 @@
   <a:extraClrSchemeLst/>
   <a:extLst>
     <a:ext uri="{05A4C25C-085E-4340-85A3-A5531E510DB2}">
-      <thm15:themeFamily xmlns:thm15="http://schemas.microsoft.com/office/thememl/2012/main" name="Office Theme" id="{2E142A2C-CD16-42D6-873A-C26D2A0506FA}" vid="{1BDDFF52-6CD6-40A5-AB3C-68EB2F1E4D0A}"/>
+      <thm15:themeFamily xmlns:thm15="http://schemas.microsoft.com/office/thememl/2012/main" name="Office Theme" id="{62F939B6-93AF-4DB8-9C6B-D6C7DFDC589F}" vid="{4A3C46E8-61CC-4603-A589-7422A47A8E4A}"/>
     </a:ext>
   </a:extLst>
 </a:theme>
+</file>
+
+<file path=customXml/item1.xml><?xml version="1.0" encoding="utf-8"?>
+<b:Sources xmlns:b="http://schemas.openxmlformats.org/officeDocument/2006/bibliography" xmlns="http://schemas.openxmlformats.org/officeDocument/2006/bibliography" SelectedStyle="\APASixthEditionOfficeOnline.xsl" StyleName="APA" Version="6"/>
+</file>
+
+<file path=customXml/itemProps1.xml><?xml version="1.0" encoding="utf-8"?>
+<ds:datastoreItem xmlns:ds="http://schemas.openxmlformats.org/officeDocument/2006/customXml" ds:itemID="{82024873-5397-4622-B276-59E1A5388BED}">
+  <ds:schemaRefs>
+    <ds:schemaRef ds:uri="http://schemas.openxmlformats.org/officeDocument/2006/bibliography"/>
+  </ds:schemaRefs>
+</ds:datastoreItem>
 </file>